--- a/fuentes/41730056_CFA02_DU.docx
+++ b/fuentes/41730056_CFA02_DU.docx
@@ -1,6 +1,6 @@
 
 <file path=word/document.xml><?xml version="1.0" encoding="utf-8"?>
-<w:document xmlns:wpc="http://schemas.microsoft.com/office/word/2010/wordprocessingCanvas" xmlns:cx="http://schemas.microsoft.com/office/drawing/2014/chartex" xmlns:cx1="http://schemas.microsoft.com/office/drawing/2015/9/8/chartex" xmlns:cx2="http://schemas.microsoft.com/office/drawing/2015/10/21/chartex" xmlns:cx3="http://schemas.microsoft.com/office/drawing/2016/5/9/chartex" xmlns:cx4="http://schemas.microsoft.com/office/drawing/2016/5/10/chartex" xmlns:cx5="http://schemas.microsoft.com/office/drawing/2016/5/11/chartex" xmlns:cx6="http://schemas.microsoft.com/office/drawing/2016/5/12/chartex" xmlns:cx7="http://schemas.microsoft.com/office/drawing/2016/5/13/chartex" xmlns:cx8="http://schemas.microsoft.com/office/drawing/2016/5/14/chartex" xmlns:mc="http://schemas.openxmlformats.org/markup-compatibility/2006" xmlns:aink="http://schemas.microsoft.com/office/drawing/2016/ink" xmlns:am3d="http://schemas.microsoft.com/office/drawing/2017/model3d" xmlns:o="urn:schemas-microsoft-com:office:office" xmlns:oel="http://schemas.microsoft.com/office/2019/extlst" xmlns:r="http://schemas.openxmlformats.org/officeDocument/2006/relationships" xmlns:m="http://schemas.openxmlformats.org/officeDocument/2006/math" xmlns:v="urn:schemas-microsoft-com:vml" xmlns:wp14="http://schemas.microsoft.com/office/word/2010/wordprocessingDrawing" xmlns:wp="http://schemas.openxmlformats.org/drawingml/2006/wordprocessingDrawing" xmlns:w10="urn:schemas-microsoft-com:office:word" xmlns:w="http://schemas.openxmlformats.org/wordprocessingml/2006/main" xmlns:w14="http://schemas.microsoft.com/office/word/2010/wordml" xmlns:w15="http://schemas.microsoft.com/office/word/2012/wordml" xmlns:w16cex="http://schemas.microsoft.com/office/word/2018/wordml/cex" xmlns:w16cid="http://schemas.microsoft.com/office/word/2016/wordml/cid" xmlns:w16="http://schemas.microsoft.com/office/word/2018/wordml" xmlns:w16du="http://schemas.microsoft.com/office/word/2023/wordml/word16du" xmlns:w16sdtdh="http://schemas.microsoft.com/office/word/2020/wordml/sdtdatahash" xmlns:w16sdtfl="http://schemas.microsoft.com/office/word/2024/wordml/sdtformatlock" xmlns:w16se="http://schemas.microsoft.com/office/word/2015/wordml/symex" xmlns:wpg="http://schemas.microsoft.com/office/word/2010/wordprocessingGroup" xmlns:wpi="http://schemas.microsoft.com/office/word/2010/wordprocessingInk" xmlns:wne="http://schemas.microsoft.com/office/word/2006/wordml" xmlns:wps="http://schemas.microsoft.com/office/word/2010/wordprocessingShape" mc:Ignorable="w14 w15 w16se w16cid w16 w16cex w16sdtdh w16sdtfl w16du wp14">
+<w:document xmlns:wpc="http://schemas.microsoft.com/office/word/2010/wordprocessingCanvas" xmlns:cx="http://schemas.microsoft.com/office/drawing/2014/chartex" xmlns:cx1="http://schemas.microsoft.com/office/drawing/2015/9/8/chartex" xmlns:cx2="http://schemas.microsoft.com/office/drawing/2015/10/21/chartex" xmlns:cx3="http://schemas.microsoft.com/office/drawing/2016/5/9/chartex" xmlns:cx4="http://schemas.microsoft.com/office/drawing/2016/5/10/chartex" xmlns:cx5="http://schemas.microsoft.com/office/drawing/2016/5/11/chartex" xmlns:cx6="http://schemas.microsoft.com/office/drawing/2016/5/12/chartex" xmlns:cx7="http://schemas.microsoft.com/office/drawing/2016/5/13/chartex" xmlns:cx8="http://schemas.microsoft.com/office/drawing/2016/5/14/chartex" xmlns:mc="http://schemas.openxmlformats.org/markup-compatibility/2006" xmlns:aink="http://schemas.microsoft.com/office/drawing/2016/ink" xmlns:am3d="http://schemas.microsoft.com/office/drawing/2017/model3d" xmlns:o="urn:schemas-microsoft-com:office:office" xmlns:r="http://schemas.openxmlformats.org/officeDocument/2006/relationships" xmlns:m="http://schemas.openxmlformats.org/officeDocument/2006/math" xmlns:v="urn:schemas-microsoft-com:vml" xmlns:wp14="http://schemas.microsoft.com/office/word/2010/wordprocessingDrawing" xmlns:wp="http://schemas.openxmlformats.org/drawingml/2006/wordprocessingDrawing" xmlns:w10="urn:schemas-microsoft-com:office:word" xmlns:w="http://schemas.openxmlformats.org/wordprocessingml/2006/main" xmlns:w14="http://schemas.microsoft.com/office/word/2010/wordml" xmlns:w15="http://schemas.microsoft.com/office/word/2012/wordml" xmlns:w16cex="http://schemas.microsoft.com/office/word/2018/wordml/cex" xmlns:w16cid="http://schemas.microsoft.com/office/word/2016/wordml/cid" xmlns:w16="http://schemas.microsoft.com/office/word/2018/wordml" xmlns:w16sdtdh="http://schemas.microsoft.com/office/word/2020/wordml/sdtdatahash" xmlns:w16se="http://schemas.microsoft.com/office/word/2015/wordml/symex" xmlns:wpg="http://schemas.microsoft.com/office/word/2010/wordprocessingGroup" xmlns:wpi="http://schemas.microsoft.com/office/word/2010/wordprocessingInk" xmlns:wne="http://schemas.microsoft.com/office/word/2006/wordml" xmlns:wps="http://schemas.microsoft.com/office/word/2010/wordprocessingShape" mc:Ignorable="w14 w15 w16se w16cid w16 w16cex w16sdtdh wp14">
   <w:body>
     <w:p>
       <w:pPr>
@@ -207,7 +207,7 @@
               </wp:anchor>
             </w:drawing>
           </mc:Choice>
-          <mc:Fallback>
+          <mc:Fallback xmlns:w16sdtfl="http://schemas.microsoft.com/office/word/2024/wordml/sdtformatlock" xmlns:w16du="http://schemas.microsoft.com/office/word/2023/wordml/word16du" xmlns:oel="http://schemas.microsoft.com/office/2019/extlst">
             <w:pict>
               <v:rect w14:anchorId="4D2A1200" id="Rectángulo 3" o:spid="_x0000_s1026" alt="&quot;&quot;" style="position:absolute;margin-left:0;margin-top:18.3pt;width:616.85pt;height:192.75pt;z-index:-251655168;visibility:visible;mso-wrap-style:square;mso-width-percent:0;mso-height-percent:0;mso-wrap-distance-left:9pt;mso-wrap-distance-top:0;mso-wrap-distance-right:9pt;mso-wrap-distance-bottom:0;mso-position-horizontal:left;mso-position-horizontal-relative:page;mso-position-vertical:absolute;mso-position-vertical-relative:text;mso-width-percent:0;mso-height-percent:0;mso-width-relative:margin;mso-height-relative:margin;v-text-anchor:middle" o:gfxdata="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" fillcolor="#00314d" stroked="f" strokeweight="1pt">
                 <w10:wrap anchorx="page"/>
@@ -312,7 +312,7 @@
               </wp:anchor>
             </w:drawing>
           </mc:Choice>
-          <mc:Fallback>
+          <mc:Fallback xmlns:w16sdtfl="http://schemas.microsoft.com/office/word/2024/wordml/sdtformatlock" xmlns:w16du="http://schemas.microsoft.com/office/word/2023/wordml/word16du" xmlns:oel="http://schemas.microsoft.com/office/2019/extlst">
             <w:pict>
               <v:shapetype w14:anchorId="2E2DABF6" id="_x0000_t202" coordsize="21600,21600" o:spt="202" path="m,l,21600r21600,l21600,xe">
                 <v:stroke joinstyle="miter"/>
@@ -3330,15 +3330,7 @@
               <w:t>Design Thinking</w:t>
             </w:r>
             <w:r>
-              <w:t xml:space="preserve">, un método que permite comprender profundamente un problema, definir con claridad qué se quiere solucionar y diseñar una propuesta adecuada. Este proceso se fundamenta en la empatía hacia los usuarios, la creatividad y la iteración constante. Además, se abordará el Human-Centered </w:t>
-            </w:r>
-            <w:proofErr w:type="spellStart"/>
-            <w:r>
-              <w:t>Design</w:t>
-            </w:r>
-            <w:proofErr w:type="spellEnd"/>
-            <w:r>
-              <w:t xml:space="preserve"> (HCD), un enfoque que prioriza a las personas, sus necesidades y su contexto en el proceso de diseño. Sus principios clave incluyen la observación, la colaboración, el prototipado y la mejora continua, garantizando que las soluciones respondan realmente a quienes las utilizan. </w:t>
+              <w:t xml:space="preserve">, un método que permite comprender profundamente un problema, definir con claridad qué se quiere solucionar y diseñar una propuesta adecuada. Este proceso se fundamenta en la empatía hacia los usuarios, la creatividad y la iteración constante. Además, se abordará el Human-Centered Design (HCD), un enfoque que prioriza a las personas, sus necesidades y su contexto en el proceso de diseño. Sus principios clave incluyen la observación, la colaboración, el prototipado y la mejora continua, garantizando que las soluciones respondan realmente a quienes las utilizan. </w:t>
             </w:r>
           </w:p>
           <w:p>
@@ -3439,31 +3431,13 @@
         </w:rPr>
         <w:t xml:space="preserve">La salud pública enfrenta desafíos cada vez más complejos relacionados con la prevención de enfermedades, la promoción de hábitos saludables, el acceso equitativo a los servicios de salud y la atención de las necesidades de poblaciones diversas. En este contexto, metodologías de innovación como </w:t>
       </w:r>
-      <w:proofErr w:type="spellStart"/>
       <w:r>
         <w:rPr>
           <w:rStyle w:val="Extranjerismo"/>
           <w:lang w:val="es-419"/>
         </w:rPr>
-        <w:t>Design</w:t>
-      </w:r>
-      <w:proofErr w:type="spellEnd"/>
-      <w:r>
-        <w:rPr>
-          <w:rStyle w:val="Extranjerismo"/>
-          <w:lang w:val="es-419"/>
-        </w:rPr>
-        <w:t xml:space="preserve"> </w:t>
-      </w:r>
-      <w:proofErr w:type="spellStart"/>
-      <w:r>
-        <w:rPr>
-          <w:rStyle w:val="Extranjerismo"/>
-          <w:lang w:val="es-419"/>
-        </w:rPr>
-        <w:t>Thinking</w:t>
-      </w:r>
-      <w:proofErr w:type="spellEnd"/>
+        <w:t>Design Thinking</w:t>
+      </w:r>
       <w:r>
         <w:rPr>
           <w:rFonts w:ascii="Calibri" w:hAnsi="Calibri" w:cs="Calibri"/>
@@ -3477,17 +3451,8 @@
           <w:rStyle w:val="Extranjerismo"/>
           <w:lang w:val="es-419"/>
         </w:rPr>
-        <w:t xml:space="preserve">Human-Centered </w:t>
-      </w:r>
-      <w:proofErr w:type="spellStart"/>
-      <w:r>
-        <w:rPr>
-          <w:rStyle w:val="Extranjerismo"/>
-          <w:lang w:val="es-419"/>
-        </w:rPr>
-        <w:t>Design</w:t>
-      </w:r>
-      <w:proofErr w:type="spellEnd"/>
+        <w:t>Human-Centered Design</w:t>
+      </w:r>
       <w:r>
         <w:rPr>
           <w:rFonts w:ascii="Calibri" w:hAnsi="Calibri" w:cs="Calibri"/>
@@ -3525,7 +3490,6 @@
         </w:rPr>
         <w:t xml:space="preserve">Qué es </w:t>
       </w:r>
-      <w:proofErr w:type="spellStart"/>
       <w:r>
         <w:rPr>
           <w:rStyle w:val="Extranjerismo"/>
@@ -3533,14 +3497,12 @@
         </w:rPr>
         <w:t>Design</w:t>
       </w:r>
-      <w:proofErr w:type="spellEnd"/>
       <w:r>
         <w:rPr>
           <w:lang w:val="es-419" w:eastAsia="es-CO"/>
         </w:rPr>
         <w:t xml:space="preserve"> </w:t>
       </w:r>
-      <w:proofErr w:type="spellStart"/>
       <w:r>
         <w:rPr>
           <w:rStyle w:val="Extranjerismo"/>
@@ -3548,7 +3510,6 @@
         </w:rPr>
         <w:t>Thinking</w:t>
       </w:r>
-      <w:proofErr w:type="spellEnd"/>
       <w:r>
         <w:rPr>
           <w:lang w:val="es-419" w:eastAsia="es-CO"/>
@@ -3568,31 +3529,13 @@
         </w:rPr>
         <w:t xml:space="preserve">Tradicionalmente, el </w:t>
       </w:r>
-      <w:proofErr w:type="spellStart"/>
       <w:r>
         <w:rPr>
           <w:rStyle w:val="Extranjerismo"/>
           <w:lang w:val="es-CO" w:eastAsia="es-CO"/>
         </w:rPr>
-        <w:t>Design</w:t>
-      </w:r>
-      <w:proofErr w:type="spellEnd"/>
-      <w:r>
-        <w:rPr>
-          <w:rStyle w:val="Extranjerismo"/>
-          <w:lang w:val="es-CO" w:eastAsia="es-CO"/>
-        </w:rPr>
-        <w:t xml:space="preserve"> </w:t>
-      </w:r>
-      <w:proofErr w:type="spellStart"/>
-      <w:r>
-        <w:rPr>
-          <w:rStyle w:val="Extranjerismo"/>
-          <w:lang w:val="es-CO" w:eastAsia="es-CO"/>
-        </w:rPr>
-        <w:t>Thinking</w:t>
-      </w:r>
-      <w:proofErr w:type="spellEnd"/>
+        <w:t>Design Thinking</w:t>
+      </w:r>
       <w:r>
         <w:rPr>
           <w:lang w:eastAsia="es-CO"/>
@@ -3756,31 +3699,20 @@
         </w:rPr>
         <w:t xml:space="preserve">El enfoque se apoya en valores fundamentales que guían su práctica, los principios del </w:t>
       </w:r>
-      <w:proofErr w:type="spellStart"/>
       <w:r>
         <w:rPr>
           <w:rStyle w:val="Extranjerismo"/>
           <w:lang w:val="es-CO" w:eastAsia="es-CO"/>
         </w:rPr>
-        <w:t>Design</w:t>
-      </w:r>
-      <w:proofErr w:type="spellEnd"/>
+        <w:t xml:space="preserve">Design </w:t>
+      </w:r>
       <w:r>
         <w:rPr>
           <w:rStyle w:val="Extranjerismo"/>
           <w:lang w:val="es-CO" w:eastAsia="es-CO"/>
         </w:rPr>
-        <w:t xml:space="preserve"> </w:t>
-      </w:r>
-      <w:proofErr w:type="spellStart"/>
-      <w:r>
-        <w:rPr>
-          <w:rStyle w:val="Extranjerismo"/>
-          <w:lang w:val="es-CO" w:eastAsia="es-CO"/>
-        </w:rPr>
         <w:t>Thinking</w:t>
       </w:r>
-      <w:proofErr w:type="spellEnd"/>
       <w:r>
         <w:rPr>
           <w:lang w:eastAsia="es-CO"/>
@@ -3924,84 +3856,39 @@
         </w:rPr>
         <w:t xml:space="preserve">Es importante tener en cuenta que más que una técnica, el </w:t>
       </w:r>
-      <w:proofErr w:type="spellStart"/>
       <w:r>
         <w:rPr>
           <w:rStyle w:val="Extranjerismo"/>
           <w:lang w:val="es-CO" w:eastAsia="es-CO"/>
         </w:rPr>
-        <w:t>Design</w:t>
-      </w:r>
-      <w:proofErr w:type="spellEnd"/>
+        <w:t>Design Thinking</w:t>
+      </w:r>
+      <w:r>
+        <w:rPr>
+          <w:lang w:eastAsia="es-CO"/>
+        </w:rPr>
+        <w:t xml:space="preserve"> es una mentalidad que impulsa a quienes investigan e innovan. La mentalidad de un </w:t>
+      </w:r>
       <w:r>
         <w:rPr>
           <w:rStyle w:val="Extranjerismo"/>
           <w:lang w:val="es-CO" w:eastAsia="es-CO"/>
         </w:rPr>
-        <w:t xml:space="preserve"> </w:t>
-      </w:r>
-      <w:proofErr w:type="spellStart"/>
+        <w:t>Design Thinker</w:t>
+      </w:r>
+      <w:r>
+        <w:rPr>
+          <w:lang w:eastAsia="es-CO"/>
+        </w:rPr>
+        <w:t xml:space="preserve"> se centra en la empatía con el usuario, el optimismo, la colaboración multidisciplinaria, la iteración constante y la aceptación del fracaso temprano como parte del proceso de aprendizaje. Se trata de un enfoque ágil y centrado en el ser humano para resolver problemas complejos a través de la creatividad, la experimentación y el pensamiento práctico. En general, se puede concretar la mentalidad del </w:t>
+      </w:r>
       <w:r>
         <w:rPr>
           <w:rStyle w:val="Extranjerismo"/>
           <w:lang w:val="es-CO" w:eastAsia="es-CO"/>
         </w:rPr>
-        <w:t>Thinking</w:t>
-      </w:r>
-      <w:proofErr w:type="spellEnd"/>
-      <w:r>
-        <w:rPr>
-          <w:lang w:eastAsia="es-CO"/>
-        </w:rPr>
-        <w:t xml:space="preserve"> es una mentalidad que impulsa a quienes investigan e innovan. La mentalidad de un </w:t>
-      </w:r>
-      <w:proofErr w:type="spellStart"/>
-      <w:r>
-        <w:rPr>
-          <w:rStyle w:val="Extranjerismo"/>
-          <w:lang w:val="es-CO" w:eastAsia="es-CO"/>
-        </w:rPr>
-        <w:t>Design</w:t>
-      </w:r>
-      <w:proofErr w:type="spellEnd"/>
-      <w:r>
-        <w:rPr>
-          <w:rStyle w:val="Extranjerismo"/>
-          <w:lang w:val="es-CO" w:eastAsia="es-CO"/>
-        </w:rPr>
-        <w:t xml:space="preserve"> </w:t>
-      </w:r>
-      <w:proofErr w:type="spellStart"/>
-      <w:r>
-        <w:rPr>
-          <w:rStyle w:val="Extranjerismo"/>
-          <w:lang w:val="es-CO" w:eastAsia="es-CO"/>
-        </w:rPr>
-        <w:t>Thinker</w:t>
-      </w:r>
-      <w:proofErr w:type="spellEnd"/>
-      <w:r>
-        <w:rPr>
-          <w:lang w:eastAsia="es-CO"/>
-        </w:rPr>
-        <w:t xml:space="preserve"> se centra en la empatía con el usuario, el optimismo, la colaboración multidisciplinaria, la iteración constante y la aceptación del fracaso temprano como parte del proceso de aprendizaje. Se trata de un enfoque ágil y centrado en el ser humano para resolver problemas complejos a través de la creatividad, la experimentación y el pensamiento práctico. En general, se puede concretar la mentalidad del </w:t>
-      </w:r>
-      <w:r>
-        <w:rPr>
-          <w:rStyle w:val="Extranjerismo"/>
-          <w:lang w:val="es-CO" w:eastAsia="es-CO"/>
-        </w:rPr>
-        <w:t xml:space="preserve">Desing </w:t>
-      </w:r>
-      <w:proofErr w:type="spellStart"/>
-      <w:r>
-        <w:rPr>
-          <w:rStyle w:val="Extranjerismo"/>
-          <w:lang w:val="es-CO" w:eastAsia="es-CO"/>
-        </w:rPr>
-        <w:t>Thinker</w:t>
-      </w:r>
-      <w:proofErr w:type="spellEnd"/>
+        <w:t>Desing Thinker</w:t>
+      </w:r>
       <w:r>
         <w:rPr>
           <w:lang w:eastAsia="es-CO"/>
@@ -4196,21 +4083,7 @@
         <w:rPr>
           <w:lang w:eastAsia="es-CO"/>
         </w:rPr>
-        <w:t>Reducción de riesgos al validar o probar temprano (</w:t>
-      </w:r>
-      <w:proofErr w:type="spellStart"/>
-      <w:r>
-        <w:rPr>
-          <w:lang w:eastAsia="es-CO"/>
-        </w:rPr>
-        <w:t>IxDF</w:t>
-      </w:r>
-      <w:proofErr w:type="spellEnd"/>
-      <w:r>
-        <w:rPr>
-          <w:lang w:eastAsia="es-CO"/>
-        </w:rPr>
-        <w:t>, 2016).</w:t>
+        <w:t>Reducción de riesgos al validar o probar temprano (IxDF, 2016).</w:t>
       </w:r>
     </w:p>
     <w:p>
@@ -4255,37 +4128,12 @@
         </w:rPr>
         <w:t xml:space="preserve">A continuación, se presenta con mayor profundidad cada una de las fases del proceso de </w:t>
       </w:r>
-      <w:proofErr w:type="spellStart"/>
       <w:r>
         <w:rPr>
           <w:rStyle w:val="Extranjerismo"/>
           <w:lang w:val="es-CO" w:eastAsia="es-CO"/>
         </w:rPr>
-        <w:t>Design</w:t>
-      </w:r>
-      <w:proofErr w:type="spellEnd"/>
-      <w:r>
-        <w:rPr>
-          <w:rStyle w:val="Extranjerismo"/>
-          <w:lang w:val="es-CO" w:eastAsia="es-CO"/>
-        </w:rPr>
-        <w:t xml:space="preserve"> </w:t>
-      </w:r>
-      <w:proofErr w:type="spellStart"/>
-      <w:r>
-        <w:rPr>
-          <w:rStyle w:val="Extranjerismo"/>
-          <w:lang w:val="es-CO" w:eastAsia="es-CO"/>
-        </w:rPr>
-        <w:t>Thinking</w:t>
-      </w:r>
-      <w:proofErr w:type="spellEnd"/>
-      <w:r>
-        <w:rPr>
-          <w:rStyle w:val="Extranjerismo"/>
-          <w:lang w:val="es-CO" w:eastAsia="es-CO"/>
-        </w:rPr>
-        <w:t>:</w:t>
+        <w:t>Design Thinking:</w:t>
       </w:r>
     </w:p>
     <w:p>
@@ -4455,21 +4303,7 @@
         <w:rPr>
           <w:lang w:eastAsia="es-CO"/>
         </w:rPr>
-        <w:t>De acuerdo con la Fundación para el Diseño y la Interacción (</w:t>
-      </w:r>
-      <w:proofErr w:type="spellStart"/>
-      <w:r>
-        <w:rPr>
-          <w:lang w:eastAsia="es-CO"/>
-        </w:rPr>
-        <w:t>IxDF</w:t>
-      </w:r>
-      <w:proofErr w:type="spellEnd"/>
-      <w:r>
-        <w:rPr>
-          <w:lang w:eastAsia="es-CO"/>
-        </w:rPr>
-        <w:t xml:space="preserve">, 2016), hoy en día hablar de salud implica no solo es referirse a la enfermedad, sino también, y especialmente, a las personas y a sus experiencias. Aunque el sistema sanitario presenta múltiples oportunidades de mejora, las estrategias y reflexiones sobre cómo </w:t>
+        <w:t xml:space="preserve">De acuerdo con la Fundación para el Diseño y la Interacción (IxDF, 2016), hoy en día hablar de salud implica no solo es referirse a la enfermedad, sino también, y especialmente, a las personas y a sus experiencias. Aunque el sistema sanitario presenta múltiples oportunidades de mejora, las estrategias y reflexiones sobre cómo </w:t>
       </w:r>
       <w:r>
         <w:rPr>
@@ -4662,41 +4496,13 @@
         <w:rPr>
           <w:lang w:eastAsia="es-CO"/>
         </w:rPr>
-        <w:t xml:space="preserve"> </w:t>
-      </w:r>
-      <w:proofErr w:type="spellStart"/>
-      <w:r>
-        <w:rPr>
-          <w:lang w:eastAsia="es-CO"/>
-        </w:rPr>
-        <w:t>Healthcare</w:t>
-      </w:r>
-      <w:proofErr w:type="spellEnd"/>
-      <w:r>
-        <w:rPr>
-          <w:lang w:eastAsia="es-CO"/>
-        </w:rPr>
-        <w:t>,</w:t>
-      </w:r>
-      <w:r>
-        <w:rPr>
-          <w:lang w:eastAsia="es-CO"/>
-        </w:rPr>
-        <w:t xml:space="preserve"> que emplea esta metodología en el diseño de equipamiento médico y en la experiencia del paciente durante su uso. Un ejemplo es el trabajo de Doug Dietz, diseñador industrial, quien creó una máquina de resonancia magnética que representó un gran avance tecnológico. Sin embargo, descubrió que muchas personas, especialmente los niños, experimentaban miedo y ansiedad intensa al utilizarla. A partir de esta observación, propuso rediseñar la experiencia completa: desde el aspecto externo de la máquina hasta el espacio donde se realizaba el procedimiento. Transformó las salas en escenarios imaginarios, como una nave espacial o un barco pirata, lo que convirtió el examen de resonancia magnética en una aventura lúdica para los más pequeños (Saavedra, </w:t>
-      </w:r>
-      <w:proofErr w:type="spellStart"/>
-      <w:r>
-        <w:rPr>
-          <w:lang w:eastAsia="es-CO"/>
-        </w:rPr>
-        <w:t>sf</w:t>
-      </w:r>
-      <w:proofErr w:type="spellEnd"/>
-      <w:r>
-        <w:rPr>
-          <w:lang w:eastAsia="es-CO"/>
-        </w:rPr>
-        <w:t>).</w:t>
+        <w:t xml:space="preserve"> Healthcare,</w:t>
+      </w:r>
+      <w:r>
+        <w:rPr>
+          <w:lang w:eastAsia="es-CO"/>
+        </w:rPr>
+        <w:t xml:space="preserve"> que emplea esta metodología en el diseño de equipamiento médico y en la experiencia del paciente durante su uso. Un ejemplo es el trabajo de Doug Dietz, diseñador industrial, quien creó una máquina de resonancia magnética que representó un gran avance tecnológico. Sin embargo, descubrió que muchas personas, especialmente los niños, experimentaban miedo y ansiedad intensa al utilizarla. A partir de esta observación, propuso rediseñar la experiencia completa: desde el aspecto externo de la máquina hasta el espacio donde se realizaba el procedimiento. Transformó las salas en escenarios imaginarios, como una nave espacial o un barco pirata, lo que convirtió el examen de resonancia magnética en una aventura lúdica para los más pequeños (Saavedra, sf).</w:t>
       </w:r>
     </w:p>
     <w:p>
@@ -5144,15 +4950,7 @@
       </w:pPr>
       <w:bookmarkStart w:id="5" w:name="_Toc223362072"/>
       <w:r>
-        <w:t xml:space="preserve">Fundamentos del Human-Centered </w:t>
-      </w:r>
-      <w:proofErr w:type="spellStart"/>
-      <w:r>
-        <w:t>Design</w:t>
-      </w:r>
-      <w:proofErr w:type="spellEnd"/>
-      <w:r>
-        <w:t xml:space="preserve"> (HCD</w:t>
+        <w:t>Fundamentos del Human-Centered Design (HCD</w:t>
       </w:r>
       <w:r>
         <w:t>)</w:t>
@@ -5440,21 +5238,7 @@
         <w:rPr>
           <w:lang w:eastAsia="es-CO"/>
         </w:rPr>
-        <w:t xml:space="preserve">epresentaciones </w:t>
-      </w:r>
-      <w:proofErr w:type="spellStart"/>
-      <w:r>
-        <w:rPr>
-          <w:lang w:eastAsia="es-CO"/>
-        </w:rPr>
-        <w:t>semi-ficticias</w:t>
-      </w:r>
-      <w:proofErr w:type="spellEnd"/>
-      <w:r>
-        <w:rPr>
-          <w:lang w:eastAsia="es-CO"/>
-        </w:rPr>
-        <w:t xml:space="preserve"> de los usuarios típicos, creadas a partir de la investigación. Incluyen datos demográficos, motivaciones, objetivos y frustraciones, lo que ayuda al equipo a comprender con quién está diseñando.</w:t>
+        <w:t>epresentaciones semi-ficticias de los usuarios típicos, creadas a partir de la investigación. Incluyen datos demográficos, motivaciones, objetivos y frustraciones, lo que ayuda al equipo a comprender con quién está diseñando.</w:t>
       </w:r>
     </w:p>
     <w:p>
@@ -6320,7 +6104,15 @@
           <w:szCs w:val="24"/>
           <w:lang w:val="es-419" w:eastAsia="es-CO"/>
         </w:rPr>
-        <w:t>Nota. SENA, 2025.</w:t>
+        <w:t xml:space="preserve">Nota. </w:t>
+      </w:r>
+      <w:r>
+        <w:rPr>
+          <w:sz w:val="24"/>
+          <w:szCs w:val="24"/>
+          <w:lang w:val="es-419" w:eastAsia="es-CO"/>
+        </w:rPr>
+        <w:t>INS, SENA 2025.</w:t>
       </w:r>
     </w:p>
     <w:p>
@@ -7042,21 +6834,7 @@
         <w:rPr>
           <w:lang w:eastAsia="es-CO"/>
         </w:rPr>
-        <w:t xml:space="preserve">Los principios básicos del testeo con usuarios se centran en definir objetivos claros, seleccionar participantes representativos y crear un entorno de prueba adecuado para observar el comportamiento real del usuario al interactuar con un producto. Se debe planificar meticulosamente las tareas a realizar, documentar las observaciones y analizar los datos para identificar problemas de usabilidad y generar un informe con propuestas de mejora (Narváez, </w:t>
-      </w:r>
-      <w:proofErr w:type="spellStart"/>
-      <w:r>
-        <w:rPr>
-          <w:lang w:eastAsia="es-CO"/>
-        </w:rPr>
-        <w:t>sf</w:t>
-      </w:r>
-      <w:proofErr w:type="spellEnd"/>
-      <w:r>
-        <w:rPr>
-          <w:lang w:eastAsia="es-CO"/>
-        </w:rPr>
-        <w:t xml:space="preserve">). </w:t>
+        <w:t xml:space="preserve">Los principios básicos del testeo con usuarios se centran en definir objetivos claros, seleccionar participantes representativos y crear un entorno de prueba adecuado para observar el comportamiento real del usuario al interactuar con un producto. Se debe planificar meticulosamente las tareas a realizar, documentar las observaciones y analizar los datos para identificar problemas de usabilidad y generar un informe con propuestas de mejora (Narváez, sf). </w:t>
       </w:r>
     </w:p>
     <w:p>
@@ -9873,21 +9651,7 @@
         <w:rPr>
           <w:lang w:eastAsia="es-CO"/>
         </w:rPr>
-        <w:t xml:space="preserve">De acuerdo con lo establecido por la organización </w:t>
-      </w:r>
-      <w:proofErr w:type="spellStart"/>
-      <w:r>
-        <w:rPr>
-          <w:lang w:eastAsia="es-CO"/>
-        </w:rPr>
-        <w:t>Solvingadhoc</w:t>
-      </w:r>
-      <w:proofErr w:type="spellEnd"/>
-      <w:r>
-        <w:rPr>
-          <w:lang w:eastAsia="es-CO"/>
-        </w:rPr>
-        <w:t xml:space="preserve"> (2017), en el enfoque </w:t>
+        <w:t xml:space="preserve">De acuerdo con lo establecido por la organización Solvingadhoc (2017), en el enfoque </w:t>
       </w:r>
       <w:r>
         <w:rPr>
@@ -10903,21 +10667,7 @@
           <w:lang w:eastAsia="es-CO"/>
         </w:rPr>
         <w:lastRenderedPageBreak/>
-        <w:t>botella, priorizar tareas críticas y tomar decisiones basadas en evidencia. Su aplicación resulta particularmente útil en proyectos de vigilancia epidemiológica, gestión de laboratorios, coordinación de actividades de campo o administración de proyectos de innovación, entre otros, donde la cantidad de tareas, la interacción entre áreas y la necesidad de seguimiento continuo suelen ser elevadas (</w:t>
-      </w:r>
-      <w:proofErr w:type="spellStart"/>
-      <w:r>
-        <w:rPr>
-          <w:lang w:eastAsia="es-CO"/>
-        </w:rPr>
-        <w:t>Martins</w:t>
-      </w:r>
-      <w:proofErr w:type="spellEnd"/>
-      <w:r>
-        <w:rPr>
-          <w:lang w:eastAsia="es-CO"/>
-        </w:rPr>
-        <w:t>, 2025).</w:t>
+        <w:t>botella, priorizar tareas críticas y tomar decisiones basadas en evidencia. Su aplicación resulta particularmente útil en proyectos de vigilancia epidemiológica, gestión de laboratorios, coordinación de actividades de campo o administración de proyectos de innovación, entre otros, donde la cantidad de tareas, la interacción entre áreas y la necesidad de seguimiento continuo suelen ser elevadas (Martins, 2025).</w:t>
       </w:r>
     </w:p>
     <w:p>
@@ -11174,21 +10924,7 @@
         <w:rPr>
           <w:lang w:eastAsia="es-CO"/>
         </w:rPr>
-        <w:t xml:space="preserve">De acuerdo con </w:t>
-      </w:r>
-      <w:proofErr w:type="spellStart"/>
-      <w:r>
-        <w:rPr>
-          <w:lang w:eastAsia="es-CO"/>
-        </w:rPr>
-        <w:t>Martins</w:t>
-      </w:r>
-      <w:proofErr w:type="spellEnd"/>
-      <w:r>
-        <w:rPr>
-          <w:lang w:eastAsia="es-CO"/>
-        </w:rPr>
-        <w:t xml:space="preserve"> (2025), la implementación de </w:t>
+        <w:t xml:space="preserve">De acuerdo con Martins (2025), la implementación de </w:t>
       </w:r>
       <w:r>
         <w:rPr>
@@ -12073,21 +11809,7 @@
           <w:lang w:eastAsia="es-CO"/>
         </w:rPr>
         <w:lastRenderedPageBreak/>
-        <w:t xml:space="preserve">seguir con la </w:t>
-      </w:r>
-      <w:proofErr w:type="spellStart"/>
-      <w:r>
-        <w:rPr>
-          <w:lang w:eastAsia="es-CO"/>
-        </w:rPr>
-        <w:t>co-creación</w:t>
-      </w:r>
-      <w:proofErr w:type="spellEnd"/>
-      <w:r>
-        <w:rPr>
-          <w:lang w:eastAsia="es-CO"/>
-        </w:rPr>
-        <w:t xml:space="preserve"> de prototipos con pacientes y profesionales, según HCD, y culminar en una implementación iterativa que evalúa resultados cada semana, empleando metodologías ágiles. En este sentido, lo importante no es etiquetar la metodología, sino evidenciar el enfoque centrado en el usuario, la experimentación y la mejora continua. </w:t>
+        <w:t xml:space="preserve">seguir con la co-creación de prototipos con pacientes y profesionales, según HCD, y culminar en una implementación iterativa que evalúa resultados cada semana, empleando metodologías ágiles. En este sentido, lo importante no es etiquetar la metodología, sino evidenciar el enfoque centrado en el usuario, la experimentación y la mejora continua. </w:t>
       </w:r>
     </w:p>
     <w:p>
@@ -12614,21 +12336,12 @@
                 <w:szCs w:val="24"/>
               </w:rPr>
             </w:pPr>
-            <w:proofErr w:type="spellStart"/>
             <w:r>
               <w:rPr>
                 <w:sz w:val="24"/>
                 <w:szCs w:val="24"/>
               </w:rPr>
-              <w:t>Co-diseño</w:t>
-            </w:r>
-            <w:proofErr w:type="spellEnd"/>
-            <w:r>
-              <w:rPr>
-                <w:sz w:val="24"/>
-                <w:szCs w:val="24"/>
-              </w:rPr>
-              <w:t xml:space="preserve"> de materiales educativos con comunidades indígenas o rurales.</w:t>
+              <w:t>Co-diseño de materiales educativos con comunidades indígenas o rurales.</w:t>
             </w:r>
           </w:p>
         </w:tc>
@@ -12776,21 +12489,7 @@
           <w:lang w:eastAsia="es-CO"/>
         </w:rPr>
         <w:lastRenderedPageBreak/>
-        <w:t xml:space="preserve">capacidad para </w:t>
-      </w:r>
-      <w:proofErr w:type="spellStart"/>
-      <w:r>
-        <w:rPr>
-          <w:lang w:eastAsia="es-CO"/>
-        </w:rPr>
-        <w:t>co-crear</w:t>
-      </w:r>
-      <w:proofErr w:type="spellEnd"/>
-      <w:r>
-        <w:rPr>
-          <w:lang w:eastAsia="es-CO"/>
-        </w:rPr>
-        <w:t xml:space="preserve"> soluciones pertinentes con las comunidades, mejorar la equidad en salud y generar modelos replicables basados en el diseño centrado en las personas y la comprensión profunda del contexto local.</w:t>
+        <w:t>capacidad para co-crear soluciones pertinentes con las comunidades, mejorar la equidad en salud y generar modelos replicables basados en el diseño centrado en las personas y la comprensión profunda del contexto local.</w:t>
       </w:r>
     </w:p>
     <w:p>
@@ -12854,21 +12553,7 @@
         <w:rPr>
           <w:lang w:eastAsia="es-CO"/>
         </w:rPr>
-        <w:t xml:space="preserve">: liderado por el Instituto Nacional de Salud de Colombia. Este modelo surgió durante la epidemia de Zika (2015–2016) e integró procesos de empatía y redefinición del problema pues parte de la identificación de necesidades de madres y niños afectados, empleó ideación y </w:t>
-      </w:r>
-      <w:proofErr w:type="spellStart"/>
-      <w:r>
-        <w:rPr>
-          <w:lang w:eastAsia="es-CO"/>
-        </w:rPr>
-        <w:t>co-diseño</w:t>
-      </w:r>
-      <w:proofErr w:type="spellEnd"/>
-      <w:r>
-        <w:rPr>
-          <w:lang w:eastAsia="es-CO"/>
-        </w:rPr>
-        <w:t xml:space="preserve"> de estrategias de atención integral, y testeo continuo con las familias mediante brigadas de salud y espacios de diálogo social. Combina el ciclo clásico de idear, prototipar, probar con el énfasis de la participación y emocional de las familias, la perspectiva de género y la contextualización territorial (Instituto Nacional de Salud, 2016).</w:t>
+        <w:t>: liderado por el Instituto Nacional de Salud de Colombia. Este modelo surgió durante la epidemia de Zika (2015–2016) e integró procesos de empatía y redefinición del problema pues parte de la identificación de necesidades de madres y niños afectados, empleó ideación y co-diseño de estrategias de atención integral, y testeo continuo con las familias mediante brigadas de salud y espacios de diálogo social. Combina el ciclo clásico de idear, prototipar, probar con el énfasis de la participación y emocional de las familias, la perspectiva de género y la contextualización territorial (Instituto Nacional de Salud, 2016).</w:t>
       </w:r>
     </w:p>
     <w:p>
@@ -13492,21 +13177,7 @@
         <w:rPr>
           <w:lang w:eastAsia="es-CO"/>
         </w:rPr>
-        <w:t>: cómo aplicar esta metodología para triunfar con tus proyectos. </w:t>
-      </w:r>
-      <w:proofErr w:type="spellStart"/>
-      <w:r>
-        <w:rPr>
-          <w:lang w:eastAsia="es-CO"/>
-        </w:rPr>
-        <w:t>Genially</w:t>
-      </w:r>
-      <w:proofErr w:type="spellEnd"/>
-      <w:r>
-        <w:rPr>
-          <w:lang w:eastAsia="es-CO"/>
-        </w:rPr>
-        <w:t> (Blog).  </w:t>
+        <w:t>: cómo aplicar esta metodología para triunfar con tus proyectos. Genially (Blog).  </w:t>
       </w:r>
     </w:p>
     <w:p>
@@ -13553,19 +13224,11 @@
           <w:lang w:eastAsia="es-CO"/>
         </w:rPr>
       </w:pPr>
-      <w:proofErr w:type="spellStart"/>
-      <w:r>
-        <w:rPr>
-          <w:lang w:eastAsia="es-CO"/>
-        </w:rPr>
-        <w:t>IxDF</w:t>
-      </w:r>
-      <w:proofErr w:type="spellEnd"/>
-      <w:r>
-        <w:rPr>
-          <w:lang w:eastAsia="es-CO"/>
-        </w:rPr>
-        <w:t> - Fundación para el Diseño de Interacción. (2016). ¿Qué es el </w:t>
+      <w:r>
+        <w:rPr>
+          <w:lang w:eastAsia="es-CO"/>
+        </w:rPr>
+        <w:t>IxDF - Fundación para el Diseño de Interacción. (2016). ¿Qué es el </w:t>
       </w:r>
       <w:r>
         <w:rPr>
@@ -13577,21 +13240,7 @@
         <w:rPr>
           <w:lang w:eastAsia="es-CO"/>
         </w:rPr>
-        <w:t>? </w:t>
-      </w:r>
-      <w:proofErr w:type="spellStart"/>
-      <w:r>
-        <w:rPr>
-          <w:lang w:eastAsia="es-CO"/>
-        </w:rPr>
-        <w:t>IxDF</w:t>
-      </w:r>
-      <w:proofErr w:type="spellEnd"/>
-      <w:r>
-        <w:rPr>
-          <w:lang w:eastAsia="es-CO"/>
-        </w:rPr>
-        <w:t> - Fundación para el Diseño de Interacción.  </w:t>
+        <w:t>? IxDF - Fundación para el Diseño de Interacción.  </w:t>
       </w:r>
     </w:p>
     <w:p>
@@ -13616,19 +13265,11 @@
           <w:lang w:eastAsia="es-CO"/>
         </w:rPr>
       </w:pPr>
-      <w:proofErr w:type="spellStart"/>
-      <w:r>
-        <w:rPr>
-          <w:lang w:eastAsia="es-CO"/>
-        </w:rPr>
-        <w:t>Justinmente</w:t>
-      </w:r>
-      <w:proofErr w:type="spellEnd"/>
-      <w:r>
-        <w:rPr>
-          <w:lang w:eastAsia="es-CO"/>
-        </w:rPr>
-        <w:t>. (2018). ¿Qué diferencia hay entre un prototipo y un MVP? </w:t>
+      <w:r>
+        <w:rPr>
+          <w:lang w:eastAsia="es-CO"/>
+        </w:rPr>
+        <w:t>Justinmente. (2018). ¿Qué diferencia hay entre un prototipo y un MVP? </w:t>
       </w:r>
       <w:r>
         <w:rPr>
@@ -13652,19 +13293,11 @@
           <w:lang w:eastAsia="es-CO"/>
         </w:rPr>
       </w:pPr>
-      <w:proofErr w:type="spellStart"/>
-      <w:r>
-        <w:rPr>
-          <w:lang w:eastAsia="es-CO"/>
-        </w:rPr>
-        <w:t>Martins</w:t>
-      </w:r>
-      <w:proofErr w:type="spellEnd"/>
-      <w:r>
-        <w:rPr>
-          <w:lang w:eastAsia="es-CO"/>
-        </w:rPr>
-        <w:t xml:space="preserve">, J. (2025). ¿Qué es la metodología </w:t>
+      <w:r>
+        <w:rPr>
+          <w:lang w:eastAsia="es-CO"/>
+        </w:rPr>
+        <w:t xml:space="preserve">Martins, J. (2025). ¿Qué es la metodología </w:t>
       </w:r>
       <w:r>
         <w:rPr>
@@ -13728,21 +13361,7 @@
         <w:rPr>
           <w:lang w:eastAsia="es-CO"/>
         </w:rPr>
-        <w:t>Miro (</w:t>
-      </w:r>
-      <w:proofErr w:type="spellStart"/>
-      <w:r>
-        <w:rPr>
-          <w:lang w:eastAsia="es-CO"/>
-        </w:rPr>
-        <w:t>sf</w:t>
-      </w:r>
-      <w:proofErr w:type="spellEnd"/>
-      <w:r>
-        <w:rPr>
-          <w:lang w:eastAsia="es-CO"/>
-        </w:rPr>
-        <w:t>). Prototipos de alta fidelidad vs baja fidelidad. </w:t>
+        <w:t>Miro (sf). Prototipos de alta fidelidad vs baja fidelidad. </w:t>
       </w:r>
     </w:p>
     <w:p>
@@ -13777,21 +13396,7 @@
         <w:rPr>
           <w:lang w:eastAsia="es-CO"/>
         </w:rPr>
-        <w:t>, M. (</w:t>
-      </w:r>
-      <w:proofErr w:type="spellStart"/>
-      <w:r>
-        <w:rPr>
-          <w:lang w:eastAsia="es-CO"/>
-        </w:rPr>
-        <w:t>sf</w:t>
-      </w:r>
-      <w:proofErr w:type="spellEnd"/>
-      <w:r>
-        <w:rPr>
-          <w:lang w:eastAsia="es-CO"/>
-        </w:rPr>
-        <w:t xml:space="preserve">). ¿Qué son las pruebas con usuarios o </w:t>
+        <w:t xml:space="preserve">, M. (sf). ¿Qué son las pruebas con usuarios o </w:t>
       </w:r>
       <w:r>
         <w:rPr>
@@ -13815,21 +13420,7 @@
         <w:rPr>
           <w:lang w:eastAsia="es-CO"/>
         </w:rPr>
-        <w:t>suarios? </w:t>
-      </w:r>
-      <w:proofErr w:type="spellStart"/>
-      <w:r>
-        <w:rPr>
-          <w:lang w:eastAsia="es-CO"/>
-        </w:rPr>
-        <w:t>Questionpro</w:t>
-      </w:r>
-      <w:proofErr w:type="spellEnd"/>
-      <w:r>
-        <w:rPr>
-          <w:lang w:eastAsia="es-CO"/>
-        </w:rPr>
-        <w:t> (</w:t>
+        <w:t>suarios? Questionpro (</w:t>
       </w:r>
       <w:r>
         <w:rPr>
@@ -13980,14 +13571,12 @@
         </w:rPr>
         <w:t> y Diseño centrado en las personas. </w:t>
       </w:r>
-      <w:proofErr w:type="spellStart"/>
       <w:r>
         <w:rPr>
           <w:rStyle w:val="Extranjerismo"/>
         </w:rPr>
         <w:t>Thinkernautas</w:t>
       </w:r>
-      <w:proofErr w:type="spellEnd"/>
       <w:r>
         <w:rPr>
           <w:lang w:eastAsia="es-CO"/>
@@ -14075,21 +13664,7 @@
         <w:rPr>
           <w:lang w:eastAsia="es-CO"/>
         </w:rPr>
-        <w:t>Saavedra Seoane, M. (</w:t>
-      </w:r>
-      <w:proofErr w:type="spellStart"/>
-      <w:r>
-        <w:rPr>
-          <w:lang w:eastAsia="es-CO"/>
-        </w:rPr>
-        <w:t>sf</w:t>
-      </w:r>
-      <w:proofErr w:type="spellEnd"/>
-      <w:r>
-        <w:rPr>
-          <w:lang w:eastAsia="es-CO"/>
-        </w:rPr>
-        <w:t>). (2024).  El </w:t>
+        <w:t>Saavedra Seoane, M. (sf). (2024).  El </w:t>
       </w:r>
       <w:r>
         <w:rPr>
@@ -14103,14 +13678,12 @@
         </w:rPr>
         <w:t> en la salud. </w:t>
       </w:r>
-      <w:proofErr w:type="spellStart"/>
       <w:r>
         <w:rPr>
           <w:rStyle w:val="Extranjerismo"/>
         </w:rPr>
         <w:t>Designthinking</w:t>
       </w:r>
-      <w:proofErr w:type="spellEnd"/>
       <w:r>
         <w:rPr>
           <w:lang w:eastAsia="es-CO"/>
@@ -14133,33 +13706,11 @@
           <w:lang w:eastAsia="es-CO"/>
         </w:rPr>
       </w:pPr>
-      <w:proofErr w:type="spellStart"/>
-      <w:r>
-        <w:rPr>
-          <w:lang w:eastAsia="es-CO"/>
-        </w:rPr>
-        <w:t>Sarraipa</w:t>
-      </w:r>
-      <w:proofErr w:type="spellEnd"/>
-      <w:r>
-        <w:rPr>
-          <w:lang w:eastAsia="es-CO"/>
-        </w:rPr>
-        <w:t>, J., </w:t>
-      </w:r>
-      <w:proofErr w:type="spellStart"/>
-      <w:r>
-        <w:rPr>
-          <w:lang w:eastAsia="es-CO"/>
-        </w:rPr>
-        <w:t>Artífcie</w:t>
-      </w:r>
-      <w:proofErr w:type="spellEnd"/>
-      <w:r>
-        <w:rPr>
-          <w:lang w:eastAsia="es-CO"/>
-        </w:rPr>
-        <w:t>, A, Jiménez, H. (2019). Metodología De Evaluación De Prototipo Innovador.  </w:t>
+      <w:r>
+        <w:rPr>
+          <w:lang w:eastAsia="es-CO"/>
+        </w:rPr>
+        <w:t>Sarraipa, J., Artífcie, A, Jiménez, H. (2019). Metodología De Evaluación De Prototipo Innovador.  </w:t>
       </w:r>
     </w:p>
     <w:p>
@@ -14237,19 +13788,11 @@
           <w:lang w:eastAsia="es-CO"/>
         </w:rPr>
       </w:pPr>
-      <w:proofErr w:type="spellStart"/>
-      <w:r>
-        <w:rPr>
-          <w:lang w:eastAsia="es-CO"/>
-        </w:rPr>
-        <w:t>Solvingadhoc</w:t>
-      </w:r>
-      <w:proofErr w:type="spellEnd"/>
-      <w:r>
-        <w:rPr>
-          <w:lang w:eastAsia="es-CO"/>
-        </w:rPr>
-        <w:t>. (2017). El aprendizaje validado en Lean Startup, un pilar fundamental. Solvingadhoc </w:t>
+      <w:r>
+        <w:rPr>
+          <w:lang w:eastAsia="es-CO"/>
+        </w:rPr>
+        <w:t>Solvingadhoc. (2017). El aprendizaje validado en Lean Startup, un pilar fundamental. Solvingadhoc </w:t>
       </w:r>
       <w:hyperlink r:id="rId36" w:history="1">
         <w:r>
@@ -14990,13 +14533,8 @@
               </w:rPr>
             </w:pPr>
             <w:r>
-              <w:t xml:space="preserve">Jair Enrique Coll </w:t>
-            </w:r>
-            <w:proofErr w:type="spellStart"/>
-            <w:r>
-              <w:t>Gallardo</w:t>
-            </w:r>
-            <w:proofErr w:type="spellEnd"/>
+              <w:t>Jair Enrique Coll Gallardo</w:t>
+            </w:r>
           </w:p>
         </w:tc>
         <w:tc>
@@ -15447,7 +14985,7 @@
 </file>
 
 <file path=word/endnotes.xml><?xml version="1.0" encoding="utf-8"?>
-<w:endnotes xmlns:wpc="http://schemas.microsoft.com/office/word/2010/wordprocessingCanvas" xmlns:cx="http://schemas.microsoft.com/office/drawing/2014/chartex" xmlns:cx1="http://schemas.microsoft.com/office/drawing/2015/9/8/chartex" xmlns:cx2="http://schemas.microsoft.com/office/drawing/2015/10/21/chartex" xmlns:cx3="http://schemas.microsoft.com/office/drawing/2016/5/9/chartex" xmlns:cx4="http://schemas.microsoft.com/office/drawing/2016/5/10/chartex" xmlns:cx5="http://schemas.microsoft.com/office/drawing/2016/5/11/chartex" xmlns:cx6="http://schemas.microsoft.com/office/drawing/2016/5/12/chartex" xmlns:cx7="http://schemas.microsoft.com/office/drawing/2016/5/13/chartex" xmlns:cx8="http://schemas.microsoft.com/office/drawing/2016/5/14/chartex" xmlns:mc="http://schemas.openxmlformats.org/markup-compatibility/2006" xmlns:aink="http://schemas.microsoft.com/office/drawing/2016/ink" xmlns:am3d="http://schemas.microsoft.com/office/drawing/2017/model3d" xmlns:o="urn:schemas-microsoft-com:office:office" xmlns:oel="http://schemas.microsoft.com/office/2019/extlst" xmlns:r="http://schemas.openxmlformats.org/officeDocument/2006/relationships" xmlns:m="http://schemas.openxmlformats.org/officeDocument/2006/math" xmlns:v="urn:schemas-microsoft-com:vml" xmlns:wp14="http://schemas.microsoft.com/office/word/2010/wordprocessingDrawing" xmlns:wp="http://schemas.openxmlformats.org/drawingml/2006/wordprocessingDrawing" xmlns:w10="urn:schemas-microsoft-com:office:word" xmlns:w="http://schemas.openxmlformats.org/wordprocessingml/2006/main" xmlns:w14="http://schemas.microsoft.com/office/word/2010/wordml" xmlns:w15="http://schemas.microsoft.com/office/word/2012/wordml" xmlns:w16cex="http://schemas.microsoft.com/office/word/2018/wordml/cex" xmlns:w16cid="http://schemas.microsoft.com/office/word/2016/wordml/cid" xmlns:w16="http://schemas.microsoft.com/office/word/2018/wordml" xmlns:w16du="http://schemas.microsoft.com/office/word/2023/wordml/word16du" xmlns:w16sdtdh="http://schemas.microsoft.com/office/word/2020/wordml/sdtdatahash" xmlns:w16sdtfl="http://schemas.microsoft.com/office/word/2024/wordml/sdtformatlock" xmlns:w16se="http://schemas.microsoft.com/office/word/2015/wordml/symex" xmlns:wpg="http://schemas.microsoft.com/office/word/2010/wordprocessingGroup" xmlns:wpi="http://schemas.microsoft.com/office/word/2010/wordprocessingInk" xmlns:wne="http://schemas.microsoft.com/office/word/2006/wordml" xmlns:wps="http://schemas.microsoft.com/office/word/2010/wordprocessingShape" mc:Ignorable="w14 w15 w16se w16cid w16 w16cex w16sdtdh w16sdtfl w16du wp14">
+<w:endnotes xmlns:wpc="http://schemas.microsoft.com/office/word/2010/wordprocessingCanvas" xmlns:cx="http://schemas.microsoft.com/office/drawing/2014/chartex" xmlns:cx1="http://schemas.microsoft.com/office/drawing/2015/9/8/chartex" xmlns:cx2="http://schemas.microsoft.com/office/drawing/2015/10/21/chartex" xmlns:cx3="http://schemas.microsoft.com/office/drawing/2016/5/9/chartex" xmlns:cx4="http://schemas.microsoft.com/office/drawing/2016/5/10/chartex" xmlns:cx5="http://schemas.microsoft.com/office/drawing/2016/5/11/chartex" xmlns:cx6="http://schemas.microsoft.com/office/drawing/2016/5/12/chartex" xmlns:cx7="http://schemas.microsoft.com/office/drawing/2016/5/13/chartex" xmlns:cx8="http://schemas.microsoft.com/office/drawing/2016/5/14/chartex" xmlns:mc="http://schemas.openxmlformats.org/markup-compatibility/2006" xmlns:aink="http://schemas.microsoft.com/office/drawing/2016/ink" xmlns:am3d="http://schemas.microsoft.com/office/drawing/2017/model3d" xmlns:o="urn:schemas-microsoft-com:office:office" xmlns:r="http://schemas.openxmlformats.org/officeDocument/2006/relationships" xmlns:m="http://schemas.openxmlformats.org/officeDocument/2006/math" xmlns:v="urn:schemas-microsoft-com:vml" xmlns:wp14="http://schemas.microsoft.com/office/word/2010/wordprocessingDrawing" xmlns:wp="http://schemas.openxmlformats.org/drawingml/2006/wordprocessingDrawing" xmlns:w10="urn:schemas-microsoft-com:office:word" xmlns:w="http://schemas.openxmlformats.org/wordprocessingml/2006/main" xmlns:w14="http://schemas.microsoft.com/office/word/2010/wordml" xmlns:w15="http://schemas.microsoft.com/office/word/2012/wordml" xmlns:w16cex="http://schemas.microsoft.com/office/word/2018/wordml/cex" xmlns:w16cid="http://schemas.microsoft.com/office/word/2016/wordml/cid" xmlns:w16="http://schemas.microsoft.com/office/word/2018/wordml" xmlns:w16sdtdh="http://schemas.microsoft.com/office/word/2020/wordml/sdtdatahash" xmlns:w16se="http://schemas.microsoft.com/office/word/2015/wordml/symex" xmlns:wpg="http://schemas.microsoft.com/office/word/2010/wordprocessingGroup" xmlns:wpi="http://schemas.microsoft.com/office/word/2010/wordprocessingInk" xmlns:wne="http://schemas.microsoft.com/office/word/2006/wordml" xmlns:wps="http://schemas.microsoft.com/office/word/2010/wordprocessingShape" mc:Ignorable="w14 w15 w16se w16cid w16 w16cex w16sdtdh wp14">
   <w:endnote w:type="separator" w:id="-1">
     <w:p>
       <w:pPr>
@@ -15472,7 +15010,7 @@
 </file>
 
 <file path=word/footer1.xml><?xml version="1.0" encoding="utf-8"?>
-<w:ftr xmlns:wpc="http://schemas.microsoft.com/office/word/2010/wordprocessingCanvas" xmlns:cx="http://schemas.microsoft.com/office/drawing/2014/chartex" xmlns:cx1="http://schemas.microsoft.com/office/drawing/2015/9/8/chartex" xmlns:cx2="http://schemas.microsoft.com/office/drawing/2015/10/21/chartex" xmlns:cx3="http://schemas.microsoft.com/office/drawing/2016/5/9/chartex" xmlns:cx4="http://schemas.microsoft.com/office/drawing/2016/5/10/chartex" xmlns:cx5="http://schemas.microsoft.com/office/drawing/2016/5/11/chartex" xmlns:cx6="http://schemas.microsoft.com/office/drawing/2016/5/12/chartex" xmlns:cx7="http://schemas.microsoft.com/office/drawing/2016/5/13/chartex" xmlns:cx8="http://schemas.microsoft.com/office/drawing/2016/5/14/chartex" xmlns:mc="http://schemas.openxmlformats.org/markup-compatibility/2006" xmlns:aink="http://schemas.microsoft.com/office/drawing/2016/ink" xmlns:am3d="http://schemas.microsoft.com/office/drawing/2017/model3d" xmlns:o="urn:schemas-microsoft-com:office:office" xmlns:oel="http://schemas.microsoft.com/office/2019/extlst" xmlns:r="http://schemas.openxmlformats.org/officeDocument/2006/relationships" xmlns:m="http://schemas.openxmlformats.org/officeDocument/2006/math" xmlns:v="urn:schemas-microsoft-com:vml" xmlns:wp14="http://schemas.microsoft.com/office/word/2010/wordprocessingDrawing" xmlns:wp="http://schemas.openxmlformats.org/drawingml/2006/wordprocessingDrawing" xmlns:w10="urn:schemas-microsoft-com:office:word" xmlns:w="http://schemas.openxmlformats.org/wordprocessingml/2006/main" xmlns:w14="http://schemas.microsoft.com/office/word/2010/wordml" xmlns:w15="http://schemas.microsoft.com/office/word/2012/wordml" xmlns:w16cex="http://schemas.microsoft.com/office/word/2018/wordml/cex" xmlns:w16cid="http://schemas.microsoft.com/office/word/2016/wordml/cid" xmlns:w16="http://schemas.microsoft.com/office/word/2018/wordml" xmlns:w16du="http://schemas.microsoft.com/office/word/2023/wordml/word16du" xmlns:w16sdtdh="http://schemas.microsoft.com/office/word/2020/wordml/sdtdatahash" xmlns:w16sdtfl="http://schemas.microsoft.com/office/word/2024/wordml/sdtformatlock" xmlns:w16se="http://schemas.microsoft.com/office/word/2015/wordml/symex" xmlns:wpg="http://schemas.microsoft.com/office/word/2010/wordprocessingGroup" xmlns:wpi="http://schemas.microsoft.com/office/word/2010/wordprocessingInk" xmlns:wne="http://schemas.microsoft.com/office/word/2006/wordml" xmlns:wps="http://schemas.microsoft.com/office/word/2010/wordprocessingShape" mc:Ignorable="w14 w15 w16se w16cid w16 w16cex w16sdtdh w16sdtfl w16du wp14">
+<w:ftr xmlns:wpc="http://schemas.microsoft.com/office/word/2010/wordprocessingCanvas" xmlns:cx="http://schemas.microsoft.com/office/drawing/2014/chartex" xmlns:cx1="http://schemas.microsoft.com/office/drawing/2015/9/8/chartex" xmlns:cx2="http://schemas.microsoft.com/office/drawing/2015/10/21/chartex" xmlns:cx3="http://schemas.microsoft.com/office/drawing/2016/5/9/chartex" xmlns:cx4="http://schemas.microsoft.com/office/drawing/2016/5/10/chartex" xmlns:cx5="http://schemas.microsoft.com/office/drawing/2016/5/11/chartex" xmlns:cx6="http://schemas.microsoft.com/office/drawing/2016/5/12/chartex" xmlns:cx7="http://schemas.microsoft.com/office/drawing/2016/5/13/chartex" xmlns:cx8="http://schemas.microsoft.com/office/drawing/2016/5/14/chartex" xmlns:mc="http://schemas.openxmlformats.org/markup-compatibility/2006" xmlns:aink="http://schemas.microsoft.com/office/drawing/2016/ink" xmlns:am3d="http://schemas.microsoft.com/office/drawing/2017/model3d" xmlns:o="urn:schemas-microsoft-com:office:office" xmlns:r="http://schemas.openxmlformats.org/officeDocument/2006/relationships" xmlns:m="http://schemas.openxmlformats.org/officeDocument/2006/math" xmlns:v="urn:schemas-microsoft-com:vml" xmlns:wp14="http://schemas.microsoft.com/office/word/2010/wordprocessingDrawing" xmlns:wp="http://schemas.openxmlformats.org/drawingml/2006/wordprocessingDrawing" xmlns:w10="urn:schemas-microsoft-com:office:word" xmlns:w="http://schemas.openxmlformats.org/wordprocessingml/2006/main" xmlns:w14="http://schemas.microsoft.com/office/word/2010/wordml" xmlns:w15="http://schemas.microsoft.com/office/word/2012/wordml" xmlns:w16cex="http://schemas.microsoft.com/office/word/2018/wordml/cex" xmlns:w16cid="http://schemas.microsoft.com/office/word/2016/wordml/cid" xmlns:w16="http://schemas.microsoft.com/office/word/2018/wordml" xmlns:w16sdtdh="http://schemas.microsoft.com/office/word/2020/wordml/sdtdatahash" xmlns:w16se="http://schemas.microsoft.com/office/word/2015/wordml/symex" xmlns:wpg="http://schemas.microsoft.com/office/word/2010/wordprocessingGroup" xmlns:wpi="http://schemas.microsoft.com/office/word/2010/wordprocessingInk" xmlns:wne="http://schemas.microsoft.com/office/word/2006/wordml" xmlns:wps="http://schemas.microsoft.com/office/word/2010/wordprocessingShape" mc:Ignorable="w14 w15 w16se w16cid w16 w16cex w16sdtdh wp14">
   <w:sdt>
     <w:sdtPr>
       <w:id w:val="-701017035"/>
@@ -15481,6 +15019,7 @@
         <w:docPartUnique/>
       </w:docPartObj>
     </w:sdtPr>
+    <w:sdtEndPr/>
     <w:sdtContent>
       <w:p>
         <w:pPr>
@@ -15499,7 +15038,7 @@
 </file>
 
 <file path=word/footer2.xml><?xml version="1.0" encoding="utf-8"?>
-<w:ftr xmlns:wpc="http://schemas.microsoft.com/office/word/2010/wordprocessingCanvas" xmlns:cx="http://schemas.microsoft.com/office/drawing/2014/chartex" xmlns:cx1="http://schemas.microsoft.com/office/drawing/2015/9/8/chartex" xmlns:cx2="http://schemas.microsoft.com/office/drawing/2015/10/21/chartex" xmlns:cx3="http://schemas.microsoft.com/office/drawing/2016/5/9/chartex" xmlns:cx4="http://schemas.microsoft.com/office/drawing/2016/5/10/chartex" xmlns:cx5="http://schemas.microsoft.com/office/drawing/2016/5/11/chartex" xmlns:cx6="http://schemas.microsoft.com/office/drawing/2016/5/12/chartex" xmlns:cx7="http://schemas.microsoft.com/office/drawing/2016/5/13/chartex" xmlns:cx8="http://schemas.microsoft.com/office/drawing/2016/5/14/chartex" xmlns:mc="http://schemas.openxmlformats.org/markup-compatibility/2006" xmlns:aink="http://schemas.microsoft.com/office/drawing/2016/ink" xmlns:am3d="http://schemas.microsoft.com/office/drawing/2017/model3d" xmlns:o="urn:schemas-microsoft-com:office:office" xmlns:oel="http://schemas.microsoft.com/office/2019/extlst" xmlns:r="http://schemas.openxmlformats.org/officeDocument/2006/relationships" xmlns:m="http://schemas.openxmlformats.org/officeDocument/2006/math" xmlns:v="urn:schemas-microsoft-com:vml" xmlns:wp14="http://schemas.microsoft.com/office/word/2010/wordprocessingDrawing" xmlns:wp="http://schemas.openxmlformats.org/drawingml/2006/wordprocessingDrawing" xmlns:w10="urn:schemas-microsoft-com:office:word" xmlns:w="http://schemas.openxmlformats.org/wordprocessingml/2006/main" xmlns:w14="http://schemas.microsoft.com/office/word/2010/wordml" xmlns:w15="http://schemas.microsoft.com/office/word/2012/wordml" xmlns:w16cex="http://schemas.microsoft.com/office/word/2018/wordml/cex" xmlns:w16cid="http://schemas.microsoft.com/office/word/2016/wordml/cid" xmlns:w16="http://schemas.microsoft.com/office/word/2018/wordml" xmlns:w16du="http://schemas.microsoft.com/office/word/2023/wordml/word16du" xmlns:w16sdtdh="http://schemas.microsoft.com/office/word/2020/wordml/sdtdatahash" xmlns:w16sdtfl="http://schemas.microsoft.com/office/word/2024/wordml/sdtformatlock" xmlns:w16se="http://schemas.microsoft.com/office/word/2015/wordml/symex" xmlns:wpg="http://schemas.microsoft.com/office/word/2010/wordprocessingGroup" xmlns:wpi="http://schemas.microsoft.com/office/word/2010/wordprocessingInk" xmlns:wne="http://schemas.microsoft.com/office/word/2006/wordml" xmlns:wps="http://schemas.microsoft.com/office/word/2010/wordprocessingShape" mc:Ignorable="w14 w15 w16se w16cid w16 w16cex w16sdtdh w16sdtfl w16du wp14">
+<w:ftr xmlns:wpc="http://schemas.microsoft.com/office/word/2010/wordprocessingCanvas" xmlns:cx="http://schemas.microsoft.com/office/drawing/2014/chartex" xmlns:cx1="http://schemas.microsoft.com/office/drawing/2015/9/8/chartex" xmlns:cx2="http://schemas.microsoft.com/office/drawing/2015/10/21/chartex" xmlns:cx3="http://schemas.microsoft.com/office/drawing/2016/5/9/chartex" xmlns:cx4="http://schemas.microsoft.com/office/drawing/2016/5/10/chartex" xmlns:cx5="http://schemas.microsoft.com/office/drawing/2016/5/11/chartex" xmlns:cx6="http://schemas.microsoft.com/office/drawing/2016/5/12/chartex" xmlns:cx7="http://schemas.microsoft.com/office/drawing/2016/5/13/chartex" xmlns:cx8="http://schemas.microsoft.com/office/drawing/2016/5/14/chartex" xmlns:mc="http://schemas.openxmlformats.org/markup-compatibility/2006" xmlns:aink="http://schemas.microsoft.com/office/drawing/2016/ink" xmlns:am3d="http://schemas.microsoft.com/office/drawing/2017/model3d" xmlns:o="urn:schemas-microsoft-com:office:office" xmlns:r="http://schemas.openxmlformats.org/officeDocument/2006/relationships" xmlns:m="http://schemas.openxmlformats.org/officeDocument/2006/math" xmlns:v="urn:schemas-microsoft-com:vml" xmlns:wp14="http://schemas.microsoft.com/office/word/2010/wordprocessingDrawing" xmlns:wp="http://schemas.openxmlformats.org/drawingml/2006/wordprocessingDrawing" xmlns:w10="urn:schemas-microsoft-com:office:word" xmlns:w="http://schemas.openxmlformats.org/wordprocessingml/2006/main" xmlns:w14="http://schemas.microsoft.com/office/word/2010/wordml" xmlns:w15="http://schemas.microsoft.com/office/word/2012/wordml" xmlns:w16cex="http://schemas.microsoft.com/office/word/2018/wordml/cex" xmlns:w16cid="http://schemas.microsoft.com/office/word/2016/wordml/cid" xmlns:w16="http://schemas.microsoft.com/office/word/2018/wordml" xmlns:w16sdtdh="http://schemas.microsoft.com/office/word/2020/wordml/sdtdatahash" xmlns:w16se="http://schemas.microsoft.com/office/word/2015/wordml/symex" xmlns:wpg="http://schemas.microsoft.com/office/word/2010/wordprocessingGroup" xmlns:wpi="http://schemas.microsoft.com/office/word/2010/wordprocessingInk" xmlns:wne="http://schemas.microsoft.com/office/word/2006/wordml" xmlns:wps="http://schemas.microsoft.com/office/word/2010/wordprocessingShape" mc:Ignorable="w14 w15 w16se w16cid w16 w16cex w16sdtdh wp14">
   <w:sdt>
     <w:sdtPr>
       <w:id w:val="-1465197936"/>
@@ -15508,6 +15047,7 @@
         <w:docPartUnique/>
       </w:docPartObj>
     </w:sdtPr>
+    <w:sdtEndPr/>
     <w:sdtContent>
       <w:p>
         <w:pPr>
@@ -15602,7 +15142,7 @@
                 </wp:anchor>
               </w:drawing>
             </mc:Choice>
-            <mc:Fallback>
+            <mc:Fallback xmlns:w16sdtfl="http://schemas.microsoft.com/office/word/2024/wordml/sdtformatlock" xmlns:w16du="http://schemas.microsoft.com/office/word/2023/wordml/word16du" xmlns:oel="http://schemas.microsoft.com/office/2019/extlst">
               <w:pict>
                 <v:shapetype w14:anchorId="797C42AF" id="_x0000_t202" coordsize="21600,21600" o:spt="202" path="m,l,21600r21600,l21600,xe">
                   <v:stroke joinstyle="miter"/>
@@ -15665,7 +15205,7 @@
 </file>
 
 <file path=word/footnotes.xml><?xml version="1.0" encoding="utf-8"?>
-<w:footnotes xmlns:wpc="http://schemas.microsoft.com/office/word/2010/wordprocessingCanvas" xmlns:cx="http://schemas.microsoft.com/office/drawing/2014/chartex" xmlns:cx1="http://schemas.microsoft.com/office/drawing/2015/9/8/chartex" xmlns:cx2="http://schemas.microsoft.com/office/drawing/2015/10/21/chartex" xmlns:cx3="http://schemas.microsoft.com/office/drawing/2016/5/9/chartex" xmlns:cx4="http://schemas.microsoft.com/office/drawing/2016/5/10/chartex" xmlns:cx5="http://schemas.microsoft.com/office/drawing/2016/5/11/chartex" xmlns:cx6="http://schemas.microsoft.com/office/drawing/2016/5/12/chartex" xmlns:cx7="http://schemas.microsoft.com/office/drawing/2016/5/13/chartex" xmlns:cx8="http://schemas.microsoft.com/office/drawing/2016/5/14/chartex" xmlns:mc="http://schemas.openxmlformats.org/markup-compatibility/2006" xmlns:aink="http://schemas.microsoft.com/office/drawing/2016/ink" xmlns:am3d="http://schemas.microsoft.com/office/drawing/2017/model3d" xmlns:o="urn:schemas-microsoft-com:office:office" xmlns:oel="http://schemas.microsoft.com/office/2019/extlst" xmlns:r="http://schemas.openxmlformats.org/officeDocument/2006/relationships" xmlns:m="http://schemas.openxmlformats.org/officeDocument/2006/math" xmlns:v="urn:schemas-microsoft-com:vml" xmlns:wp14="http://schemas.microsoft.com/office/word/2010/wordprocessingDrawing" xmlns:wp="http://schemas.openxmlformats.org/drawingml/2006/wordprocessingDrawing" xmlns:w10="urn:schemas-microsoft-com:office:word" xmlns:w="http://schemas.openxmlformats.org/wordprocessingml/2006/main" xmlns:w14="http://schemas.microsoft.com/office/word/2010/wordml" xmlns:w15="http://schemas.microsoft.com/office/word/2012/wordml" xmlns:w16cex="http://schemas.microsoft.com/office/word/2018/wordml/cex" xmlns:w16cid="http://schemas.microsoft.com/office/word/2016/wordml/cid" xmlns:w16="http://schemas.microsoft.com/office/word/2018/wordml" xmlns:w16du="http://schemas.microsoft.com/office/word/2023/wordml/word16du" xmlns:w16sdtdh="http://schemas.microsoft.com/office/word/2020/wordml/sdtdatahash" xmlns:w16sdtfl="http://schemas.microsoft.com/office/word/2024/wordml/sdtformatlock" xmlns:w16se="http://schemas.microsoft.com/office/word/2015/wordml/symex" xmlns:wpg="http://schemas.microsoft.com/office/word/2010/wordprocessingGroup" xmlns:wpi="http://schemas.microsoft.com/office/word/2010/wordprocessingInk" xmlns:wne="http://schemas.microsoft.com/office/word/2006/wordml" xmlns:wps="http://schemas.microsoft.com/office/word/2010/wordprocessingShape" mc:Ignorable="w14 w15 w16se w16cid w16 w16cex w16sdtdh w16sdtfl w16du wp14">
+<w:footnotes xmlns:wpc="http://schemas.microsoft.com/office/word/2010/wordprocessingCanvas" xmlns:cx="http://schemas.microsoft.com/office/drawing/2014/chartex" xmlns:cx1="http://schemas.microsoft.com/office/drawing/2015/9/8/chartex" xmlns:cx2="http://schemas.microsoft.com/office/drawing/2015/10/21/chartex" xmlns:cx3="http://schemas.microsoft.com/office/drawing/2016/5/9/chartex" xmlns:cx4="http://schemas.microsoft.com/office/drawing/2016/5/10/chartex" xmlns:cx5="http://schemas.microsoft.com/office/drawing/2016/5/11/chartex" xmlns:cx6="http://schemas.microsoft.com/office/drawing/2016/5/12/chartex" xmlns:cx7="http://schemas.microsoft.com/office/drawing/2016/5/13/chartex" xmlns:cx8="http://schemas.microsoft.com/office/drawing/2016/5/14/chartex" xmlns:mc="http://schemas.openxmlformats.org/markup-compatibility/2006" xmlns:aink="http://schemas.microsoft.com/office/drawing/2016/ink" xmlns:am3d="http://schemas.microsoft.com/office/drawing/2017/model3d" xmlns:o="urn:schemas-microsoft-com:office:office" xmlns:r="http://schemas.openxmlformats.org/officeDocument/2006/relationships" xmlns:m="http://schemas.openxmlformats.org/officeDocument/2006/math" xmlns:v="urn:schemas-microsoft-com:vml" xmlns:wp14="http://schemas.microsoft.com/office/word/2010/wordprocessingDrawing" xmlns:wp="http://schemas.openxmlformats.org/drawingml/2006/wordprocessingDrawing" xmlns:w10="urn:schemas-microsoft-com:office:word" xmlns:w="http://schemas.openxmlformats.org/wordprocessingml/2006/main" xmlns:w14="http://schemas.microsoft.com/office/word/2010/wordml" xmlns:w15="http://schemas.microsoft.com/office/word/2012/wordml" xmlns:w16cex="http://schemas.microsoft.com/office/word/2018/wordml/cex" xmlns:w16cid="http://schemas.microsoft.com/office/word/2016/wordml/cid" xmlns:w16="http://schemas.microsoft.com/office/word/2018/wordml" xmlns:w16sdtdh="http://schemas.microsoft.com/office/word/2020/wordml/sdtdatahash" xmlns:w16se="http://schemas.microsoft.com/office/word/2015/wordml/symex" xmlns:wpg="http://schemas.microsoft.com/office/word/2010/wordprocessingGroup" xmlns:wpi="http://schemas.microsoft.com/office/word/2010/wordprocessingInk" xmlns:wne="http://schemas.microsoft.com/office/word/2006/wordml" xmlns:wps="http://schemas.microsoft.com/office/word/2010/wordprocessingShape" mc:Ignorable="w14 w15 w16se w16cid w16 w16cex w16sdtdh wp14">
   <w:footnote w:type="separator" w:id="-1">
     <w:p>
       <w:pPr>
@@ -15690,7 +15230,7 @@
 </file>
 
 <file path=word/header1.xml><?xml version="1.0" encoding="utf-8"?>
-<w:hdr xmlns:wpc="http://schemas.microsoft.com/office/word/2010/wordprocessingCanvas" xmlns:cx="http://schemas.microsoft.com/office/drawing/2014/chartex" xmlns:cx1="http://schemas.microsoft.com/office/drawing/2015/9/8/chartex" xmlns:cx2="http://schemas.microsoft.com/office/drawing/2015/10/21/chartex" xmlns:cx3="http://schemas.microsoft.com/office/drawing/2016/5/9/chartex" xmlns:cx4="http://schemas.microsoft.com/office/drawing/2016/5/10/chartex" xmlns:cx5="http://schemas.microsoft.com/office/drawing/2016/5/11/chartex" xmlns:cx6="http://schemas.microsoft.com/office/drawing/2016/5/12/chartex" xmlns:cx7="http://schemas.microsoft.com/office/drawing/2016/5/13/chartex" xmlns:cx8="http://schemas.microsoft.com/office/drawing/2016/5/14/chartex" xmlns:mc="http://schemas.openxmlformats.org/markup-compatibility/2006" xmlns:aink="http://schemas.microsoft.com/office/drawing/2016/ink" xmlns:am3d="http://schemas.microsoft.com/office/drawing/2017/model3d" xmlns:o="urn:schemas-microsoft-com:office:office" xmlns:oel="http://schemas.microsoft.com/office/2019/extlst" xmlns:r="http://schemas.openxmlformats.org/officeDocument/2006/relationships" xmlns:m="http://schemas.openxmlformats.org/officeDocument/2006/math" xmlns:v="urn:schemas-microsoft-com:vml" xmlns:wp14="http://schemas.microsoft.com/office/word/2010/wordprocessingDrawing" xmlns:wp="http://schemas.openxmlformats.org/drawingml/2006/wordprocessingDrawing" xmlns:w10="urn:schemas-microsoft-com:office:word" xmlns:w="http://schemas.openxmlformats.org/wordprocessingml/2006/main" xmlns:w14="http://schemas.microsoft.com/office/word/2010/wordml" xmlns:w15="http://schemas.microsoft.com/office/word/2012/wordml" xmlns:w16cex="http://schemas.microsoft.com/office/word/2018/wordml/cex" xmlns:w16cid="http://schemas.microsoft.com/office/word/2016/wordml/cid" xmlns:w16="http://schemas.microsoft.com/office/word/2018/wordml" xmlns:w16du="http://schemas.microsoft.com/office/word/2023/wordml/word16du" xmlns:w16sdtdh="http://schemas.microsoft.com/office/word/2020/wordml/sdtdatahash" xmlns:w16sdtfl="http://schemas.microsoft.com/office/word/2024/wordml/sdtformatlock" xmlns:w16se="http://schemas.microsoft.com/office/word/2015/wordml/symex" xmlns:wpg="http://schemas.microsoft.com/office/word/2010/wordprocessingGroup" xmlns:wpi="http://schemas.microsoft.com/office/word/2010/wordprocessingInk" xmlns:wne="http://schemas.microsoft.com/office/word/2006/wordml" xmlns:wps="http://schemas.microsoft.com/office/word/2010/wordprocessingShape" mc:Ignorable="w14 w15 w16se w16cid w16 w16cex w16sdtdh w16sdtfl w16du wp14">
+<w:hdr xmlns:wpc="http://schemas.microsoft.com/office/word/2010/wordprocessingCanvas" xmlns:cx="http://schemas.microsoft.com/office/drawing/2014/chartex" xmlns:cx1="http://schemas.microsoft.com/office/drawing/2015/9/8/chartex" xmlns:cx2="http://schemas.microsoft.com/office/drawing/2015/10/21/chartex" xmlns:cx3="http://schemas.microsoft.com/office/drawing/2016/5/9/chartex" xmlns:cx4="http://schemas.microsoft.com/office/drawing/2016/5/10/chartex" xmlns:cx5="http://schemas.microsoft.com/office/drawing/2016/5/11/chartex" xmlns:cx6="http://schemas.microsoft.com/office/drawing/2016/5/12/chartex" xmlns:cx7="http://schemas.microsoft.com/office/drawing/2016/5/13/chartex" xmlns:cx8="http://schemas.microsoft.com/office/drawing/2016/5/14/chartex" xmlns:mc="http://schemas.openxmlformats.org/markup-compatibility/2006" xmlns:aink="http://schemas.microsoft.com/office/drawing/2016/ink" xmlns:am3d="http://schemas.microsoft.com/office/drawing/2017/model3d" xmlns:o="urn:schemas-microsoft-com:office:office" xmlns:r="http://schemas.openxmlformats.org/officeDocument/2006/relationships" xmlns:m="http://schemas.openxmlformats.org/officeDocument/2006/math" xmlns:v="urn:schemas-microsoft-com:vml" xmlns:wp14="http://schemas.microsoft.com/office/word/2010/wordprocessingDrawing" xmlns:wp="http://schemas.openxmlformats.org/drawingml/2006/wordprocessingDrawing" xmlns:w10="urn:schemas-microsoft-com:office:word" xmlns:w="http://schemas.openxmlformats.org/wordprocessingml/2006/main" xmlns:w14="http://schemas.microsoft.com/office/word/2010/wordml" xmlns:w15="http://schemas.microsoft.com/office/word/2012/wordml" xmlns:w16cex="http://schemas.microsoft.com/office/word/2018/wordml/cex" xmlns:w16cid="http://schemas.microsoft.com/office/word/2016/wordml/cid" xmlns:w16="http://schemas.microsoft.com/office/word/2018/wordml" xmlns:w16sdtdh="http://schemas.microsoft.com/office/word/2020/wordml/sdtdatahash" xmlns:w16se="http://schemas.microsoft.com/office/word/2015/wordml/symex" xmlns:wpg="http://schemas.microsoft.com/office/word/2010/wordprocessingGroup" xmlns:wpi="http://schemas.microsoft.com/office/word/2010/wordprocessingInk" xmlns:wne="http://schemas.microsoft.com/office/word/2006/wordml" xmlns:wps="http://schemas.microsoft.com/office/word/2010/wordprocessingShape" mc:Ignorable="w14 w15 w16se w16cid w16 w16cex w16sdtdh wp14">
   <w:p>
     <w:pPr>
       <w:pStyle w:val="Encabezado"/>
@@ -15775,7 +15315,7 @@
 </file>
 
 <file path=word/numbering.xml><?xml version="1.0" encoding="utf-8"?>
-<w:numbering xmlns:wpc="http://schemas.microsoft.com/office/word/2010/wordprocessingCanvas" xmlns:cx="http://schemas.microsoft.com/office/drawing/2014/chartex" xmlns:cx1="http://schemas.microsoft.com/office/drawing/2015/9/8/chartex" xmlns:cx2="http://schemas.microsoft.com/office/drawing/2015/10/21/chartex" xmlns:cx3="http://schemas.microsoft.com/office/drawing/2016/5/9/chartex" xmlns:cx4="http://schemas.microsoft.com/office/drawing/2016/5/10/chartex" xmlns:cx5="http://schemas.microsoft.com/office/drawing/2016/5/11/chartex" xmlns:cx6="http://schemas.microsoft.com/office/drawing/2016/5/12/chartex" xmlns:cx7="http://schemas.microsoft.com/office/drawing/2016/5/13/chartex" xmlns:cx8="http://schemas.microsoft.com/office/drawing/2016/5/14/chartex" xmlns:mc="http://schemas.openxmlformats.org/markup-compatibility/2006" xmlns:aink="http://schemas.microsoft.com/office/drawing/2016/ink" xmlns:am3d="http://schemas.microsoft.com/office/drawing/2017/model3d" xmlns:o="urn:schemas-microsoft-com:office:office" xmlns:oel="http://schemas.microsoft.com/office/2019/extlst" xmlns:r="http://schemas.openxmlformats.org/officeDocument/2006/relationships" xmlns:m="http://schemas.openxmlformats.org/officeDocument/2006/math" xmlns:v="urn:schemas-microsoft-com:vml" xmlns:wp14="http://schemas.microsoft.com/office/word/2010/wordprocessingDrawing" xmlns:wp="http://schemas.openxmlformats.org/drawingml/2006/wordprocessingDrawing" xmlns:w10="urn:schemas-microsoft-com:office:word" xmlns:w="http://schemas.openxmlformats.org/wordprocessingml/2006/main" xmlns:w14="http://schemas.microsoft.com/office/word/2010/wordml" xmlns:w15="http://schemas.microsoft.com/office/word/2012/wordml" xmlns:w16cex="http://schemas.microsoft.com/office/word/2018/wordml/cex" xmlns:w16cid="http://schemas.microsoft.com/office/word/2016/wordml/cid" xmlns:w16="http://schemas.microsoft.com/office/word/2018/wordml" xmlns:w16du="http://schemas.microsoft.com/office/word/2023/wordml/word16du" xmlns:w16sdtdh="http://schemas.microsoft.com/office/word/2020/wordml/sdtdatahash" xmlns:w16sdtfl="http://schemas.microsoft.com/office/word/2024/wordml/sdtformatlock" xmlns:w16se="http://schemas.microsoft.com/office/word/2015/wordml/symex" xmlns:wpg="http://schemas.microsoft.com/office/word/2010/wordprocessingGroup" xmlns:wpi="http://schemas.microsoft.com/office/word/2010/wordprocessingInk" xmlns:wne="http://schemas.microsoft.com/office/word/2006/wordml" xmlns:wps="http://schemas.microsoft.com/office/word/2010/wordprocessingShape" mc:Ignorable="w14 w15 w16se w16cid w16 w16cex w16sdtdh w16sdtfl w16du wp14">
+<w:numbering xmlns:wpc="http://schemas.microsoft.com/office/word/2010/wordprocessingCanvas" xmlns:cx="http://schemas.microsoft.com/office/drawing/2014/chartex" xmlns:cx1="http://schemas.microsoft.com/office/drawing/2015/9/8/chartex" xmlns:cx2="http://schemas.microsoft.com/office/drawing/2015/10/21/chartex" xmlns:cx3="http://schemas.microsoft.com/office/drawing/2016/5/9/chartex" xmlns:cx4="http://schemas.microsoft.com/office/drawing/2016/5/10/chartex" xmlns:cx5="http://schemas.microsoft.com/office/drawing/2016/5/11/chartex" xmlns:cx6="http://schemas.microsoft.com/office/drawing/2016/5/12/chartex" xmlns:cx7="http://schemas.microsoft.com/office/drawing/2016/5/13/chartex" xmlns:cx8="http://schemas.microsoft.com/office/drawing/2016/5/14/chartex" xmlns:mc="http://schemas.openxmlformats.org/markup-compatibility/2006" xmlns:aink="http://schemas.microsoft.com/office/drawing/2016/ink" xmlns:am3d="http://schemas.microsoft.com/office/drawing/2017/model3d" xmlns:o="urn:schemas-microsoft-com:office:office" xmlns:r="http://schemas.openxmlformats.org/officeDocument/2006/relationships" xmlns:m="http://schemas.openxmlformats.org/officeDocument/2006/math" xmlns:v="urn:schemas-microsoft-com:vml" xmlns:wp14="http://schemas.microsoft.com/office/word/2010/wordprocessingDrawing" xmlns:wp="http://schemas.openxmlformats.org/drawingml/2006/wordprocessingDrawing" xmlns:w10="urn:schemas-microsoft-com:office:word" xmlns:w="http://schemas.openxmlformats.org/wordprocessingml/2006/main" xmlns:w14="http://schemas.microsoft.com/office/word/2010/wordml" xmlns:w15="http://schemas.microsoft.com/office/word/2012/wordml" xmlns:w16cex="http://schemas.microsoft.com/office/word/2018/wordml/cex" xmlns:w16cid="http://schemas.microsoft.com/office/word/2016/wordml/cid" xmlns:w16="http://schemas.microsoft.com/office/word/2018/wordml" xmlns:w16sdtdh="http://schemas.microsoft.com/office/word/2020/wordml/sdtdatahash" xmlns:w16se="http://schemas.microsoft.com/office/word/2015/wordml/symex" xmlns:wpg="http://schemas.microsoft.com/office/word/2010/wordprocessingGroup" xmlns:wpi="http://schemas.microsoft.com/office/word/2010/wordprocessingInk" xmlns:wne="http://schemas.microsoft.com/office/word/2006/wordml" xmlns:wps="http://schemas.microsoft.com/office/word/2010/wordprocessingShape" mc:Ignorable="w14 w15 w16se w16cid w16 w16cex w16sdtdh wp14">
   <w:abstractNum w:abstractNumId="0" w15:restartNumberingAfterBreak="0">
     <w:nsid w:val="FFFFFF89"/>
     <w:multiLevelType w:val="singleLevel"/>
@@ -20652,142 +20192,142 @@
       </w:rPr>
     </w:lvl>
   </w:abstractNum>
-  <w:num w:numId="1" w16cid:durableId="305744060">
+  <w:num w:numId="1">
     <w:abstractNumId w:val="0"/>
   </w:num>
-  <w:num w:numId="2" w16cid:durableId="1391921485">
+  <w:num w:numId="2">
     <w:abstractNumId w:val="13"/>
   </w:num>
-  <w:num w:numId="3" w16cid:durableId="939683533">
+  <w:num w:numId="3">
     <w:abstractNumId w:val="27"/>
   </w:num>
-  <w:num w:numId="4" w16cid:durableId="1298485740">
+  <w:num w:numId="4">
     <w:abstractNumId w:val="19"/>
   </w:num>
-  <w:num w:numId="5" w16cid:durableId="1571774118">
+  <w:num w:numId="5">
     <w:abstractNumId w:val="28"/>
   </w:num>
-  <w:num w:numId="6" w16cid:durableId="1366716712">
+  <w:num w:numId="6">
     <w:abstractNumId w:val="35"/>
   </w:num>
-  <w:num w:numId="7" w16cid:durableId="2092773921">
+  <w:num w:numId="7">
     <w:abstractNumId w:val="38"/>
   </w:num>
-  <w:num w:numId="8" w16cid:durableId="329412571">
+  <w:num w:numId="8">
     <w:abstractNumId w:val="45"/>
   </w:num>
-  <w:num w:numId="9" w16cid:durableId="358242145">
+  <w:num w:numId="9">
     <w:abstractNumId w:val="44"/>
   </w:num>
-  <w:num w:numId="10" w16cid:durableId="1254700989">
+  <w:num w:numId="10">
     <w:abstractNumId w:val="10"/>
   </w:num>
-  <w:num w:numId="11" w16cid:durableId="1923442770">
+  <w:num w:numId="11">
     <w:abstractNumId w:val="21"/>
   </w:num>
-  <w:num w:numId="12" w16cid:durableId="1898318121">
+  <w:num w:numId="12">
     <w:abstractNumId w:val="18"/>
   </w:num>
-  <w:num w:numId="13" w16cid:durableId="741485260">
+  <w:num w:numId="13">
     <w:abstractNumId w:val="3"/>
   </w:num>
-  <w:num w:numId="14" w16cid:durableId="653603536">
+  <w:num w:numId="14">
     <w:abstractNumId w:val="4"/>
   </w:num>
-  <w:num w:numId="15" w16cid:durableId="482702154">
+  <w:num w:numId="15">
     <w:abstractNumId w:val="43"/>
   </w:num>
-  <w:num w:numId="16" w16cid:durableId="240524420">
+  <w:num w:numId="16">
     <w:abstractNumId w:val="12"/>
   </w:num>
-  <w:num w:numId="17" w16cid:durableId="1837575403">
+  <w:num w:numId="17">
     <w:abstractNumId w:val="41"/>
   </w:num>
-  <w:num w:numId="18" w16cid:durableId="1299648640">
+  <w:num w:numId="18">
     <w:abstractNumId w:val="34"/>
   </w:num>
-  <w:num w:numId="19" w16cid:durableId="1761486611">
+  <w:num w:numId="19">
     <w:abstractNumId w:val="29"/>
   </w:num>
-  <w:num w:numId="20" w16cid:durableId="202521970">
+  <w:num w:numId="20">
     <w:abstractNumId w:val="33"/>
   </w:num>
-  <w:num w:numId="21" w16cid:durableId="1761175755">
+  <w:num w:numId="21">
     <w:abstractNumId w:val="36"/>
   </w:num>
-  <w:num w:numId="22" w16cid:durableId="270627452">
+  <w:num w:numId="22">
     <w:abstractNumId w:val="11"/>
   </w:num>
-  <w:num w:numId="23" w16cid:durableId="305167182">
+  <w:num w:numId="23">
     <w:abstractNumId w:val="7"/>
   </w:num>
-  <w:num w:numId="24" w16cid:durableId="960695834">
+  <w:num w:numId="24">
     <w:abstractNumId w:val="37"/>
   </w:num>
-  <w:num w:numId="25" w16cid:durableId="1663120711">
+  <w:num w:numId="25">
     <w:abstractNumId w:val="8"/>
   </w:num>
-  <w:num w:numId="26" w16cid:durableId="7684659">
+  <w:num w:numId="26">
     <w:abstractNumId w:val="16"/>
   </w:num>
-  <w:num w:numId="27" w16cid:durableId="751240576">
+  <w:num w:numId="27">
     <w:abstractNumId w:val="15"/>
   </w:num>
-  <w:num w:numId="28" w16cid:durableId="89543094">
+  <w:num w:numId="28">
     <w:abstractNumId w:val="39"/>
   </w:num>
-  <w:num w:numId="29" w16cid:durableId="1442605647">
+  <w:num w:numId="29">
     <w:abstractNumId w:val="32"/>
   </w:num>
-  <w:num w:numId="30" w16cid:durableId="1121605257">
+  <w:num w:numId="30">
     <w:abstractNumId w:val="22"/>
   </w:num>
-  <w:num w:numId="31" w16cid:durableId="994836594">
+  <w:num w:numId="31">
     <w:abstractNumId w:val="42"/>
   </w:num>
-  <w:num w:numId="32" w16cid:durableId="1396128561">
+  <w:num w:numId="32">
     <w:abstractNumId w:val="24"/>
   </w:num>
-  <w:num w:numId="33" w16cid:durableId="232815513">
+  <w:num w:numId="33">
     <w:abstractNumId w:val="40"/>
   </w:num>
-  <w:num w:numId="34" w16cid:durableId="531261522">
+  <w:num w:numId="34">
     <w:abstractNumId w:val="31"/>
   </w:num>
-  <w:num w:numId="35" w16cid:durableId="1550146740">
+  <w:num w:numId="35">
     <w:abstractNumId w:val="26"/>
   </w:num>
-  <w:num w:numId="36" w16cid:durableId="1049037250">
+  <w:num w:numId="36">
     <w:abstractNumId w:val="14"/>
   </w:num>
-  <w:num w:numId="37" w16cid:durableId="232786519">
+  <w:num w:numId="37">
     <w:abstractNumId w:val="17"/>
   </w:num>
-  <w:num w:numId="38" w16cid:durableId="1539392800">
+  <w:num w:numId="38">
     <w:abstractNumId w:val="6"/>
   </w:num>
-  <w:num w:numId="39" w16cid:durableId="1354528173">
+  <w:num w:numId="39">
     <w:abstractNumId w:val="30"/>
   </w:num>
-  <w:num w:numId="40" w16cid:durableId="355809608">
+  <w:num w:numId="40">
     <w:abstractNumId w:val="9"/>
   </w:num>
-  <w:num w:numId="41" w16cid:durableId="1519002151">
+  <w:num w:numId="41">
     <w:abstractNumId w:val="25"/>
   </w:num>
-  <w:num w:numId="42" w16cid:durableId="2007325074">
+  <w:num w:numId="42">
     <w:abstractNumId w:val="1"/>
   </w:num>
-  <w:num w:numId="43" w16cid:durableId="198401130">
+  <w:num w:numId="43">
     <w:abstractNumId w:val="2"/>
   </w:num>
-  <w:num w:numId="44" w16cid:durableId="51659636">
+  <w:num w:numId="44">
     <w:abstractNumId w:val="5"/>
   </w:num>
-  <w:num w:numId="45" w16cid:durableId="1740667092">
+  <w:num w:numId="45">
     <w:abstractNumId w:val="23"/>
   </w:num>
-  <w:num w:numId="46" w16cid:durableId="1112087921">
+  <w:num w:numId="46">
     <w:abstractNumId w:val="20"/>
   </w:num>
   <w:numIdMacAtCleanup w:val="21"/>
@@ -20795,7 +20335,7 @@
 </file>
 
 <file path=word/styles.xml><?xml version="1.0" encoding="utf-8"?>
-<w:styles xmlns:mc="http://schemas.openxmlformats.org/markup-compatibility/2006" xmlns:r="http://schemas.openxmlformats.org/officeDocument/2006/relationships" xmlns:w="http://schemas.openxmlformats.org/wordprocessingml/2006/main" xmlns:w14="http://schemas.microsoft.com/office/word/2010/wordml" xmlns:w15="http://schemas.microsoft.com/office/word/2012/wordml" xmlns:w16cex="http://schemas.microsoft.com/office/word/2018/wordml/cex" xmlns:w16cid="http://schemas.microsoft.com/office/word/2016/wordml/cid" xmlns:w16="http://schemas.microsoft.com/office/word/2018/wordml" xmlns:w16du="http://schemas.microsoft.com/office/word/2023/wordml/word16du" xmlns:w16sdtdh="http://schemas.microsoft.com/office/word/2020/wordml/sdtdatahash" xmlns:w16sdtfl="http://schemas.microsoft.com/office/word/2024/wordml/sdtformatlock" xmlns:w16se="http://schemas.microsoft.com/office/word/2015/wordml/symex" mc:Ignorable="w14 w15 w16se w16cid w16 w16cex w16sdtdh w16sdtfl w16du">
+<w:styles xmlns:mc="http://schemas.openxmlformats.org/markup-compatibility/2006" xmlns:r="http://schemas.openxmlformats.org/officeDocument/2006/relationships" xmlns:w="http://schemas.openxmlformats.org/wordprocessingml/2006/main" xmlns:w14="http://schemas.microsoft.com/office/word/2010/wordml" xmlns:w15="http://schemas.microsoft.com/office/word/2012/wordml" xmlns:w16cex="http://schemas.microsoft.com/office/word/2018/wordml/cex" xmlns:w16cid="http://schemas.microsoft.com/office/word/2016/wordml/cid" xmlns:w16="http://schemas.microsoft.com/office/word/2018/wordml" xmlns:w16sdtdh="http://schemas.microsoft.com/office/word/2020/wordml/sdtdatahash" xmlns:w16se="http://schemas.microsoft.com/office/word/2015/wordml/symex" mc:Ignorable="w14 w15 w16se w16cid w16 w16cex w16sdtdh">
   <w:docDefaults>
     <w:rPrDefault>
       <w:rPr>
@@ -22199,7 +21739,7 @@
       <w14:ligatures w14:val="none"/>
     </w:rPr>
   </w:style>
-  <w:style w:type="character" w:styleId="Fuerte">
+  <w:style w:type="character" w:styleId="Textoennegrita">
     <w:name w:val="Strong"/>
     <w:basedOn w:val="Fuentedeprrafopredeter"/>
     <w:uiPriority w:val="22"/>
@@ -22645,6 +22185,10 @@
 </file>
 
 <file path=customXml/item1.xml><?xml version="1.0" encoding="utf-8"?>
+<b:Sources xmlns:b="http://schemas.openxmlformats.org/officeDocument/2006/bibliography" xmlns="http://schemas.openxmlformats.org/officeDocument/2006/bibliography" SelectedStyle="\APASixthEditionOfficeOnline.xsl" StyleName="APA" Version="6"/>
+</file>
+
+<file path=customXml/item2.xml><?xml version="1.0" encoding="utf-8"?>
 <p:properties xmlns:p="http://schemas.microsoft.com/office/2006/metadata/properties" xmlns:xsi="http://www.w3.org/2001/XMLSchema-instance" xmlns:pc="http://schemas.microsoft.com/office/infopath/2007/PartnerControls">
   <documentManagement>
     <TaxCatchAll xmlns="13c90a0b-73bc-4dc0-be5f-28d77b615beb" xsi:nil="true"/>
@@ -22655,11 +22199,16 @@
 </p:properties>
 </file>
 
-<file path=customXml/item2.xml><?xml version="1.0" encoding="utf-8"?>
-<b:Sources xmlns:b="http://schemas.openxmlformats.org/officeDocument/2006/bibliography" xmlns="http://schemas.openxmlformats.org/officeDocument/2006/bibliography" SelectedStyle="\APASixthEditionOfficeOnline.xsl" StyleName="APA" Version="6"/>
+<file path=customXml/item3.xml><?xml version="1.0" encoding="utf-8"?>
+<?mso-contentType ?>
+<FormTemplates xmlns="http://schemas.microsoft.com/sharepoint/v3/contenttype/forms">
+  <Display>DocumentLibraryForm</Display>
+  <Edit>DocumentLibraryForm</Edit>
+  <New>DocumentLibraryForm</New>
+</FormTemplates>
 </file>
 
-<file path=customXml/item3.xml><?xml version="1.0" encoding="utf-8"?>
+<file path=customXml/item4.xml><?xml version="1.0" encoding="utf-8"?>
 <ct:contentTypeSchema xmlns:ct="http://schemas.microsoft.com/office/2006/metadata/contentType" xmlns:ma="http://schemas.microsoft.com/office/2006/metadata/properties/metaAttributes" ct:_="" ma:_="" ma:contentTypeName="Documento" ma:contentTypeID="0x0101006A81D6BD42E8DF4C91013959704817E1" ma:contentTypeVersion="15" ma:contentTypeDescription="Crear nuevo documento." ma:contentTypeScope="" ma:versionID="bf4f72ffd194f0963ff564daca6869f7">
   <xsd:schema xmlns:xsd="http://www.w3.org/2001/XMLSchema" xmlns:xs="http://www.w3.org/2001/XMLSchema" xmlns:p="http://schemas.microsoft.com/office/2006/metadata/properties" xmlns:ns2="13c90a0b-73bc-4dc0-be5f-28d77b615beb" xmlns:ns3="13c93bba-48ce-428c-bfe5-88b42c19b028" targetNamespace="http://schemas.microsoft.com/office/2006/metadata/properties" ma:root="true" ma:fieldsID="8718d6f4873a5b1392a45044efa78385" ns2:_="" ns3:_="">
     <xsd:import namespace="13c90a0b-73bc-4dc0-be5f-28d77b615beb"/>
@@ -22894,27 +22443,7 @@
 </ct:contentTypeSchema>
 </file>
 
-<file path=customXml/item4.xml><?xml version="1.0" encoding="utf-8"?>
-<?mso-contentType ?>
-<FormTemplates xmlns="http://schemas.microsoft.com/sharepoint/v3/contenttype/forms">
-  <Display>DocumentLibraryForm</Display>
-  <Edit>DocumentLibraryForm</Edit>
-  <New>DocumentLibraryForm</New>
-</FormTemplates>
-</file>
-
 <file path=customXml/itemProps1.xml><?xml version="1.0" encoding="utf-8"?>
-<ds:datastoreItem xmlns:ds="http://schemas.openxmlformats.org/officeDocument/2006/customXml" ds:itemID="{1145D752-ACC1-45E1-AB53-0C756F67FC7F}">
-  <ds:schemaRefs>
-    <ds:schemaRef ds:uri="http://schemas.microsoft.com/office/2006/metadata/properties"/>
-    <ds:schemaRef ds:uri="http://schemas.microsoft.com/office/infopath/2007/PartnerControls"/>
-    <ds:schemaRef ds:uri="adccf511-daff-4bcb-9072-914cedbf4c7e"/>
-    <ds:schemaRef ds:uri="a70d3c18-0869-45a1-9f75-4b4b8f0f32be"/>
-  </ds:schemaRefs>
-</ds:datastoreItem>
-</file>
-
-<file path=customXml/itemProps2.xml><?xml version="1.0" encoding="utf-8"?>
 <ds:datastoreItem xmlns:ds="http://schemas.openxmlformats.org/officeDocument/2006/customXml" ds:itemID="{E8AB44A3-7C62-4BD2-82ED-8ABC209970FA}">
   <ds:schemaRefs>
     <ds:schemaRef ds:uri="http://schemas.openxmlformats.org/officeDocument/2006/bibliography"/>
@@ -22922,14 +22451,40 @@
 </ds:datastoreItem>
 </file>
 
-<file path=customXml/itemProps3.xml><?xml version="1.0" encoding="utf-8"?>
-<ds:datastoreItem xmlns:ds="http://schemas.openxmlformats.org/officeDocument/2006/customXml" ds:itemID="{FA9228D4-63CE-4DE6-A731-7597D7D6104E}"/>
+<file path=customXml/itemProps2.xml><?xml version="1.0" encoding="utf-8"?>
+<ds:datastoreItem xmlns:ds="http://schemas.openxmlformats.org/officeDocument/2006/customXml" ds:itemID="{1145D752-ACC1-45E1-AB53-0C756F67FC7F}">
+  <ds:schemaRefs>
+    <ds:schemaRef ds:uri="http://schemas.microsoft.com/office/2006/metadata/properties"/>
+    <ds:schemaRef ds:uri="http://schemas.microsoft.com/office/infopath/2007/PartnerControls"/>
+    <ds:schemaRef ds:uri="13c90a0b-73bc-4dc0-be5f-28d77b615beb"/>
+    <ds:schemaRef ds:uri="13c93bba-48ce-428c-bfe5-88b42c19b028"/>
+  </ds:schemaRefs>
+</ds:datastoreItem>
 </file>
 
-<file path=customXml/itemProps4.xml><?xml version="1.0" encoding="utf-8"?>
+<file path=customXml/itemProps3.xml><?xml version="1.0" encoding="utf-8"?>
 <ds:datastoreItem xmlns:ds="http://schemas.openxmlformats.org/officeDocument/2006/customXml" ds:itemID="{81CBDEC1-3B00-44ED-AD36-0268077980BA}">
   <ds:schemaRefs>
     <ds:schemaRef ds:uri="http://schemas.microsoft.com/sharepoint/v3/contenttype/forms"/>
   </ds:schemaRefs>
 </ds:datastoreItem>
+</file>
+
+<file path=customXml/itemProps4.xml><?xml version="1.0" encoding="utf-8"?>
+<ds:datastoreItem xmlns:ds="http://schemas.openxmlformats.org/officeDocument/2006/customXml" ds:itemID="{FA9228D4-63CE-4DE6-A731-7597D7D6104E}">
+  <ds:schemaRefs>
+    <ds:schemaRef ds:uri="http://schemas.microsoft.com/office/2006/metadata/contentType"/>
+    <ds:schemaRef ds:uri="http://schemas.microsoft.com/office/2006/metadata/properties/metaAttributes"/>
+    <ds:schemaRef ds:uri="http://www.w3.org/2001/XMLSchema"/>
+    <ds:schemaRef ds:uri="http://schemas.microsoft.com/office/2006/metadata/properties"/>
+    <ds:schemaRef ds:uri="13c90a0b-73bc-4dc0-be5f-28d77b615beb"/>
+    <ds:schemaRef ds:uri="13c93bba-48ce-428c-bfe5-88b42c19b028"/>
+    <ds:schemaRef ds:uri="http://schemas.microsoft.com/office/2006/documentManagement/types"/>
+    <ds:schemaRef ds:uri="http://schemas.microsoft.com/office/infopath/2007/PartnerControls"/>
+    <ds:schemaRef ds:uri="http://schemas.openxmlformats.org/package/2006/metadata/core-properties"/>
+    <ds:schemaRef ds:uri="http://purl.org/dc/elements/1.1/"/>
+    <ds:schemaRef ds:uri="http://purl.org/dc/terms/"/>
+    <ds:schemaRef ds:uri="http://schemas.microsoft.com/internal/obd"/>
+  </ds:schemaRefs>
+</ds:datastoreItem>
 </file>
--- a/fuentes/41730056_CFA02_DU.docx
+++ b/fuentes/41730056_CFA02_DU.docx
@@ -207,7 +207,7 @@
               </wp:anchor>
             </w:drawing>
           </mc:Choice>
-          <mc:Fallback xmlns:w16sdtfl="http://schemas.microsoft.com/office/word/2024/wordml/sdtformatlock" xmlns:w16du="http://schemas.microsoft.com/office/word/2023/wordml/word16du" xmlns:oel="http://schemas.microsoft.com/office/2019/extlst">
+          <mc:Fallback xmlns:oel="http://schemas.microsoft.com/office/2019/extlst" xmlns:w16du="http://schemas.microsoft.com/office/word/2023/wordml/word16du" xmlns:w16sdtfl="http://schemas.microsoft.com/office/word/2024/wordml/sdtformatlock">
             <w:pict>
               <v:rect w14:anchorId="4D2A1200" id="Rectángulo 3" o:spid="_x0000_s1026" alt="&quot;&quot;" style="position:absolute;margin-left:0;margin-top:18.3pt;width:616.85pt;height:192.75pt;z-index:-251655168;visibility:visible;mso-wrap-style:square;mso-width-percent:0;mso-height-percent:0;mso-wrap-distance-left:9pt;mso-wrap-distance-top:0;mso-wrap-distance-right:9pt;mso-wrap-distance-bottom:0;mso-position-horizontal:left;mso-position-horizontal-relative:page;mso-position-vertical:absolute;mso-position-vertical-relative:text;mso-width-percent:0;mso-height-percent:0;mso-width-relative:margin;mso-height-relative:margin;v-text-anchor:middle" o:gfxdata="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" fillcolor="#00314d" stroked="f" strokeweight="1pt">
                 <w10:wrap anchorx="page"/>
@@ -312,7 +312,7 @@
               </wp:anchor>
             </w:drawing>
           </mc:Choice>
-          <mc:Fallback xmlns:w16sdtfl="http://schemas.microsoft.com/office/word/2024/wordml/sdtformatlock" xmlns:w16du="http://schemas.microsoft.com/office/word/2023/wordml/word16du" xmlns:oel="http://schemas.microsoft.com/office/2019/extlst">
+          <mc:Fallback xmlns:oel="http://schemas.microsoft.com/office/2019/extlst" xmlns:w16du="http://schemas.microsoft.com/office/word/2023/wordml/word16du" xmlns:w16sdtfl="http://schemas.microsoft.com/office/word/2024/wordml/sdtformatlock">
             <w:pict>
               <v:shapetype w14:anchorId="2E2DABF6" id="_x0000_t202" coordsize="21600,21600" o:spt="202" path="m,l,21600r21600,l21600,xe">
                 <v:stroke joinstyle="miter"/>
@@ -784,7 +784,7 @@
                 <w:noProof/>
                 <w:webHidden/>
               </w:rPr>
-              <w:t>2</w:t>
+              <w:t>4</w:t>
             </w:r>
             <w:r>
               <w:rPr>
@@ -985,7 +985,7 @@
                 <w:noProof/>
                 <w:webHidden/>
               </w:rPr>
-              <w:t>6</w:t>
+              <w:t>7</w:t>
             </w:r>
             <w:r>
               <w:rPr>
@@ -1281,7 +1281,7 @@
                 <w:noProof/>
                 <w:webHidden/>
               </w:rPr>
-              <w:t>12</w:t>
+              <w:t>13</w:t>
             </w:r>
             <w:r>
               <w:rPr>
@@ -1369,7 +1369,7 @@
                 <w:noProof/>
                 <w:webHidden/>
               </w:rPr>
-              <w:t>15</w:t>
+              <w:t>16</w:t>
             </w:r>
             <w:r>
               <w:rPr>
@@ -1457,7 +1457,7 @@
                 <w:noProof/>
                 <w:webHidden/>
               </w:rPr>
-              <w:t>15</w:t>
+              <w:t>16</w:t>
             </w:r>
             <w:r>
               <w:rPr>
@@ -1545,7 +1545,7 @@
                 <w:noProof/>
                 <w:webHidden/>
               </w:rPr>
-              <w:t>17</w:t>
+              <w:t>18</w:t>
             </w:r>
             <w:r>
               <w:rPr>
@@ -1633,7 +1633,7 @@
                 <w:noProof/>
                 <w:webHidden/>
               </w:rPr>
-              <w:t>18</w:t>
+              <w:t>19</w:t>
             </w:r>
             <w:r>
               <w:rPr>
@@ -1721,7 +1721,7 @@
                 <w:noProof/>
                 <w:webHidden/>
               </w:rPr>
-              <w:t>22</w:t>
+              <w:t>23</w:t>
             </w:r>
             <w:r>
               <w:rPr>
@@ -1817,7 +1817,7 @@
                 <w:noProof/>
                 <w:webHidden/>
               </w:rPr>
-              <w:t>23</w:t>
+              <w:t>24</w:t>
             </w:r>
             <w:r>
               <w:rPr>
@@ -1905,7 +1905,7 @@
                 <w:noProof/>
                 <w:webHidden/>
               </w:rPr>
-              <w:t>23</w:t>
+              <w:t>24</w:t>
             </w:r>
             <w:r>
               <w:rPr>
@@ -1993,7 +1993,7 @@
                 <w:noProof/>
                 <w:webHidden/>
               </w:rPr>
-              <w:t>27</w:t>
+              <w:t>28</w:t>
             </w:r>
             <w:r>
               <w:rPr>
@@ -2081,7 +2081,7 @@
                 <w:noProof/>
                 <w:webHidden/>
               </w:rPr>
-              <w:t>29</w:t>
+              <w:t>30</w:t>
             </w:r>
             <w:r>
               <w:rPr>
@@ -2169,7 +2169,7 @@
                 <w:noProof/>
                 <w:webHidden/>
               </w:rPr>
-              <w:t>29</w:t>
+              <w:t>30</w:t>
             </w:r>
             <w:r>
               <w:rPr>
@@ -2259,7 +2259,7 @@
                 <w:noProof/>
                 <w:webHidden/>
               </w:rPr>
-              <w:t>31</w:t>
+              <w:t>32</w:t>
             </w:r>
             <w:r>
               <w:rPr>
@@ -2351,7 +2351,7 @@
                 <w:noProof/>
                 <w:webHidden/>
               </w:rPr>
-              <w:t>34</w:t>
+              <w:t>35</w:t>
             </w:r>
             <w:r>
               <w:rPr>
@@ -2443,7 +2443,7 @@
                 <w:noProof/>
                 <w:webHidden/>
               </w:rPr>
-              <w:t>38</w:t>
+              <w:t>39</w:t>
             </w:r>
             <w:r>
               <w:rPr>
@@ -2531,7 +2531,7 @@
                 <w:noProof/>
                 <w:webHidden/>
               </w:rPr>
-              <w:t>41</w:t>
+              <w:t>42</w:t>
             </w:r>
             <w:r>
               <w:rPr>
@@ -2627,7 +2627,7 @@
                 <w:noProof/>
                 <w:webHidden/>
               </w:rPr>
-              <w:t>44</w:t>
+              <w:t>45</w:t>
             </w:r>
             <w:r>
               <w:rPr>
@@ -2743,7 +2743,7 @@
                 <w:noProof/>
                 <w:webHidden/>
               </w:rPr>
-              <w:t>46</w:t>
+              <w:t>47</w:t>
             </w:r>
             <w:r>
               <w:rPr>
@@ -2813,7 +2813,7 @@
                 <w:noProof/>
                 <w:webHidden/>
               </w:rPr>
-              <w:t>49</w:t>
+              <w:t>50</w:t>
             </w:r>
             <w:r>
               <w:rPr>
@@ -2883,7 +2883,7 @@
                 <w:noProof/>
                 <w:webHidden/>
               </w:rPr>
-              <w:t>51</w:t>
+              <w:t>52</w:t>
             </w:r>
             <w:r>
               <w:rPr>
@@ -2953,7 +2953,7 @@
                 <w:noProof/>
                 <w:webHidden/>
               </w:rPr>
-              <w:t>53</w:t>
+              <w:t>54</w:t>
             </w:r>
             <w:r>
               <w:rPr>
@@ -3023,7 +3023,7 @@
                 <w:noProof/>
                 <w:webHidden/>
               </w:rPr>
-              <w:t>56</w:t>
+              <w:t>57</w:t>
             </w:r>
             <w:r>
               <w:rPr>
@@ -3330,7 +3330,23 @@
               <w:t>Design Thinking</w:t>
             </w:r>
             <w:r>
-              <w:t xml:space="preserve">, un método que permite comprender profundamente un problema, definir con claridad qué se quiere solucionar y diseñar una propuesta adecuada. Este proceso se fundamenta en la empatía hacia los usuarios, la creatividad y la iteración constante. Además, se abordará el Human-Centered Design (HCD), un enfoque que prioriza a las personas, sus necesidades y su contexto en el proceso de diseño. Sus principios clave incluyen la observación, la colaboración, el prototipado y la mejora continua, garantizando que las soluciones respondan realmente a quienes las utilizan. </w:t>
+              <w:t>, un método que permite comprender profundamente un problema, definir con claridad qué se quiere solucionar y diseñar una propuesta adecuada. Este proceso se fundamenta en la empatía hacia los usuarios, la creatividad y la iteración constante. Además, se abordará el Human-</w:t>
+            </w:r>
+            <w:proofErr w:type="spellStart"/>
+            <w:r>
+              <w:t>Centered</w:t>
+            </w:r>
+            <w:proofErr w:type="spellEnd"/>
+            <w:r>
+              <w:t xml:space="preserve"> </w:t>
+            </w:r>
+            <w:proofErr w:type="spellStart"/>
+            <w:r>
+              <w:t>Design</w:t>
+            </w:r>
+            <w:proofErr w:type="spellEnd"/>
+            <w:r>
+              <w:t xml:space="preserve"> (HCD), un enfoque que prioriza a las personas, sus necesidades y su contexto en el proceso de diseño. Sus principios clave incluyen la observación, la colaboración, el prototipado y la mejora continua, garantizando que las soluciones respondan realmente a quienes las utilizan. </w:t>
             </w:r>
           </w:p>
           <w:p>
@@ -3431,13 +3447,31 @@
         </w:rPr>
         <w:t xml:space="preserve">La salud pública enfrenta desafíos cada vez más complejos relacionados con la prevención de enfermedades, la promoción de hábitos saludables, el acceso equitativo a los servicios de salud y la atención de las necesidades de poblaciones diversas. En este contexto, metodologías de innovación como </w:t>
       </w:r>
+      <w:proofErr w:type="spellStart"/>
       <w:r>
         <w:rPr>
           <w:rStyle w:val="Extranjerismo"/>
           <w:lang w:val="es-419"/>
         </w:rPr>
-        <w:t>Design Thinking</w:t>
-      </w:r>
+        <w:t>Design</w:t>
+      </w:r>
+      <w:proofErr w:type="spellEnd"/>
+      <w:r>
+        <w:rPr>
+          <w:rStyle w:val="Extranjerismo"/>
+          <w:lang w:val="es-419"/>
+        </w:rPr>
+        <w:t xml:space="preserve"> </w:t>
+      </w:r>
+      <w:proofErr w:type="spellStart"/>
+      <w:r>
+        <w:rPr>
+          <w:rStyle w:val="Extranjerismo"/>
+          <w:lang w:val="es-419"/>
+        </w:rPr>
+        <w:t>Thinking</w:t>
+      </w:r>
+      <w:proofErr w:type="spellEnd"/>
       <w:r>
         <w:rPr>
           <w:rFonts w:ascii="Calibri" w:hAnsi="Calibri" w:cs="Calibri"/>
@@ -3451,8 +3485,33 @@
           <w:rStyle w:val="Extranjerismo"/>
           <w:lang w:val="es-419"/>
         </w:rPr>
-        <w:t>Human-Centered Design</w:t>
-      </w:r>
+        <w:t>Human-</w:t>
+      </w:r>
+      <w:proofErr w:type="spellStart"/>
+      <w:r>
+        <w:rPr>
+          <w:rStyle w:val="Extranjerismo"/>
+          <w:lang w:val="es-419"/>
+        </w:rPr>
+        <w:t>Centered</w:t>
+      </w:r>
+      <w:proofErr w:type="spellEnd"/>
+      <w:r>
+        <w:rPr>
+          <w:rStyle w:val="Extranjerismo"/>
+          <w:lang w:val="es-419"/>
+        </w:rPr>
+        <w:t xml:space="preserve"> </w:t>
+      </w:r>
+      <w:proofErr w:type="spellStart"/>
+      <w:r>
+        <w:rPr>
+          <w:rStyle w:val="Extranjerismo"/>
+          <w:lang w:val="es-419"/>
+        </w:rPr>
+        <w:t>Design</w:t>
+      </w:r>
+      <w:proofErr w:type="spellEnd"/>
       <w:r>
         <w:rPr>
           <w:rFonts w:ascii="Calibri" w:hAnsi="Calibri" w:cs="Calibri"/>
@@ -3490,6 +3549,7 @@
         </w:rPr>
         <w:t xml:space="preserve">Qué es </w:t>
       </w:r>
+      <w:proofErr w:type="spellStart"/>
       <w:r>
         <w:rPr>
           <w:rStyle w:val="Extranjerismo"/>
@@ -3497,12 +3557,14 @@
         </w:rPr>
         <w:t>Design</w:t>
       </w:r>
+      <w:proofErr w:type="spellEnd"/>
       <w:r>
         <w:rPr>
           <w:lang w:val="es-419" w:eastAsia="es-CO"/>
         </w:rPr>
         <w:t xml:space="preserve"> </w:t>
       </w:r>
+      <w:proofErr w:type="spellStart"/>
       <w:r>
         <w:rPr>
           <w:rStyle w:val="Extranjerismo"/>
@@ -3510,6 +3572,7 @@
         </w:rPr>
         <w:t>Thinking</w:t>
       </w:r>
+      <w:proofErr w:type="spellEnd"/>
       <w:r>
         <w:rPr>
           <w:lang w:val="es-419" w:eastAsia="es-CO"/>
@@ -3529,13 +3592,31 @@
         </w:rPr>
         <w:t xml:space="preserve">Tradicionalmente, el </w:t>
       </w:r>
+      <w:proofErr w:type="spellStart"/>
       <w:r>
         <w:rPr>
           <w:rStyle w:val="Extranjerismo"/>
           <w:lang w:val="es-CO" w:eastAsia="es-CO"/>
         </w:rPr>
-        <w:t>Design Thinking</w:t>
-      </w:r>
+        <w:t>Design</w:t>
+      </w:r>
+      <w:proofErr w:type="spellEnd"/>
+      <w:r>
+        <w:rPr>
+          <w:rStyle w:val="Extranjerismo"/>
+          <w:lang w:val="es-CO" w:eastAsia="es-CO"/>
+        </w:rPr>
+        <w:t xml:space="preserve"> </w:t>
+      </w:r>
+      <w:proofErr w:type="spellStart"/>
+      <w:r>
+        <w:rPr>
+          <w:rStyle w:val="Extranjerismo"/>
+          <w:lang w:val="es-CO" w:eastAsia="es-CO"/>
+        </w:rPr>
+        <w:t>Thinking</w:t>
+      </w:r>
+      <w:proofErr w:type="spellEnd"/>
       <w:r>
         <w:rPr>
           <w:lang w:eastAsia="es-CO"/>
@@ -3699,20 +3780,31 @@
         </w:rPr>
         <w:t xml:space="preserve">El enfoque se apoya en valores fundamentales que guían su práctica, los principios del </w:t>
       </w:r>
+      <w:proofErr w:type="spellStart"/>
       <w:r>
         <w:rPr>
           <w:rStyle w:val="Extranjerismo"/>
           <w:lang w:val="es-CO" w:eastAsia="es-CO"/>
         </w:rPr>
-        <w:t xml:space="preserve">Design </w:t>
-      </w:r>
+        <w:t>Design</w:t>
+      </w:r>
+      <w:proofErr w:type="spellEnd"/>
       <w:r>
         <w:rPr>
           <w:rStyle w:val="Extranjerismo"/>
           <w:lang w:val="es-CO" w:eastAsia="es-CO"/>
         </w:rPr>
+        <w:t xml:space="preserve"> </w:t>
+      </w:r>
+      <w:proofErr w:type="spellStart"/>
+      <w:r>
+        <w:rPr>
+          <w:rStyle w:val="Extranjerismo"/>
+          <w:lang w:val="es-CO" w:eastAsia="es-CO"/>
+        </w:rPr>
         <w:t>Thinking</w:t>
       </w:r>
+      <w:proofErr w:type="spellEnd"/>
       <w:r>
         <w:rPr>
           <w:lang w:eastAsia="es-CO"/>
@@ -3856,39 +3948,93 @@
         </w:rPr>
         <w:t xml:space="preserve">Es importante tener en cuenta que más que una técnica, el </w:t>
       </w:r>
+      <w:proofErr w:type="spellStart"/>
       <w:r>
         <w:rPr>
           <w:rStyle w:val="Extranjerismo"/>
           <w:lang w:val="es-CO" w:eastAsia="es-CO"/>
         </w:rPr>
-        <w:t>Design Thinking</w:t>
-      </w:r>
-      <w:r>
-        <w:rPr>
-          <w:lang w:eastAsia="es-CO"/>
-        </w:rPr>
-        <w:t xml:space="preserve"> es una mentalidad que impulsa a quienes investigan e innovan. La mentalidad de un </w:t>
-      </w:r>
+        <w:t>Design</w:t>
+      </w:r>
+      <w:proofErr w:type="spellEnd"/>
       <w:r>
         <w:rPr>
           <w:rStyle w:val="Extranjerismo"/>
           <w:lang w:val="es-CO" w:eastAsia="es-CO"/>
         </w:rPr>
-        <w:t>Design Thinker</w:t>
-      </w:r>
-      <w:r>
-        <w:rPr>
-          <w:lang w:eastAsia="es-CO"/>
-        </w:rPr>
-        <w:t xml:space="preserve"> se centra en la empatía con el usuario, el optimismo, la colaboración multidisciplinaria, la iteración constante y la aceptación del fracaso temprano como parte del proceso de aprendizaje. Se trata de un enfoque ágil y centrado en el ser humano para resolver problemas complejos a través de la creatividad, la experimentación y el pensamiento práctico. En general, se puede concretar la mentalidad del </w:t>
-      </w:r>
+        <w:t xml:space="preserve"> </w:t>
+      </w:r>
+      <w:proofErr w:type="spellStart"/>
       <w:r>
         <w:rPr>
           <w:rStyle w:val="Extranjerismo"/>
           <w:lang w:val="es-CO" w:eastAsia="es-CO"/>
         </w:rPr>
-        <w:t>Desing Thinker</w:t>
-      </w:r>
+        <w:t>Thinking</w:t>
+      </w:r>
+      <w:proofErr w:type="spellEnd"/>
+      <w:r>
+        <w:rPr>
+          <w:lang w:eastAsia="es-CO"/>
+        </w:rPr>
+        <w:t xml:space="preserve"> es una mentalidad que impulsa a quienes investigan e innovan. La mentalidad de un </w:t>
+      </w:r>
+      <w:proofErr w:type="spellStart"/>
+      <w:r>
+        <w:rPr>
+          <w:rStyle w:val="Extranjerismo"/>
+          <w:lang w:val="es-CO" w:eastAsia="es-CO"/>
+        </w:rPr>
+        <w:t>Design</w:t>
+      </w:r>
+      <w:proofErr w:type="spellEnd"/>
+      <w:r>
+        <w:rPr>
+          <w:rStyle w:val="Extranjerismo"/>
+          <w:lang w:val="es-CO" w:eastAsia="es-CO"/>
+        </w:rPr>
+        <w:t xml:space="preserve"> </w:t>
+      </w:r>
+      <w:proofErr w:type="spellStart"/>
+      <w:r>
+        <w:rPr>
+          <w:rStyle w:val="Extranjerismo"/>
+          <w:lang w:val="es-CO" w:eastAsia="es-CO"/>
+        </w:rPr>
+        <w:t>Thinker</w:t>
+      </w:r>
+      <w:proofErr w:type="spellEnd"/>
+      <w:r>
+        <w:rPr>
+          <w:lang w:eastAsia="es-CO"/>
+        </w:rPr>
+        <w:t xml:space="preserve"> se centra en la empatía con el usuario, el optimismo, la colaboración multidisciplinaria, la iteración constante y la aceptación del fracaso temprano como parte del proceso de aprendizaje. Se trata de un enfoque ágil y centrado en el ser humano para resolver problemas complejos a través de la creatividad, la experimentación y el pensamiento práctico. En general, se puede concretar la mentalidad del </w:t>
+      </w:r>
+      <w:proofErr w:type="spellStart"/>
+      <w:r>
+        <w:rPr>
+          <w:rStyle w:val="Extranjerismo"/>
+          <w:lang w:val="es-CO" w:eastAsia="es-CO"/>
+        </w:rPr>
+        <w:t>Desing</w:t>
+      </w:r>
+      <w:proofErr w:type="spellEnd"/>
+      <w:r>
+        <w:rPr>
+          <w:rStyle w:val="Extranjerismo"/>
+          <w:lang w:val="es-CO" w:eastAsia="es-CO"/>
+        </w:rPr>
+        <w:t xml:space="preserve"> </w:t>
+      </w:r>
+      <w:proofErr w:type="spellStart"/>
+      <w:r>
+        <w:rPr>
+          <w:rStyle w:val="Extranjerismo"/>
+          <w:lang w:val="es-CO" w:eastAsia="es-CO"/>
+        </w:rPr>
+        <w:t>Thinker</w:t>
+      </w:r>
+      <w:proofErr w:type="spellEnd"/>
       <w:r>
         <w:rPr>
           <w:lang w:eastAsia="es-CO"/>
@@ -4083,7 +4229,21 @@
         <w:rPr>
           <w:lang w:eastAsia="es-CO"/>
         </w:rPr>
-        <w:t>Reducción de riesgos al validar o probar temprano (IxDF, 2016).</w:t>
+        <w:t>Reducción de riesgos al validar o probar temprano (</w:t>
+      </w:r>
+      <w:proofErr w:type="spellStart"/>
+      <w:r>
+        <w:rPr>
+          <w:lang w:eastAsia="es-CO"/>
+        </w:rPr>
+        <w:t>IxDF</w:t>
+      </w:r>
+      <w:proofErr w:type="spellEnd"/>
+      <w:r>
+        <w:rPr>
+          <w:lang w:eastAsia="es-CO"/>
+        </w:rPr>
+        <w:t>, 2016).</w:t>
       </w:r>
     </w:p>
     <w:p>
@@ -4128,12 +4288,37 @@
         </w:rPr>
         <w:t xml:space="preserve">A continuación, se presenta con mayor profundidad cada una de las fases del proceso de </w:t>
       </w:r>
+      <w:proofErr w:type="spellStart"/>
       <w:r>
         <w:rPr>
           <w:rStyle w:val="Extranjerismo"/>
           <w:lang w:val="es-CO" w:eastAsia="es-CO"/>
         </w:rPr>
-        <w:t>Design Thinking:</w:t>
+        <w:t>Design</w:t>
+      </w:r>
+      <w:proofErr w:type="spellEnd"/>
+      <w:r>
+        <w:rPr>
+          <w:rStyle w:val="Extranjerismo"/>
+          <w:lang w:val="es-CO" w:eastAsia="es-CO"/>
+        </w:rPr>
+        <w:t xml:space="preserve"> </w:t>
+      </w:r>
+      <w:proofErr w:type="spellStart"/>
+      <w:r>
+        <w:rPr>
+          <w:rStyle w:val="Extranjerismo"/>
+          <w:lang w:val="es-CO" w:eastAsia="es-CO"/>
+        </w:rPr>
+        <w:t>Thinking</w:t>
+      </w:r>
+      <w:proofErr w:type="spellEnd"/>
+      <w:r>
+        <w:rPr>
+          <w:rStyle w:val="Extranjerismo"/>
+          <w:lang w:val="es-CO" w:eastAsia="es-CO"/>
+        </w:rPr>
+        <w:t>:</w:t>
       </w:r>
     </w:p>
     <w:p>
@@ -4303,7 +4488,21 @@
         <w:rPr>
           <w:lang w:eastAsia="es-CO"/>
         </w:rPr>
-        <w:t xml:space="preserve">De acuerdo con la Fundación para el Diseño y la Interacción (IxDF, 2016), hoy en día hablar de salud implica no solo es referirse a la enfermedad, sino también, y especialmente, a las personas y a sus experiencias. Aunque el sistema sanitario presenta múltiples oportunidades de mejora, las estrategias y reflexiones sobre cómo </w:t>
+        <w:t>De acuerdo con la Fundación para el Diseño y la Interacción (</w:t>
+      </w:r>
+      <w:proofErr w:type="spellStart"/>
+      <w:r>
+        <w:rPr>
+          <w:lang w:eastAsia="es-CO"/>
+        </w:rPr>
+        <w:t>IxDF</w:t>
+      </w:r>
+      <w:proofErr w:type="spellEnd"/>
+      <w:r>
+        <w:rPr>
+          <w:lang w:eastAsia="es-CO"/>
+        </w:rPr>
+        <w:t xml:space="preserve">, 2016), hoy en día hablar de salud implica no solo es referirse a la enfermedad, sino también, y especialmente, a las personas y a sus experiencias. Aunque el sistema sanitario presenta múltiples oportunidades de mejora, las estrategias y reflexiones sobre cómo </w:t>
       </w:r>
       <w:r>
         <w:rPr>
@@ -4496,13 +4695,41 @@
         <w:rPr>
           <w:lang w:eastAsia="es-CO"/>
         </w:rPr>
-        <w:t xml:space="preserve"> Healthcare,</w:t>
-      </w:r>
-      <w:r>
-        <w:rPr>
-          <w:lang w:eastAsia="es-CO"/>
-        </w:rPr>
-        <w:t xml:space="preserve"> que emplea esta metodología en el diseño de equipamiento médico y en la experiencia del paciente durante su uso. Un ejemplo es el trabajo de Doug Dietz, diseñador industrial, quien creó una máquina de resonancia magnética que representó un gran avance tecnológico. Sin embargo, descubrió que muchas personas, especialmente los niños, experimentaban miedo y ansiedad intensa al utilizarla. A partir de esta observación, propuso rediseñar la experiencia completa: desde el aspecto externo de la máquina hasta el espacio donde se realizaba el procedimiento. Transformó las salas en escenarios imaginarios, como una nave espacial o un barco pirata, lo que convirtió el examen de resonancia magnética en una aventura lúdica para los más pequeños (Saavedra, sf).</w:t>
+        <w:t xml:space="preserve"> </w:t>
+      </w:r>
+      <w:proofErr w:type="spellStart"/>
+      <w:r>
+        <w:rPr>
+          <w:lang w:eastAsia="es-CO"/>
+        </w:rPr>
+        <w:t>Healthcare</w:t>
+      </w:r>
+      <w:proofErr w:type="spellEnd"/>
+      <w:r>
+        <w:rPr>
+          <w:lang w:eastAsia="es-CO"/>
+        </w:rPr>
+        <w:t>,</w:t>
+      </w:r>
+      <w:r>
+        <w:rPr>
+          <w:lang w:eastAsia="es-CO"/>
+        </w:rPr>
+        <w:t xml:space="preserve"> que emplea esta metodología en el diseño de equipamiento médico y en la experiencia del paciente durante su uso. Un ejemplo es el trabajo de Doug Dietz, diseñador industrial, quien creó una máquina de resonancia magnética que representó un gran avance tecnológico. Sin embargo, descubrió que muchas personas, especialmente los niños, experimentaban miedo y ansiedad intensa al utilizarla. A partir de esta observación, propuso rediseñar la experiencia completa: desde el aspecto externo de la máquina hasta el espacio donde se realizaba el procedimiento. Transformó las salas en escenarios imaginarios, como una nave espacial o un barco pirata, lo que convirtió el examen de resonancia magnética en una aventura lúdica para los más pequeños (Saavedra, </w:t>
+      </w:r>
+      <w:proofErr w:type="spellStart"/>
+      <w:r>
+        <w:rPr>
+          <w:lang w:eastAsia="es-CO"/>
+        </w:rPr>
+        <w:t>sf</w:t>
+      </w:r>
+      <w:proofErr w:type="spellEnd"/>
+      <w:r>
+        <w:rPr>
+          <w:lang w:eastAsia="es-CO"/>
+        </w:rPr>
+        <w:t>).</w:t>
       </w:r>
     </w:p>
     <w:p>
@@ -4950,7 +5177,23 @@
       </w:pPr>
       <w:bookmarkStart w:id="5" w:name="_Toc223362072"/>
       <w:r>
-        <w:t>Fundamentos del Human-Centered Design (HCD</w:t>
+        <w:t>Fundamentos del Human-</w:t>
+      </w:r>
+      <w:proofErr w:type="spellStart"/>
+      <w:r>
+        <w:t>Centered</w:t>
+      </w:r>
+      <w:proofErr w:type="spellEnd"/>
+      <w:r>
+        <w:t xml:space="preserve"> </w:t>
+      </w:r>
+      <w:proofErr w:type="spellStart"/>
+      <w:r>
+        <w:t>Design</w:t>
+      </w:r>
+      <w:proofErr w:type="spellEnd"/>
+      <w:r>
+        <w:t xml:space="preserve"> (HCD</w:t>
       </w:r>
       <w:r>
         <w:t>)</w:t>
@@ -5238,7 +5481,21 @@
         <w:rPr>
           <w:lang w:eastAsia="es-CO"/>
         </w:rPr>
-        <w:t>epresentaciones semi-ficticias de los usuarios típicos, creadas a partir de la investigación. Incluyen datos demográficos, motivaciones, objetivos y frustraciones, lo que ayuda al equipo a comprender con quién está diseñando.</w:t>
+        <w:t xml:space="preserve">epresentaciones </w:t>
+      </w:r>
+      <w:proofErr w:type="spellStart"/>
+      <w:r>
+        <w:rPr>
+          <w:lang w:eastAsia="es-CO"/>
+        </w:rPr>
+        <w:t>semi-ficticias</w:t>
+      </w:r>
+      <w:proofErr w:type="spellEnd"/>
+      <w:r>
+        <w:rPr>
+          <w:lang w:eastAsia="es-CO"/>
+        </w:rPr>
+        <w:t xml:space="preserve"> de los usuarios típicos, creadas a partir de la investigación. Incluyen datos demográficos, motivaciones, objetivos y frustraciones, lo que ayuda al equipo a comprender con quién está diseñando.</w:t>
       </w:r>
     </w:p>
     <w:p>
@@ -6112,7 +6369,15 @@
           <w:szCs w:val="24"/>
           <w:lang w:val="es-419" w:eastAsia="es-CO"/>
         </w:rPr>
-        <w:t>INS, SENA 2025.</w:t>
+        <w:t xml:space="preserve">INS, </w:t>
+      </w:r>
+      <w:r>
+        <w:rPr>
+          <w:sz w:val="24"/>
+          <w:szCs w:val="24"/>
+          <w:lang w:val="es-419" w:eastAsia="es-CO"/>
+        </w:rPr>
+        <w:t>SENA 2025.</w:t>
       </w:r>
     </w:p>
     <w:p>
@@ -6834,7 +7099,21 @@
         <w:rPr>
           <w:lang w:eastAsia="es-CO"/>
         </w:rPr>
-        <w:t xml:space="preserve">Los principios básicos del testeo con usuarios se centran en definir objetivos claros, seleccionar participantes representativos y crear un entorno de prueba adecuado para observar el comportamiento real del usuario al interactuar con un producto. Se debe planificar meticulosamente las tareas a realizar, documentar las observaciones y analizar los datos para identificar problemas de usabilidad y generar un informe con propuestas de mejora (Narváez, sf). </w:t>
+        <w:t xml:space="preserve">Los principios básicos del testeo con usuarios se centran en definir objetivos claros, seleccionar participantes representativos y crear un entorno de prueba adecuado para observar el comportamiento real del usuario al interactuar con un producto. Se debe planificar meticulosamente las tareas a realizar, documentar las observaciones y analizar los datos para identificar problemas de usabilidad y generar un informe con propuestas de mejora (Narváez, </w:t>
+      </w:r>
+      <w:proofErr w:type="spellStart"/>
+      <w:r>
+        <w:rPr>
+          <w:lang w:eastAsia="es-CO"/>
+        </w:rPr>
+        <w:t>sf</w:t>
+      </w:r>
+      <w:proofErr w:type="spellEnd"/>
+      <w:r>
+        <w:rPr>
+          <w:lang w:eastAsia="es-CO"/>
+        </w:rPr>
+        <w:t xml:space="preserve">). </w:t>
       </w:r>
     </w:p>
     <w:p>
@@ -9651,7 +9930,21 @@
         <w:rPr>
           <w:lang w:eastAsia="es-CO"/>
         </w:rPr>
-        <w:t xml:space="preserve">De acuerdo con lo establecido por la organización Solvingadhoc (2017), en el enfoque </w:t>
+        <w:t xml:space="preserve">De acuerdo con lo establecido por la organización </w:t>
+      </w:r>
+      <w:proofErr w:type="spellStart"/>
+      <w:r>
+        <w:rPr>
+          <w:lang w:eastAsia="es-CO"/>
+        </w:rPr>
+        <w:t>Solvingadhoc</w:t>
+      </w:r>
+      <w:proofErr w:type="spellEnd"/>
+      <w:r>
+        <w:rPr>
+          <w:lang w:eastAsia="es-CO"/>
+        </w:rPr>
+        <w:t xml:space="preserve"> (2017), en el enfoque </w:t>
       </w:r>
       <w:r>
         <w:rPr>
@@ -10667,7 +10960,21 @@
           <w:lang w:eastAsia="es-CO"/>
         </w:rPr>
         <w:lastRenderedPageBreak/>
-        <w:t>botella, priorizar tareas críticas y tomar decisiones basadas en evidencia. Su aplicación resulta particularmente útil en proyectos de vigilancia epidemiológica, gestión de laboratorios, coordinación de actividades de campo o administración de proyectos de innovación, entre otros, donde la cantidad de tareas, la interacción entre áreas y la necesidad de seguimiento continuo suelen ser elevadas (Martins, 2025).</w:t>
+        <w:t>botella, priorizar tareas críticas y tomar decisiones basadas en evidencia. Su aplicación resulta particularmente útil en proyectos de vigilancia epidemiológica, gestión de laboratorios, coordinación de actividades de campo o administración de proyectos de innovación, entre otros, donde la cantidad de tareas, la interacción entre áreas y la necesidad de seguimiento continuo suelen ser elevadas (</w:t>
+      </w:r>
+      <w:proofErr w:type="spellStart"/>
+      <w:r>
+        <w:rPr>
+          <w:lang w:eastAsia="es-CO"/>
+        </w:rPr>
+        <w:t>Martins</w:t>
+      </w:r>
+      <w:proofErr w:type="spellEnd"/>
+      <w:r>
+        <w:rPr>
+          <w:lang w:eastAsia="es-CO"/>
+        </w:rPr>
+        <w:t>, 2025).</w:t>
       </w:r>
     </w:p>
     <w:p>
@@ -10924,7 +11231,21 @@
         <w:rPr>
           <w:lang w:eastAsia="es-CO"/>
         </w:rPr>
-        <w:t xml:space="preserve">De acuerdo con Martins (2025), la implementación de </w:t>
+        <w:t xml:space="preserve">De acuerdo con </w:t>
+      </w:r>
+      <w:proofErr w:type="spellStart"/>
+      <w:r>
+        <w:rPr>
+          <w:lang w:eastAsia="es-CO"/>
+        </w:rPr>
+        <w:t>Martins</w:t>
+      </w:r>
+      <w:proofErr w:type="spellEnd"/>
+      <w:r>
+        <w:rPr>
+          <w:lang w:eastAsia="es-CO"/>
+        </w:rPr>
+        <w:t xml:space="preserve"> (2025), la implementación de </w:t>
       </w:r>
       <w:r>
         <w:rPr>
@@ -11809,7 +12130,21 @@
           <w:lang w:eastAsia="es-CO"/>
         </w:rPr>
         <w:lastRenderedPageBreak/>
-        <w:t xml:space="preserve">seguir con la co-creación de prototipos con pacientes y profesionales, según HCD, y culminar en una implementación iterativa que evalúa resultados cada semana, empleando metodologías ágiles. En este sentido, lo importante no es etiquetar la metodología, sino evidenciar el enfoque centrado en el usuario, la experimentación y la mejora continua. </w:t>
+        <w:t xml:space="preserve">seguir con la </w:t>
+      </w:r>
+      <w:proofErr w:type="spellStart"/>
+      <w:r>
+        <w:rPr>
+          <w:lang w:eastAsia="es-CO"/>
+        </w:rPr>
+        <w:t>co-creación</w:t>
+      </w:r>
+      <w:proofErr w:type="spellEnd"/>
+      <w:r>
+        <w:rPr>
+          <w:lang w:eastAsia="es-CO"/>
+        </w:rPr>
+        <w:t xml:space="preserve"> de prototipos con pacientes y profesionales, según HCD, y culminar en una implementación iterativa que evalúa resultados cada semana, empleando metodologías ágiles. En este sentido, lo importante no es etiquetar la metodología, sino evidenciar el enfoque centrado en el usuario, la experimentación y la mejora continua. </w:t>
       </w:r>
     </w:p>
     <w:p>
@@ -12336,12 +12671,21 @@
                 <w:szCs w:val="24"/>
               </w:rPr>
             </w:pPr>
+            <w:proofErr w:type="spellStart"/>
             <w:r>
               <w:rPr>
                 <w:sz w:val="24"/>
                 <w:szCs w:val="24"/>
               </w:rPr>
-              <w:t>Co-diseño de materiales educativos con comunidades indígenas o rurales.</w:t>
+              <w:t>Co-diseño</w:t>
+            </w:r>
+            <w:proofErr w:type="spellEnd"/>
+            <w:r>
+              <w:rPr>
+                <w:sz w:val="24"/>
+                <w:szCs w:val="24"/>
+              </w:rPr>
+              <w:t xml:space="preserve"> de materiales educativos con comunidades indígenas o rurales.</w:t>
             </w:r>
           </w:p>
         </w:tc>
@@ -12489,7 +12833,21 @@
           <w:lang w:eastAsia="es-CO"/>
         </w:rPr>
         <w:lastRenderedPageBreak/>
-        <w:t>capacidad para co-crear soluciones pertinentes con las comunidades, mejorar la equidad en salud y generar modelos replicables basados en el diseño centrado en las personas y la comprensión profunda del contexto local.</w:t>
+        <w:t xml:space="preserve">capacidad para </w:t>
+      </w:r>
+      <w:proofErr w:type="spellStart"/>
+      <w:r>
+        <w:rPr>
+          <w:lang w:eastAsia="es-CO"/>
+        </w:rPr>
+        <w:t>co-crear</w:t>
+      </w:r>
+      <w:proofErr w:type="spellEnd"/>
+      <w:r>
+        <w:rPr>
+          <w:lang w:eastAsia="es-CO"/>
+        </w:rPr>
+        <w:t xml:space="preserve"> soluciones pertinentes con las comunidades, mejorar la equidad en salud y generar modelos replicables basados en el diseño centrado en las personas y la comprensión profunda del contexto local.</w:t>
       </w:r>
     </w:p>
     <w:p>
@@ -12553,7 +12911,21 @@
         <w:rPr>
           <w:lang w:eastAsia="es-CO"/>
         </w:rPr>
-        <w:t>: liderado por el Instituto Nacional de Salud de Colombia. Este modelo surgió durante la epidemia de Zika (2015–2016) e integró procesos de empatía y redefinición del problema pues parte de la identificación de necesidades de madres y niños afectados, empleó ideación y co-diseño de estrategias de atención integral, y testeo continuo con las familias mediante brigadas de salud y espacios de diálogo social. Combina el ciclo clásico de idear, prototipar, probar con el énfasis de la participación y emocional de las familias, la perspectiva de género y la contextualización territorial (Instituto Nacional de Salud, 2016).</w:t>
+        <w:t xml:space="preserve">: liderado por el Instituto Nacional de Salud de Colombia. Este modelo surgió durante la epidemia de Zika (2015–2016) e integró procesos de empatía y redefinición del problema pues parte de la identificación de necesidades de madres y niños afectados, empleó ideación y </w:t>
+      </w:r>
+      <w:proofErr w:type="spellStart"/>
+      <w:r>
+        <w:rPr>
+          <w:lang w:eastAsia="es-CO"/>
+        </w:rPr>
+        <w:t>co-diseño</w:t>
+      </w:r>
+      <w:proofErr w:type="spellEnd"/>
+      <w:r>
+        <w:rPr>
+          <w:lang w:eastAsia="es-CO"/>
+        </w:rPr>
+        <w:t xml:space="preserve"> de estrategias de atención integral, y testeo continuo con las familias mediante brigadas de salud y espacios de diálogo social. Combina el ciclo clásico de idear, prototipar, probar con el énfasis de la participación y emocional de las familias, la perspectiva de género y la contextualización territorial (Instituto Nacional de Salud, 2016).</w:t>
       </w:r>
     </w:p>
     <w:p>
@@ -13177,7 +13549,21 @@
         <w:rPr>
           <w:lang w:eastAsia="es-CO"/>
         </w:rPr>
-        <w:t>: cómo aplicar esta metodología para triunfar con tus proyectos. Genially (Blog).  </w:t>
+        <w:t>: cómo aplicar esta metodología para triunfar con tus proyectos. </w:t>
+      </w:r>
+      <w:proofErr w:type="spellStart"/>
+      <w:r>
+        <w:rPr>
+          <w:lang w:eastAsia="es-CO"/>
+        </w:rPr>
+        <w:t>Genially</w:t>
+      </w:r>
+      <w:proofErr w:type="spellEnd"/>
+      <w:r>
+        <w:rPr>
+          <w:lang w:eastAsia="es-CO"/>
+        </w:rPr>
+        <w:t> (Blog).  </w:t>
       </w:r>
     </w:p>
     <w:p>
@@ -13224,11 +13610,19 @@
           <w:lang w:eastAsia="es-CO"/>
         </w:rPr>
       </w:pPr>
-      <w:r>
-        <w:rPr>
-          <w:lang w:eastAsia="es-CO"/>
-        </w:rPr>
-        <w:t>IxDF - Fundación para el Diseño de Interacción. (2016). ¿Qué es el </w:t>
+      <w:proofErr w:type="spellStart"/>
+      <w:r>
+        <w:rPr>
+          <w:lang w:eastAsia="es-CO"/>
+        </w:rPr>
+        <w:t>IxDF</w:t>
+      </w:r>
+      <w:proofErr w:type="spellEnd"/>
+      <w:r>
+        <w:rPr>
+          <w:lang w:eastAsia="es-CO"/>
+        </w:rPr>
+        <w:t> - Fundación para el Diseño de Interacción. (2016). ¿Qué es el </w:t>
       </w:r>
       <w:r>
         <w:rPr>
@@ -13240,7 +13634,21 @@
         <w:rPr>
           <w:lang w:eastAsia="es-CO"/>
         </w:rPr>
-        <w:t>? IxDF - Fundación para el Diseño de Interacción.  </w:t>
+        <w:t>? </w:t>
+      </w:r>
+      <w:proofErr w:type="spellStart"/>
+      <w:r>
+        <w:rPr>
+          <w:lang w:eastAsia="es-CO"/>
+        </w:rPr>
+        <w:t>IxDF</w:t>
+      </w:r>
+      <w:proofErr w:type="spellEnd"/>
+      <w:r>
+        <w:rPr>
+          <w:lang w:eastAsia="es-CO"/>
+        </w:rPr>
+        <w:t> - Fundación para el Diseño de Interacción.  </w:t>
       </w:r>
     </w:p>
     <w:p>
@@ -13265,11 +13673,19 @@
           <w:lang w:eastAsia="es-CO"/>
         </w:rPr>
       </w:pPr>
-      <w:r>
-        <w:rPr>
-          <w:lang w:eastAsia="es-CO"/>
-        </w:rPr>
-        <w:t>Justinmente. (2018). ¿Qué diferencia hay entre un prototipo y un MVP? </w:t>
+      <w:proofErr w:type="spellStart"/>
+      <w:r>
+        <w:rPr>
+          <w:lang w:eastAsia="es-CO"/>
+        </w:rPr>
+        <w:t>Justinmente</w:t>
+      </w:r>
+      <w:proofErr w:type="spellEnd"/>
+      <w:r>
+        <w:rPr>
+          <w:lang w:eastAsia="es-CO"/>
+        </w:rPr>
+        <w:t>. (2018). ¿Qué diferencia hay entre un prototipo y un MVP? </w:t>
       </w:r>
       <w:r>
         <w:rPr>
@@ -13293,11 +13709,19 @@
           <w:lang w:eastAsia="es-CO"/>
         </w:rPr>
       </w:pPr>
-      <w:r>
-        <w:rPr>
-          <w:lang w:eastAsia="es-CO"/>
-        </w:rPr>
-        <w:t xml:space="preserve">Martins, J. (2025). ¿Qué es la metodología </w:t>
+      <w:proofErr w:type="spellStart"/>
+      <w:r>
+        <w:rPr>
+          <w:lang w:eastAsia="es-CO"/>
+        </w:rPr>
+        <w:t>Martins</w:t>
+      </w:r>
+      <w:proofErr w:type="spellEnd"/>
+      <w:r>
+        <w:rPr>
+          <w:lang w:eastAsia="es-CO"/>
+        </w:rPr>
+        <w:t xml:space="preserve">, J. (2025). ¿Qué es la metodología </w:t>
       </w:r>
       <w:r>
         <w:rPr>
@@ -13361,7 +13785,21 @@
         <w:rPr>
           <w:lang w:eastAsia="es-CO"/>
         </w:rPr>
-        <w:t>Miro (sf). Prototipos de alta fidelidad vs baja fidelidad. </w:t>
+        <w:t>Miro (</w:t>
+      </w:r>
+      <w:proofErr w:type="spellStart"/>
+      <w:r>
+        <w:rPr>
+          <w:lang w:eastAsia="es-CO"/>
+        </w:rPr>
+        <w:t>sf</w:t>
+      </w:r>
+      <w:proofErr w:type="spellEnd"/>
+      <w:r>
+        <w:rPr>
+          <w:lang w:eastAsia="es-CO"/>
+        </w:rPr>
+        <w:t>). Prototipos de alta fidelidad vs baja fidelidad. </w:t>
       </w:r>
     </w:p>
     <w:p>
@@ -13396,7 +13834,21 @@
         <w:rPr>
           <w:lang w:eastAsia="es-CO"/>
         </w:rPr>
-        <w:t xml:space="preserve">, M. (sf). ¿Qué son las pruebas con usuarios o </w:t>
+        <w:t>, M. (</w:t>
+      </w:r>
+      <w:proofErr w:type="spellStart"/>
+      <w:r>
+        <w:rPr>
+          <w:lang w:eastAsia="es-CO"/>
+        </w:rPr>
+        <w:t>sf</w:t>
+      </w:r>
+      <w:proofErr w:type="spellEnd"/>
+      <w:r>
+        <w:rPr>
+          <w:lang w:eastAsia="es-CO"/>
+        </w:rPr>
+        <w:t xml:space="preserve">). ¿Qué son las pruebas con usuarios o </w:t>
       </w:r>
       <w:r>
         <w:rPr>
@@ -13420,7 +13872,21 @@
         <w:rPr>
           <w:lang w:eastAsia="es-CO"/>
         </w:rPr>
-        <w:t>suarios? Questionpro (</w:t>
+        <w:t>suarios? </w:t>
+      </w:r>
+      <w:proofErr w:type="spellStart"/>
+      <w:r>
+        <w:rPr>
+          <w:lang w:eastAsia="es-CO"/>
+        </w:rPr>
+        <w:t>Questionpro</w:t>
+      </w:r>
+      <w:proofErr w:type="spellEnd"/>
+      <w:r>
+        <w:rPr>
+          <w:lang w:eastAsia="es-CO"/>
+        </w:rPr>
+        <w:t> (</w:t>
       </w:r>
       <w:r>
         <w:rPr>
@@ -13571,12 +14037,14 @@
         </w:rPr>
         <w:t> y Diseño centrado en las personas. </w:t>
       </w:r>
+      <w:proofErr w:type="spellStart"/>
       <w:r>
         <w:rPr>
           <w:rStyle w:val="Extranjerismo"/>
         </w:rPr>
         <w:t>Thinkernautas</w:t>
       </w:r>
+      <w:proofErr w:type="spellEnd"/>
       <w:r>
         <w:rPr>
           <w:lang w:eastAsia="es-CO"/>
@@ -13664,7 +14132,21 @@
         <w:rPr>
           <w:lang w:eastAsia="es-CO"/>
         </w:rPr>
-        <w:t>Saavedra Seoane, M. (sf). (2024).  El </w:t>
+        <w:t>Saavedra Seoane, M. (</w:t>
+      </w:r>
+      <w:proofErr w:type="spellStart"/>
+      <w:r>
+        <w:rPr>
+          <w:lang w:eastAsia="es-CO"/>
+        </w:rPr>
+        <w:t>sf</w:t>
+      </w:r>
+      <w:proofErr w:type="spellEnd"/>
+      <w:r>
+        <w:rPr>
+          <w:lang w:eastAsia="es-CO"/>
+        </w:rPr>
+        <w:t>). (2024).  El </w:t>
       </w:r>
       <w:r>
         <w:rPr>
@@ -13678,12 +14160,14 @@
         </w:rPr>
         <w:t> en la salud. </w:t>
       </w:r>
+      <w:proofErr w:type="spellStart"/>
       <w:r>
         <w:rPr>
           <w:rStyle w:val="Extranjerismo"/>
         </w:rPr>
         <w:t>Designthinking</w:t>
       </w:r>
+      <w:proofErr w:type="spellEnd"/>
       <w:r>
         <w:rPr>
           <w:lang w:eastAsia="es-CO"/>
@@ -13706,11 +14190,33 @@
           <w:lang w:eastAsia="es-CO"/>
         </w:rPr>
       </w:pPr>
-      <w:r>
-        <w:rPr>
-          <w:lang w:eastAsia="es-CO"/>
-        </w:rPr>
-        <w:t>Sarraipa, J., Artífcie, A, Jiménez, H. (2019). Metodología De Evaluación De Prototipo Innovador.  </w:t>
+      <w:proofErr w:type="spellStart"/>
+      <w:r>
+        <w:rPr>
+          <w:lang w:eastAsia="es-CO"/>
+        </w:rPr>
+        <w:t>Sarraipa</w:t>
+      </w:r>
+      <w:proofErr w:type="spellEnd"/>
+      <w:r>
+        <w:rPr>
+          <w:lang w:eastAsia="es-CO"/>
+        </w:rPr>
+        <w:t>, J., </w:t>
+      </w:r>
+      <w:proofErr w:type="spellStart"/>
+      <w:r>
+        <w:rPr>
+          <w:lang w:eastAsia="es-CO"/>
+        </w:rPr>
+        <w:t>Artífcie</w:t>
+      </w:r>
+      <w:proofErr w:type="spellEnd"/>
+      <w:r>
+        <w:rPr>
+          <w:lang w:eastAsia="es-CO"/>
+        </w:rPr>
+        <w:t>, A, Jiménez, H. (2019). Metodología De Evaluación De Prototipo Innovador.  </w:t>
       </w:r>
     </w:p>
     <w:p>
@@ -13788,11 +14294,19 @@
           <w:lang w:eastAsia="es-CO"/>
         </w:rPr>
       </w:pPr>
-      <w:r>
-        <w:rPr>
-          <w:lang w:eastAsia="es-CO"/>
-        </w:rPr>
-        <w:t>Solvingadhoc. (2017). El aprendizaje validado en Lean Startup, un pilar fundamental. Solvingadhoc </w:t>
+      <w:proofErr w:type="spellStart"/>
+      <w:r>
+        <w:rPr>
+          <w:lang w:eastAsia="es-CO"/>
+        </w:rPr>
+        <w:t>Solvingadhoc</w:t>
+      </w:r>
+      <w:proofErr w:type="spellEnd"/>
+      <w:r>
+        <w:rPr>
+          <w:lang w:eastAsia="es-CO"/>
+        </w:rPr>
+        <w:t>. (2017). El aprendizaje validado en Lean Startup, un pilar fundamental. Solvingadhoc </w:t>
       </w:r>
       <w:hyperlink r:id="rId36" w:history="1">
         <w:r>
@@ -14533,8 +15047,13 @@
               </w:rPr>
             </w:pPr>
             <w:r>
-              <w:t>Jair Enrique Coll Gallardo</w:t>
-            </w:r>
+              <w:t xml:space="preserve">Jair Enrique Coll </w:t>
+            </w:r>
+            <w:proofErr w:type="spellStart"/>
+            <w:r>
+              <w:t>Gallardo</w:t>
+            </w:r>
+            <w:proofErr w:type="spellEnd"/>
           </w:p>
         </w:tc>
         <w:tc>
@@ -15142,7 +15661,7 @@
                 </wp:anchor>
               </w:drawing>
             </mc:Choice>
-            <mc:Fallback xmlns:w16sdtfl="http://schemas.microsoft.com/office/word/2024/wordml/sdtformatlock" xmlns:w16du="http://schemas.microsoft.com/office/word/2023/wordml/word16du" xmlns:oel="http://schemas.microsoft.com/office/2019/extlst">
+            <mc:Fallback xmlns:oel="http://schemas.microsoft.com/office/2019/extlst" xmlns:w16du="http://schemas.microsoft.com/office/word/2023/wordml/word16du" xmlns:w16sdtfl="http://schemas.microsoft.com/office/word/2024/wordml/sdtformatlock">
               <w:pict>
                 <v:shapetype w14:anchorId="797C42AF" id="_x0000_t202" coordsize="21600,21600" o:spt="202" path="m,l,21600r21600,l21600,xe">
                   <v:stroke joinstyle="miter"/>
@@ -22185,54 +22704,42 @@
 </file>
 
 <file path=customXml/item1.xml><?xml version="1.0" encoding="utf-8"?>
-<b:Sources xmlns:b="http://schemas.openxmlformats.org/officeDocument/2006/bibliography" xmlns="http://schemas.openxmlformats.org/officeDocument/2006/bibliography" SelectedStyle="\APASixthEditionOfficeOnline.xsl" StyleName="APA" Version="6"/>
-</file>
-
-<file path=customXml/item2.xml><?xml version="1.0" encoding="utf-8"?>
 <p:properties xmlns:p="http://schemas.microsoft.com/office/2006/metadata/properties" xmlns:xsi="http://www.w3.org/2001/XMLSchema-instance" xmlns:pc="http://schemas.microsoft.com/office/infopath/2007/PartnerControls">
   <documentManagement>
-    <TaxCatchAll xmlns="13c90a0b-73bc-4dc0-be5f-28d77b615beb" xsi:nil="true"/>
-    <lcf76f155ced4ddcb4097134ff3c332f xmlns="13c93bba-48ce-428c-bfe5-88b42c19b028">
+    <TaxCatchAll xmlns="67a0edcd-0de5-43ed-8c27-e32f38a00c91" xsi:nil="true"/>
+    <lcf76f155ced4ddcb4097134ff3c332f xmlns="42760c81-fd8e-4d59-8953-7cdb9f38b14f">
       <Terms xmlns="http://schemas.microsoft.com/office/infopath/2007/PartnerControls"/>
     </lcf76f155ced4ddcb4097134ff3c332f>
   </documentManagement>
 </p:properties>
 </file>
 
-<file path=customXml/item3.xml><?xml version="1.0" encoding="utf-8"?>
-<?mso-contentType ?>
-<FormTemplates xmlns="http://schemas.microsoft.com/sharepoint/v3/contenttype/forms">
-  <Display>DocumentLibraryForm</Display>
-  <Edit>DocumentLibraryForm</Edit>
-  <New>DocumentLibraryForm</New>
-</FormTemplates>
+<file path=customXml/item2.xml><?xml version="1.0" encoding="utf-8"?>
+<b:Sources xmlns:b="http://schemas.openxmlformats.org/officeDocument/2006/bibliography" xmlns="http://schemas.openxmlformats.org/officeDocument/2006/bibliography" SelectedStyle="\APASixthEditionOfficeOnline.xsl" StyleName="APA" Version="6"/>
 </file>
 
-<file path=customXml/item4.xml><?xml version="1.0" encoding="utf-8"?>
-<ct:contentTypeSchema xmlns:ct="http://schemas.microsoft.com/office/2006/metadata/contentType" xmlns:ma="http://schemas.microsoft.com/office/2006/metadata/properties/metaAttributes" ct:_="" ma:_="" ma:contentTypeName="Documento" ma:contentTypeID="0x0101006A81D6BD42E8DF4C91013959704817E1" ma:contentTypeVersion="15" ma:contentTypeDescription="Crear nuevo documento." ma:contentTypeScope="" ma:versionID="bf4f72ffd194f0963ff564daca6869f7">
-  <xsd:schema xmlns:xsd="http://www.w3.org/2001/XMLSchema" xmlns:xs="http://www.w3.org/2001/XMLSchema" xmlns:p="http://schemas.microsoft.com/office/2006/metadata/properties" xmlns:ns2="13c90a0b-73bc-4dc0-be5f-28d77b615beb" xmlns:ns3="13c93bba-48ce-428c-bfe5-88b42c19b028" targetNamespace="http://schemas.microsoft.com/office/2006/metadata/properties" ma:root="true" ma:fieldsID="8718d6f4873a5b1392a45044efa78385" ns2:_="" ns3:_="">
-    <xsd:import namespace="13c90a0b-73bc-4dc0-be5f-28d77b615beb"/>
-    <xsd:import namespace="13c93bba-48ce-428c-bfe5-88b42c19b028"/>
+<file path=customXml/item3.xml><?xml version="1.0" encoding="utf-8"?>
+<ct:contentTypeSchema xmlns:ct="http://schemas.microsoft.com/office/2006/metadata/contentType" xmlns:ma="http://schemas.microsoft.com/office/2006/metadata/properties/metaAttributes" ct:_="" ma:_="" ma:contentTypeName="Documento" ma:contentTypeID="0x01010005252A1EF3BD024F856B47B579AB5244" ma:contentTypeVersion="12" ma:contentTypeDescription="Crear nuevo documento." ma:contentTypeScope="" ma:versionID="32d0e18b85ac20c34eab62df21c0cf58">
+  <xsd:schema xmlns:xsd="http://www.w3.org/2001/XMLSchema" xmlns:xs="http://www.w3.org/2001/XMLSchema" xmlns:p="http://schemas.microsoft.com/office/2006/metadata/properties" xmlns:ns2="42760c81-fd8e-4d59-8953-7cdb9f38b14f" xmlns:ns3="67a0edcd-0de5-43ed-8c27-e32f38a00c91" targetNamespace="http://schemas.microsoft.com/office/2006/metadata/properties" ma:root="true" ma:fieldsID="cc2c149e99f10870fd5bc3964e5386d3" ns2:_="" ns3:_="">
+    <xsd:import namespace="42760c81-fd8e-4d59-8953-7cdb9f38b14f"/>
+    <xsd:import namespace="67a0edcd-0de5-43ed-8c27-e32f38a00c91"/>
     <xsd:element name="properties">
       <xsd:complexType>
         <xsd:sequence>
           <xsd:element name="documentManagement">
             <xsd:complexType>
               <xsd:all>
-                <xsd:element ref="ns2:SharedWithUsers" minOccurs="0"/>
-                <xsd:element ref="ns2:SharedWithDetails" minOccurs="0"/>
-                <xsd:element ref="ns3:MediaServiceMetadata" minOccurs="0"/>
-                <xsd:element ref="ns3:MediaServiceFastMetadata" minOccurs="0"/>
-                <xsd:element ref="ns3:MediaServiceSearchProperties" minOccurs="0"/>
-                <xsd:element ref="ns3:MediaServiceObjectDetectorVersions" minOccurs="0"/>
-                <xsd:element ref="ns3:MediaServiceDateTaken" minOccurs="0"/>
-                <xsd:element ref="ns3:MediaServiceGenerationTime" minOccurs="0"/>
-                <xsd:element ref="ns3:MediaServiceEventHashCode" minOccurs="0"/>
-                <xsd:element ref="ns3:MediaLengthInSeconds" minOccurs="0"/>
-                <xsd:element ref="ns3:lcf76f155ced4ddcb4097134ff3c332f" minOccurs="0"/>
-                <xsd:element ref="ns2:TaxCatchAll" minOccurs="0"/>
-                <xsd:element ref="ns3:MediaServiceOCR" minOccurs="0"/>
-                <xsd:element ref="ns3:MediaServiceLocation" minOccurs="0"/>
+                <xsd:element ref="ns2:MediaServiceMetadata" minOccurs="0"/>
+                <xsd:element ref="ns2:MediaServiceFastMetadata" minOccurs="0"/>
+                <xsd:element ref="ns2:MediaServiceSearchProperties" minOccurs="0"/>
+                <xsd:element ref="ns2:MediaServiceDateTaken" minOccurs="0"/>
+                <xsd:element ref="ns2:MediaServiceGenerationTime" minOccurs="0"/>
+                <xsd:element ref="ns2:MediaServiceEventHashCode" minOccurs="0"/>
+                <xsd:element ref="ns2:MediaLengthInSeconds" minOccurs="0"/>
+                <xsd:element ref="ns2:lcf76f155ced4ddcb4097134ff3c332f" minOccurs="0"/>
+                <xsd:element ref="ns3:TaxCatchAll" minOccurs="0"/>
+                <xsd:element ref="ns2:MediaServiceOCR" minOccurs="0"/>
+                <xsd:element ref="ns2:MediaServiceLocation" minOccurs="0"/>
               </xsd:all>
             </xsd:complexType>
           </xsd:element>
@@ -22240,36 +22747,68 @@
       </xsd:complexType>
     </xsd:element>
   </xsd:schema>
-  <xsd:schema xmlns:xsd="http://www.w3.org/2001/XMLSchema" xmlns:xs="http://www.w3.org/2001/XMLSchema" xmlns:dms="http://schemas.microsoft.com/office/2006/documentManagement/types" xmlns:pc="http://schemas.microsoft.com/office/infopath/2007/PartnerControls" targetNamespace="13c90a0b-73bc-4dc0-be5f-28d77b615beb" elementFormDefault="qualified">
+  <xsd:schema xmlns:xsd="http://www.w3.org/2001/XMLSchema" xmlns:xs="http://www.w3.org/2001/XMLSchema" xmlns:dms="http://schemas.microsoft.com/office/2006/documentManagement/types" xmlns:pc="http://schemas.microsoft.com/office/infopath/2007/PartnerControls" targetNamespace="42760c81-fd8e-4d59-8953-7cdb9f38b14f" elementFormDefault="qualified">
     <xsd:import namespace="http://schemas.microsoft.com/office/2006/documentManagement/types"/>
     <xsd:import namespace="http://schemas.microsoft.com/office/infopath/2007/PartnerControls"/>
-    <xsd:element name="SharedWithUsers" ma:index="8" nillable="true" ma:displayName="Compartido con" ma:internalName="SharedWithUsers" ma:readOnly="true">
+    <xsd:element name="MediaServiceMetadata" ma:index="8" nillable="true" ma:displayName="MediaServiceMetadata" ma:hidden="true" ma:internalName="MediaServiceMetadata" ma:readOnly="true">
+      <xsd:simpleType>
+        <xsd:restriction base="dms:Note"/>
+      </xsd:simpleType>
+    </xsd:element>
+    <xsd:element name="MediaServiceFastMetadata" ma:index="9" nillable="true" ma:displayName="MediaServiceFastMetadata" ma:hidden="true" ma:internalName="MediaServiceFastMetadata" ma:readOnly="true">
+      <xsd:simpleType>
+        <xsd:restriction base="dms:Note"/>
+      </xsd:simpleType>
+    </xsd:element>
+    <xsd:element name="MediaServiceSearchProperties" ma:index="10" nillable="true" ma:displayName="MediaServiceSearchProperties" ma:hidden="true" ma:internalName="MediaServiceSearchProperties" ma:readOnly="true">
+      <xsd:simpleType>
+        <xsd:restriction base="dms:Note"/>
+      </xsd:simpleType>
+    </xsd:element>
+    <xsd:element name="MediaServiceDateTaken" ma:index="11" nillable="true" ma:displayName="MediaServiceDateTaken" ma:hidden="true" ma:indexed="true" ma:internalName="MediaServiceDateTaken" ma:readOnly="true">
+      <xsd:simpleType>
+        <xsd:restriction base="dms:Text"/>
+      </xsd:simpleType>
+    </xsd:element>
+    <xsd:element name="MediaServiceGenerationTime" ma:index="12" nillable="true" ma:displayName="MediaServiceGenerationTime" ma:hidden="true" ma:internalName="MediaServiceGenerationTime" ma:readOnly="true">
+      <xsd:simpleType>
+        <xsd:restriction base="dms:Text"/>
+      </xsd:simpleType>
+    </xsd:element>
+    <xsd:element name="MediaServiceEventHashCode" ma:index="13" nillable="true" ma:displayName="MediaServiceEventHashCode" ma:hidden="true" ma:internalName="MediaServiceEventHashCode" ma:readOnly="true">
+      <xsd:simpleType>
+        <xsd:restriction base="dms:Text"/>
+      </xsd:simpleType>
+    </xsd:element>
+    <xsd:element name="MediaLengthInSeconds" ma:index="14" nillable="true" ma:displayName="MediaLengthInSeconds" ma:hidden="true" ma:internalName="MediaLengthInSeconds" ma:readOnly="true">
+      <xsd:simpleType>
+        <xsd:restriction base="dms:Unknown"/>
+      </xsd:simpleType>
+    </xsd:element>
+    <xsd:element name="lcf76f155ced4ddcb4097134ff3c332f" ma:index="16" nillable="true" ma:taxonomy="true" ma:internalName="lcf76f155ced4ddcb4097134ff3c332f" ma:taxonomyFieldName="MediaServiceImageTags" ma:displayName="Etiquetas de imagen" ma:readOnly="false" ma:fieldId="{5cf76f15-5ced-4ddc-b409-7134ff3c332f}" ma:taxonomyMulti="true" ma:sspId="d33c8c81-5745-4931-bcc4-c2aeafe86780" ma:termSetId="09814cd3-568e-fe90-9814-8d621ff8fb84" ma:anchorId="fba54fb3-c3e1-fe81-a776-ca4b69148c4d" ma:open="true" ma:isKeyword="false">
       <xsd:complexType>
-        <xsd:complexContent>
-          <xsd:extension base="dms:UserMulti">
-            <xsd:sequence>
-              <xsd:element name="UserInfo" minOccurs="0" maxOccurs="unbounded">
-                <xsd:complexType>
-                  <xsd:sequence>
-                    <xsd:element name="DisplayName" type="xsd:string" minOccurs="0"/>
-                    <xsd:element name="AccountId" type="dms:UserId" minOccurs="0" nillable="true"/>
-                    <xsd:element name="AccountType" type="xsd:string" minOccurs="0"/>
-                  </xsd:sequence>
-                </xsd:complexType>
-              </xsd:element>
-            </xsd:sequence>
-          </xsd:extension>
-        </xsd:complexContent>
+        <xsd:sequence>
+          <xsd:element ref="pc:Terms" minOccurs="0" maxOccurs="1"/>
+        </xsd:sequence>
       </xsd:complexType>
     </xsd:element>
-    <xsd:element name="SharedWithDetails" ma:index="9" nillable="true" ma:displayName="Detalles de uso compartido" ma:internalName="SharedWithDetails" ma:readOnly="true">
+    <xsd:element name="MediaServiceOCR" ma:index="18" nillable="true" ma:displayName="Extracted Text" ma:internalName="MediaServiceOCR" ma:readOnly="true">
       <xsd:simpleType>
         <xsd:restriction base="dms:Note">
           <xsd:maxLength value="255"/>
         </xsd:restriction>
       </xsd:simpleType>
     </xsd:element>
-    <xsd:element name="TaxCatchAll" ma:index="20" nillable="true" ma:displayName="Taxonomy Catch All Column" ma:hidden="true" ma:list="{a42ca037-5d13-4729-aeec-4237f141d2d6}" ma:internalName="TaxCatchAll" ma:showField="CatchAllData" ma:web="13c90a0b-73bc-4dc0-be5f-28d77b615beb">
+    <xsd:element name="MediaServiceLocation" ma:index="19" nillable="true" ma:displayName="Location" ma:description="" ma:indexed="true" ma:internalName="MediaServiceLocation" ma:readOnly="true">
+      <xsd:simpleType>
+        <xsd:restriction base="dms:Text"/>
+      </xsd:simpleType>
+    </xsd:element>
+  </xsd:schema>
+  <xsd:schema xmlns:xsd="http://www.w3.org/2001/XMLSchema" xmlns:xs="http://www.w3.org/2001/XMLSchema" xmlns:dms="http://schemas.microsoft.com/office/2006/documentManagement/types" xmlns:pc="http://schemas.microsoft.com/office/infopath/2007/PartnerControls" targetNamespace="67a0edcd-0de5-43ed-8c27-e32f38a00c91" elementFormDefault="qualified">
+    <xsd:import namespace="http://schemas.microsoft.com/office/2006/documentManagement/types"/>
+    <xsd:import namespace="http://schemas.microsoft.com/office/infopath/2007/PartnerControls"/>
+    <xsd:element name="TaxCatchAll" ma:index="17" nillable="true" ma:displayName="Taxonomy Catch All Column" ma:hidden="true" ma:list="{ba3f4dd0-997b-4bf3-ab2c-d58d0ea4cbc8}" ma:internalName="TaxCatchAll" ma:showField="CatchAllData" ma:web="67a0edcd-0de5-43ed-8c27-e32f38a00c91">
       <xsd:complexType>
         <xsd:complexContent>
           <xsd:extension base="dms:MultiChoiceLookup">
@@ -22279,69 +22818,6 @@
           </xsd:extension>
         </xsd:complexContent>
       </xsd:complexType>
-    </xsd:element>
-  </xsd:schema>
-  <xsd:schema xmlns:xsd="http://www.w3.org/2001/XMLSchema" xmlns:xs="http://www.w3.org/2001/XMLSchema" xmlns:dms="http://schemas.microsoft.com/office/2006/documentManagement/types" xmlns:pc="http://schemas.microsoft.com/office/infopath/2007/PartnerControls" targetNamespace="13c93bba-48ce-428c-bfe5-88b42c19b028" elementFormDefault="qualified">
-    <xsd:import namespace="http://schemas.microsoft.com/office/2006/documentManagement/types"/>
-    <xsd:import namespace="http://schemas.microsoft.com/office/infopath/2007/PartnerControls"/>
-    <xsd:element name="MediaServiceMetadata" ma:index="10" nillable="true" ma:displayName="MediaServiceMetadata" ma:hidden="true" ma:internalName="MediaServiceMetadata" ma:readOnly="true">
-      <xsd:simpleType>
-        <xsd:restriction base="dms:Note"/>
-      </xsd:simpleType>
-    </xsd:element>
-    <xsd:element name="MediaServiceFastMetadata" ma:index="11" nillable="true" ma:displayName="MediaServiceFastMetadata" ma:hidden="true" ma:internalName="MediaServiceFastMetadata" ma:readOnly="true">
-      <xsd:simpleType>
-        <xsd:restriction base="dms:Note"/>
-      </xsd:simpleType>
-    </xsd:element>
-    <xsd:element name="MediaServiceSearchProperties" ma:index="12" nillable="true" ma:displayName="MediaServiceSearchProperties" ma:hidden="true" ma:internalName="MediaServiceSearchProperties" ma:readOnly="true">
-      <xsd:simpleType>
-        <xsd:restriction base="dms:Note"/>
-      </xsd:simpleType>
-    </xsd:element>
-    <xsd:element name="MediaServiceObjectDetectorVersions" ma:index="13" nillable="true" ma:displayName="MediaServiceObjectDetectorVersions" ma:hidden="true" ma:indexed="true" ma:internalName="MediaServiceObjectDetectorVersions" ma:readOnly="true">
-      <xsd:simpleType>
-        <xsd:restriction base="dms:Text"/>
-      </xsd:simpleType>
-    </xsd:element>
-    <xsd:element name="MediaServiceDateTaken" ma:index="14" nillable="true" ma:displayName="MediaServiceDateTaken" ma:hidden="true" ma:indexed="true" ma:internalName="MediaServiceDateTaken" ma:readOnly="true">
-      <xsd:simpleType>
-        <xsd:restriction base="dms:Text"/>
-      </xsd:simpleType>
-    </xsd:element>
-    <xsd:element name="MediaServiceGenerationTime" ma:index="15" nillable="true" ma:displayName="MediaServiceGenerationTime" ma:hidden="true" ma:internalName="MediaServiceGenerationTime" ma:readOnly="true">
-      <xsd:simpleType>
-        <xsd:restriction base="dms:Text"/>
-      </xsd:simpleType>
-    </xsd:element>
-    <xsd:element name="MediaServiceEventHashCode" ma:index="16" nillable="true" ma:displayName="MediaServiceEventHashCode" ma:hidden="true" ma:internalName="MediaServiceEventHashCode" ma:readOnly="true">
-      <xsd:simpleType>
-        <xsd:restriction base="dms:Text"/>
-      </xsd:simpleType>
-    </xsd:element>
-    <xsd:element name="MediaLengthInSeconds" ma:index="17" nillable="true" ma:displayName="MediaLengthInSeconds" ma:hidden="true" ma:internalName="MediaLengthInSeconds" ma:readOnly="true">
-      <xsd:simpleType>
-        <xsd:restriction base="dms:Unknown"/>
-      </xsd:simpleType>
-    </xsd:element>
-    <xsd:element name="lcf76f155ced4ddcb4097134ff3c332f" ma:index="19" nillable="true" ma:taxonomy="true" ma:internalName="lcf76f155ced4ddcb4097134ff3c332f" ma:taxonomyFieldName="MediaServiceImageTags" ma:displayName="Etiquetas de imagen" ma:readOnly="false" ma:fieldId="{5cf76f15-5ced-4ddc-b409-7134ff3c332f}" ma:taxonomyMulti="true" ma:sspId="d33c8c81-5745-4931-bcc4-c2aeafe86780" ma:termSetId="09814cd3-568e-fe90-9814-8d621ff8fb84" ma:anchorId="fba54fb3-c3e1-fe81-a776-ca4b69148c4d" ma:open="true" ma:isKeyword="false">
-      <xsd:complexType>
-        <xsd:sequence>
-          <xsd:element ref="pc:Terms" minOccurs="0" maxOccurs="1"/>
-        </xsd:sequence>
-      </xsd:complexType>
-    </xsd:element>
-    <xsd:element name="MediaServiceOCR" ma:index="21" nillable="true" ma:displayName="Extracted Text" ma:internalName="MediaServiceOCR" ma:readOnly="true">
-      <xsd:simpleType>
-        <xsd:restriction base="dms:Note">
-          <xsd:maxLength value="255"/>
-        </xsd:restriction>
-      </xsd:simpleType>
-    </xsd:element>
-    <xsd:element name="MediaServiceLocation" ma:index="22" nillable="true" ma:displayName="Location" ma:description="" ma:indexed="true" ma:internalName="MediaServiceLocation" ma:readOnly="true">
-      <xsd:simpleType>
-        <xsd:restriction base="dms:Text"/>
-      </xsd:simpleType>
     </xsd:element>
   </xsd:schema>
   <xsd:schema xmlns="http://schemas.openxmlformats.org/package/2006/metadata/core-properties" xmlns:xsd="http://www.w3.org/2001/XMLSchema" xmlns:xsi="http://www.w3.org/2001/XMLSchema-instance" xmlns:dc="http://purl.org/dc/elements/1.1/" xmlns:dcterms="http://purl.org/dc/terms/" xmlns:odoc="http://schemas.microsoft.com/internal/obd" targetNamespace="http://schemas.openxmlformats.org/package/2006/metadata/core-properties" elementFormDefault="qualified" attributeFormDefault="unqualified" blockDefault="#all">
@@ -22443,7 +22919,27 @@
 </ct:contentTypeSchema>
 </file>
 
+<file path=customXml/item4.xml><?xml version="1.0" encoding="utf-8"?>
+<?mso-contentType ?>
+<FormTemplates xmlns="http://schemas.microsoft.com/sharepoint/v3/contenttype/forms">
+  <Display>DocumentLibraryForm</Display>
+  <Edit>DocumentLibraryForm</Edit>
+  <New>DocumentLibraryForm</New>
+</FormTemplates>
+</file>
+
 <file path=customXml/itemProps1.xml><?xml version="1.0" encoding="utf-8"?>
+<ds:datastoreItem xmlns:ds="http://schemas.openxmlformats.org/officeDocument/2006/customXml" ds:itemID="{1145D752-ACC1-45E1-AB53-0C756F67FC7F}">
+  <ds:schemaRefs>
+    <ds:schemaRef ds:uri="http://schemas.microsoft.com/office/2006/metadata/properties"/>
+    <ds:schemaRef ds:uri="http://schemas.microsoft.com/office/infopath/2007/PartnerControls"/>
+    <ds:schemaRef ds:uri="67a0edcd-0de5-43ed-8c27-e32f38a00c91"/>
+    <ds:schemaRef ds:uri="42760c81-fd8e-4d59-8953-7cdb9f38b14f"/>
+  </ds:schemaRefs>
+</ds:datastoreItem>
+</file>
+
+<file path=customXml/itemProps2.xml><?xml version="1.0" encoding="utf-8"?>
 <ds:datastoreItem xmlns:ds="http://schemas.openxmlformats.org/officeDocument/2006/customXml" ds:itemID="{E8AB44A3-7C62-4BD2-82ED-8ABC209970FA}">
   <ds:schemaRefs>
     <ds:schemaRef ds:uri="http://schemas.openxmlformats.org/officeDocument/2006/bibliography"/>
@@ -22451,40 +22947,14 @@
 </ds:datastoreItem>
 </file>
 
-<file path=customXml/itemProps2.xml><?xml version="1.0" encoding="utf-8"?>
-<ds:datastoreItem xmlns:ds="http://schemas.openxmlformats.org/officeDocument/2006/customXml" ds:itemID="{1145D752-ACC1-45E1-AB53-0C756F67FC7F}">
-  <ds:schemaRefs>
-    <ds:schemaRef ds:uri="http://schemas.microsoft.com/office/2006/metadata/properties"/>
-    <ds:schemaRef ds:uri="http://schemas.microsoft.com/office/infopath/2007/PartnerControls"/>
-    <ds:schemaRef ds:uri="13c90a0b-73bc-4dc0-be5f-28d77b615beb"/>
-    <ds:schemaRef ds:uri="13c93bba-48ce-428c-bfe5-88b42c19b028"/>
-  </ds:schemaRefs>
-</ds:datastoreItem>
+<file path=customXml/itemProps3.xml><?xml version="1.0" encoding="utf-8"?>
+<ds:datastoreItem xmlns:ds="http://schemas.openxmlformats.org/officeDocument/2006/customXml" ds:itemID="{F1F8377E-B2F7-4AB6-B9EB-1B05A339C4B6}"/>
 </file>
 
-<file path=customXml/itemProps3.xml><?xml version="1.0" encoding="utf-8"?>
+<file path=customXml/itemProps4.xml><?xml version="1.0" encoding="utf-8"?>
 <ds:datastoreItem xmlns:ds="http://schemas.openxmlformats.org/officeDocument/2006/customXml" ds:itemID="{81CBDEC1-3B00-44ED-AD36-0268077980BA}">
   <ds:schemaRefs>
     <ds:schemaRef ds:uri="http://schemas.microsoft.com/sharepoint/v3/contenttype/forms"/>
   </ds:schemaRefs>
 </ds:datastoreItem>
-</file>
-
-<file path=customXml/itemProps4.xml><?xml version="1.0" encoding="utf-8"?>
-<ds:datastoreItem xmlns:ds="http://schemas.openxmlformats.org/officeDocument/2006/customXml" ds:itemID="{FA9228D4-63CE-4DE6-A731-7597D7D6104E}">
-  <ds:schemaRefs>
-    <ds:schemaRef ds:uri="http://schemas.microsoft.com/office/2006/metadata/contentType"/>
-    <ds:schemaRef ds:uri="http://schemas.microsoft.com/office/2006/metadata/properties/metaAttributes"/>
-    <ds:schemaRef ds:uri="http://www.w3.org/2001/XMLSchema"/>
-    <ds:schemaRef ds:uri="http://schemas.microsoft.com/office/2006/metadata/properties"/>
-    <ds:schemaRef ds:uri="13c90a0b-73bc-4dc0-be5f-28d77b615beb"/>
-    <ds:schemaRef ds:uri="13c93bba-48ce-428c-bfe5-88b42c19b028"/>
-    <ds:schemaRef ds:uri="http://schemas.microsoft.com/office/2006/documentManagement/types"/>
-    <ds:schemaRef ds:uri="http://schemas.microsoft.com/office/infopath/2007/PartnerControls"/>
-    <ds:schemaRef ds:uri="http://schemas.openxmlformats.org/package/2006/metadata/core-properties"/>
-    <ds:schemaRef ds:uri="http://purl.org/dc/elements/1.1/"/>
-    <ds:schemaRef ds:uri="http://purl.org/dc/terms/"/>
-    <ds:schemaRef ds:uri="http://schemas.microsoft.com/internal/obd"/>
-  </ds:schemaRefs>
-</ds:datastoreItem>
 </file>
--- a/fuentes/41730056_CFA02_DU.docx
+++ b/fuentes/41730056_CFA02_DU.docx
@@ -207,7 +207,7 @@
               </wp:anchor>
             </w:drawing>
           </mc:Choice>
-          <mc:Fallback xmlns:oel="http://schemas.microsoft.com/office/2019/extlst" xmlns:w16du="http://schemas.microsoft.com/office/word/2023/wordml/word16du" xmlns:w16sdtfl="http://schemas.microsoft.com/office/word/2024/wordml/sdtformatlock">
+          <mc:Fallback xmlns:w16sdtfl="http://schemas.microsoft.com/office/word/2024/wordml/sdtformatlock" xmlns:w16du="http://schemas.microsoft.com/office/word/2023/wordml/word16du" xmlns:oel="http://schemas.microsoft.com/office/2019/extlst">
             <w:pict>
               <v:rect w14:anchorId="4D2A1200" id="Rectángulo 3" o:spid="_x0000_s1026" alt="&quot;&quot;" style="position:absolute;margin-left:0;margin-top:18.3pt;width:616.85pt;height:192.75pt;z-index:-251655168;visibility:visible;mso-wrap-style:square;mso-width-percent:0;mso-height-percent:0;mso-wrap-distance-left:9pt;mso-wrap-distance-top:0;mso-wrap-distance-right:9pt;mso-wrap-distance-bottom:0;mso-position-horizontal:left;mso-position-horizontal-relative:page;mso-position-vertical:absolute;mso-position-vertical-relative:text;mso-width-percent:0;mso-height-percent:0;mso-width-relative:margin;mso-height-relative:margin;v-text-anchor:middle" o:gfxdata="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" fillcolor="#00314d" stroked="f" strokeweight="1pt">
                 <w10:wrap anchorx="page"/>
@@ -312,13 +312,13 @@
               </wp:anchor>
             </w:drawing>
           </mc:Choice>
-          <mc:Fallback xmlns:oel="http://schemas.microsoft.com/office/2019/extlst" xmlns:w16du="http://schemas.microsoft.com/office/word/2023/wordml/word16du" xmlns:w16sdtfl="http://schemas.microsoft.com/office/word/2024/wordml/sdtformatlock">
+          <mc:Fallback>
             <w:pict>
               <v:shapetype w14:anchorId="2E2DABF6" id="_x0000_t202" coordsize="21600,21600" o:spt="202" path="m,l,21600r21600,l21600,xe">
                 <v:stroke joinstyle="miter"/>
                 <v:path gradientshapeok="t" o:connecttype="rect"/>
               </v:shapetype>
-              <v:shape id="Cuadro de texto 2" o:spid="_x0000_s1026" type="#_x0000_t202" alt="&quot;&quot;" style="position:absolute;left:0;text-align:left;margin-left:-16.4pt;margin-top:14.35pt;width:488.95pt;height:143.25pt;z-index:251663360;visibility:visible;mso-wrap-style:square;mso-width-percent:0;mso-height-percent:0;mso-wrap-distance-left:9pt;mso-wrap-distance-top:3.6pt;mso-wrap-distance-right:9pt;mso-wrap-distance-bottom:3.6pt;mso-position-horizontal:absolute;mso-position-horizontal-relative:text;mso-position-vertical:absolute;mso-position-vertical-relative:text;mso-width-percent:0;mso-height-percent:0;mso-width-relative:margin;mso-height-relative:margin;v-text-anchor:top" o:gfxdata="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" filled="f" stroked="f">
+              <v:shape id="Cuadro de texto 2" o:spid="_x0000_s1026" type="#_x0000_t202" alt="&quot;&quot;" style="position:absolute;left:0;text-align:left;margin-left:-16.4pt;margin-top:14.35pt;width:488.95pt;height:143.25pt;z-index:251663360;visibility:visible;mso-wrap-style:square;mso-width-percent:0;mso-height-percent:0;mso-wrap-distance-left:9pt;mso-wrap-distance-top:3.6pt;mso-wrap-distance-right:9pt;mso-wrap-distance-bottom:3.6pt;mso-position-horizontal:absolute;mso-position-horizontal-relative:text;mso-position-vertical:absolute;mso-position-vertical-relative:text;mso-width-percent:0;mso-height-percent:0;mso-width-relative:margin;mso-height-relative:margin;v-text-anchor:top" o:gfxdata="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" filled="f" stroked="f">
                 <v:textbox>
                   <w:txbxContent>
                     <w:p>
@@ -8525,16 +8525,32 @@
         <w:rPr>
           <w:sz w:val="24"/>
           <w:szCs w:val="24"/>
-          <w:lang w:eastAsia="es-CO"/>
+          <w:lang w:val="es-419" w:eastAsia="es-CO"/>
         </w:rPr>
       </w:pPr>
       <w:r>
         <w:rPr>
           <w:sz w:val="24"/>
           <w:szCs w:val="24"/>
-          <w:lang w:eastAsia="es-CO"/>
-        </w:rPr>
-        <w:t>Nota. SENA, 2025.</w:t>
+          <w:lang w:val="es-419" w:eastAsia="es-CO"/>
+        </w:rPr>
+        <w:t xml:space="preserve">Nota. </w:t>
+      </w:r>
+      <w:r>
+        <w:rPr>
+          <w:sz w:val="24"/>
+          <w:szCs w:val="24"/>
+          <w:lang w:val="es-419" w:eastAsia="es-CO"/>
+        </w:rPr>
+        <w:t xml:space="preserve">INS, </w:t>
+      </w:r>
+      <w:r>
+        <w:rPr>
+          <w:sz w:val="24"/>
+          <w:szCs w:val="24"/>
+          <w:lang w:val="es-419" w:eastAsia="es-CO"/>
+        </w:rPr>
+        <w:t>SENA 2025.</w:t>
       </w:r>
     </w:p>
     <w:p>
@@ -9221,22 +9237,40 @@
         <w:rPr>
           <w:sz w:val="24"/>
           <w:szCs w:val="24"/>
-        </w:rPr>
-      </w:pPr>
+          <w:lang w:val="es-419" w:eastAsia="es-CO"/>
+        </w:rPr>
+      </w:pPr>
+      <w:bookmarkStart w:id="16" w:name="_Toc222251124"/>
+      <w:bookmarkStart w:id="17" w:name="_Toc223362081"/>
       <w:r>
         <w:rPr>
           <w:sz w:val="24"/>
           <w:szCs w:val="24"/>
-        </w:rPr>
-        <w:t>Nota. SENA, 2025.</w:t>
+          <w:lang w:val="es-419" w:eastAsia="es-CO"/>
+        </w:rPr>
+        <w:t xml:space="preserve">Nota. </w:t>
+      </w:r>
+      <w:r>
+        <w:rPr>
+          <w:sz w:val="24"/>
+          <w:szCs w:val="24"/>
+          <w:lang w:val="es-419" w:eastAsia="es-CO"/>
+        </w:rPr>
+        <w:t xml:space="preserve">INS, </w:t>
+      </w:r>
+      <w:r>
+        <w:rPr>
+          <w:sz w:val="24"/>
+          <w:szCs w:val="24"/>
+          <w:lang w:val="es-419" w:eastAsia="es-CO"/>
+        </w:rPr>
+        <w:t>SENA 2025.</w:t>
       </w:r>
     </w:p>
     <w:p>
       <w:pPr>
         <w:pStyle w:val="Ttulo2"/>
       </w:pPr>
-      <w:bookmarkStart w:id="16" w:name="_Toc222251124"/>
-      <w:bookmarkStart w:id="17" w:name="_Toc223362081"/>
       <w:r>
         <w:t>Etapas para desarrollar un MVP</w:t>
       </w:r>
@@ -9363,7 +9397,14 @@
         <w:rPr>
           <w:lang w:eastAsia="es-CO"/>
         </w:rPr>
-        <w:t>: en esta fase se lanza el MVP a usuarios iniciales, recopilando información mediante diversas herramientas, para medir métricas clave de uso y desempeño, y se realizan iteraciones contin</w:t>
+        <w:t xml:space="preserve">: en esta fase se lanza el MVP a usuarios iniciales, recopilando información mediante diversas herramientas, para medir métricas clave de uso y desempeño, y se realizan iteraciones </w:t>
+      </w:r>
+      <w:proofErr w:type="gramStart"/>
+      <w:r>
+        <w:rPr>
+          <w:lang w:eastAsia="es-CO"/>
+        </w:rPr>
+        <w:t>contin</w:t>
       </w:r>
       <w:r>
         <w:rPr>
@@ -9375,7 +9416,14 @@
         <w:rPr>
           <w:lang w:eastAsia="es-CO"/>
         </w:rPr>
-        <w:t>as basadas en datos para mejorar y ajustar el producto.</w:t>
+        <w:t>as</w:t>
+      </w:r>
+      <w:proofErr w:type="gramEnd"/>
+      <w:r>
+        <w:rPr>
+          <w:lang w:eastAsia="es-CO"/>
+        </w:rPr>
+        <w:t xml:space="preserve"> basadas en datos para mejorar y ajustar el producto.</w:t>
       </w:r>
     </w:p>
     <w:p>
@@ -11916,16 +11964,32 @@
         <w:rPr>
           <w:sz w:val="24"/>
           <w:szCs w:val="24"/>
-          <w:lang w:eastAsia="es-CO"/>
+          <w:lang w:val="es-419" w:eastAsia="es-CO"/>
         </w:rPr>
       </w:pPr>
       <w:r>
         <w:rPr>
           <w:sz w:val="24"/>
           <w:szCs w:val="24"/>
-          <w:lang w:eastAsia="es-CO"/>
-        </w:rPr>
-        <w:t>Nota. SENA, 2025.</w:t>
+          <w:lang w:val="es-419" w:eastAsia="es-CO"/>
+        </w:rPr>
+        <w:t xml:space="preserve">Nota. </w:t>
+      </w:r>
+      <w:r>
+        <w:rPr>
+          <w:sz w:val="24"/>
+          <w:szCs w:val="24"/>
+          <w:lang w:val="es-419" w:eastAsia="es-CO"/>
+        </w:rPr>
+        <w:t xml:space="preserve">INS, </w:t>
+      </w:r>
+      <w:r>
+        <w:rPr>
+          <w:sz w:val="24"/>
+          <w:szCs w:val="24"/>
+          <w:lang w:val="es-419" w:eastAsia="es-CO"/>
+        </w:rPr>
+        <w:t>SENA 2025.</w:t>
       </w:r>
     </w:p>
     <w:p>
@@ -12716,22 +12780,34 @@
       <w:pPr>
         <w:ind w:firstLine="0"/>
         <w:rPr>
-          <w:lang w:eastAsia="es-CO"/>
-        </w:rPr>
-      </w:pPr>
-      <w:r>
-        <w:rPr>
           <w:sz w:val="24"/>
           <w:szCs w:val="24"/>
-          <w:lang w:eastAsia="es-CO"/>
-        </w:rPr>
-        <w:t>Nota. SENA, 2025</w:t>
-      </w:r>
-      <w:r>
-        <w:rPr>
-          <w:lang w:eastAsia="es-CO"/>
-        </w:rPr>
-        <w:t>.</w:t>
+          <w:lang w:val="es-419" w:eastAsia="es-CO"/>
+        </w:rPr>
+      </w:pPr>
+      <w:r>
+        <w:rPr>
+          <w:sz w:val="24"/>
+          <w:szCs w:val="24"/>
+          <w:lang w:val="es-419" w:eastAsia="es-CO"/>
+        </w:rPr>
+        <w:t xml:space="preserve">Nota. </w:t>
+      </w:r>
+      <w:r>
+        <w:rPr>
+          <w:sz w:val="24"/>
+          <w:szCs w:val="24"/>
+          <w:lang w:val="es-419" w:eastAsia="es-CO"/>
+        </w:rPr>
+        <w:t xml:space="preserve">INS, </w:t>
+      </w:r>
+      <w:r>
+        <w:rPr>
+          <w:sz w:val="24"/>
+          <w:szCs w:val="24"/>
+          <w:lang w:val="es-419" w:eastAsia="es-CO"/>
+        </w:rPr>
+        <w:t>SENA 2025.</w:t>
       </w:r>
     </w:p>
     <w:p>
@@ -15661,13 +15737,13 @@
                 </wp:anchor>
               </w:drawing>
             </mc:Choice>
-            <mc:Fallback xmlns:oel="http://schemas.microsoft.com/office/2019/extlst" xmlns:w16du="http://schemas.microsoft.com/office/word/2023/wordml/word16du" xmlns:w16sdtfl="http://schemas.microsoft.com/office/word/2024/wordml/sdtformatlock">
+            <mc:Fallback>
               <w:pict>
                 <v:shapetype w14:anchorId="797C42AF" id="_x0000_t202" coordsize="21600,21600" o:spt="202" path="m,l,21600r21600,l21600,xe">
                   <v:stroke joinstyle="miter"/>
                   <v:path gradientshapeok="t" o:connecttype="rect"/>
                 </v:shapetype>
-                <v:shape id="_x0000_s1027" type="#_x0000_t202" alt="&quot;&quot;" style="position:absolute;left:0;text-align:left;margin-left:16.1pt;margin-top:9.45pt;width:455.15pt;height:41.4pt;z-index:251661312;visibility:visible;mso-wrap-style:square;mso-width-percent:0;mso-height-percent:0;mso-wrap-distance-left:9pt;mso-wrap-distance-top:3.6pt;mso-wrap-distance-right:9pt;mso-wrap-distance-bottom:3.6pt;mso-position-horizontal:absolute;mso-position-horizontal-relative:text;mso-position-vertical:absolute;mso-position-vertical-relative:text;mso-width-percent:0;mso-height-percent:0;mso-width-relative:margin;mso-height-relative:margin;v-text-anchor:top" o:gfxdata="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" stroked="f">
+                <v:shape id="_x0000_s1027" type="#_x0000_t202" alt="&quot;&quot;" style="position:absolute;left:0;text-align:left;margin-left:16.1pt;margin-top:9.45pt;width:455.15pt;height:41.4pt;z-index:251661312;visibility:visible;mso-wrap-style:square;mso-width-percent:0;mso-height-percent:0;mso-wrap-distance-left:9pt;mso-wrap-distance-top:3.6pt;mso-wrap-distance-right:9pt;mso-wrap-distance-bottom:3.6pt;mso-position-horizontal:absolute;mso-position-horizontal-relative:text;mso-position-vertical:absolute;mso-position-vertical-relative:text;mso-width-percent:0;mso-height-percent:0;mso-width-relative:margin;mso-height-relative:margin;v-text-anchor:top" o:gfxdata="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" stroked="f">
                   <v:textbox>
                     <w:txbxContent>
                       <w:p>
@@ -21253,7 +21329,7 @@
   <w:style w:type="paragraph" w:default="1" w:styleId="Normal">
     <w:name w:val="Normal"/>
     <w:qFormat/>
-    <w:rsid w:val="00161507"/>
+    <w:rsid w:val="00F60C5A"/>
     <w:pPr>
       <w:spacing w:before="160" w:after="120" w:line="360" w:lineRule="auto"/>
       <w:ind w:firstLine="709"/>
@@ -22715,7 +22791,12 @@
 </file>
 
 <file path=customXml/item2.xml><?xml version="1.0" encoding="utf-8"?>
-<b:Sources xmlns:b="http://schemas.openxmlformats.org/officeDocument/2006/bibliography" xmlns="http://schemas.openxmlformats.org/officeDocument/2006/bibliography" SelectedStyle="\APASixthEditionOfficeOnline.xsl" StyleName="APA" Version="6"/>
+<?mso-contentType ?>
+<FormTemplates xmlns="http://schemas.microsoft.com/sharepoint/v3/contenttype/forms">
+  <Display>DocumentLibraryForm</Display>
+  <Edit>DocumentLibraryForm</Edit>
+  <New>DocumentLibraryForm</New>
+</FormTemplates>
 </file>
 
 <file path=customXml/item3.xml><?xml version="1.0" encoding="utf-8"?>
@@ -22920,12 +23001,7 @@
 </file>
 
 <file path=customXml/item4.xml><?xml version="1.0" encoding="utf-8"?>
-<?mso-contentType ?>
-<FormTemplates xmlns="http://schemas.microsoft.com/sharepoint/v3/contenttype/forms">
-  <Display>DocumentLibraryForm</Display>
-  <Edit>DocumentLibraryForm</Edit>
-  <New>DocumentLibraryForm</New>
-</FormTemplates>
+<b:Sources xmlns:b="http://schemas.openxmlformats.org/officeDocument/2006/bibliography" xmlns="http://schemas.openxmlformats.org/officeDocument/2006/bibliography" SelectedStyle="\APASixthEditionOfficeOnline.xsl" StyleName="APA" Version="6"/>
 </file>
 
 <file path=customXml/itemProps1.xml><?xml version="1.0" encoding="utf-8"?>
@@ -22940,21 +23016,36 @@
 </file>
 
 <file path=customXml/itemProps2.xml><?xml version="1.0" encoding="utf-8"?>
+<ds:datastoreItem xmlns:ds="http://schemas.openxmlformats.org/officeDocument/2006/customXml" ds:itemID="{81CBDEC1-3B00-44ED-AD36-0268077980BA}">
+  <ds:schemaRefs>
+    <ds:schemaRef ds:uri="http://schemas.microsoft.com/sharepoint/v3/contenttype/forms"/>
+  </ds:schemaRefs>
+</ds:datastoreItem>
+</file>
+
+<file path=customXml/itemProps3.xml><?xml version="1.0" encoding="utf-8"?>
+<ds:datastoreItem xmlns:ds="http://schemas.openxmlformats.org/officeDocument/2006/customXml" ds:itemID="{F1F8377E-B2F7-4AB6-B9EB-1B05A339C4B6}">
+  <ds:schemaRefs>
+    <ds:schemaRef ds:uri="http://schemas.microsoft.com/office/2006/metadata/contentType"/>
+    <ds:schemaRef ds:uri="http://schemas.microsoft.com/office/2006/metadata/properties/metaAttributes"/>
+    <ds:schemaRef ds:uri="http://www.w3.org/2001/XMLSchema"/>
+    <ds:schemaRef ds:uri="http://schemas.microsoft.com/office/2006/metadata/properties"/>
+    <ds:schemaRef ds:uri="42760c81-fd8e-4d59-8953-7cdb9f38b14f"/>
+    <ds:schemaRef ds:uri="67a0edcd-0de5-43ed-8c27-e32f38a00c91"/>
+    <ds:schemaRef ds:uri="http://schemas.microsoft.com/office/2006/documentManagement/types"/>
+    <ds:schemaRef ds:uri="http://schemas.microsoft.com/office/infopath/2007/PartnerControls"/>
+    <ds:schemaRef ds:uri="http://schemas.openxmlformats.org/package/2006/metadata/core-properties"/>
+    <ds:schemaRef ds:uri="http://purl.org/dc/elements/1.1/"/>
+    <ds:schemaRef ds:uri="http://purl.org/dc/terms/"/>
+    <ds:schemaRef ds:uri="http://schemas.microsoft.com/internal/obd"/>
+  </ds:schemaRefs>
+</ds:datastoreItem>
+</file>
+
+<file path=customXml/itemProps4.xml><?xml version="1.0" encoding="utf-8"?>
 <ds:datastoreItem xmlns:ds="http://schemas.openxmlformats.org/officeDocument/2006/customXml" ds:itemID="{E8AB44A3-7C62-4BD2-82ED-8ABC209970FA}">
   <ds:schemaRefs>
     <ds:schemaRef ds:uri="http://schemas.openxmlformats.org/officeDocument/2006/bibliography"/>
   </ds:schemaRefs>
 </ds:datastoreItem>
-</file>
-
-<file path=customXml/itemProps3.xml><?xml version="1.0" encoding="utf-8"?>
-<ds:datastoreItem xmlns:ds="http://schemas.openxmlformats.org/officeDocument/2006/customXml" ds:itemID="{F1F8377E-B2F7-4AB6-B9EB-1B05A339C4B6}"/>
-</file>
-
-<file path=customXml/itemProps4.xml><?xml version="1.0" encoding="utf-8"?>
-<ds:datastoreItem xmlns:ds="http://schemas.openxmlformats.org/officeDocument/2006/customXml" ds:itemID="{81CBDEC1-3B00-44ED-AD36-0268077980BA}">
-  <ds:schemaRefs>
-    <ds:schemaRef ds:uri="http://schemas.microsoft.com/sharepoint/v3/contenttype/forms"/>
-  </ds:schemaRefs>
-</ds:datastoreItem>
 </file>